--- a/docs/РП ИИ/Б1.В.08 РП ТехПрог 01.03.04 ДГНефедов.docx
+++ b/docs/РП ИИ/Б1.В.08 РП ТехПрог 01.03.04 ДГНефедов.docx
@@ -210,7 +210,7 @@
     </w:p>
     <w:p>
       <w:pPr>
-        <w:spacing w:before="0" w:after="1440" w:line="240" w:lineRule="auto"/>
+        <w:spacing w:before="0" w:after="2880" w:line="240" w:lineRule="auto"/>
         <w:jc w:val="center"/>
       </w:pPr>
       <w:r>
@@ -250,6 +250,7 @@
     <w:p>
       <w:pPr>
         <w:spacing w:before="0" w:after="360" w:line="240" w:lineRule="auto"/>
+        <w:jc w:val="both"/>
       </w:pPr>
       <w:r>
         <w:rPr>
@@ -266,6 +267,7 @@
     <w:p>
       <w:pPr>
         <w:spacing w:before="0" w:after="240" w:line="240" w:lineRule="auto"/>
+        <w:jc w:val="both"/>
       </w:pPr>
       <w:r>
         <w:rPr>
@@ -282,11 +284,13 @@
     <w:p>
       <w:pPr>
         <w:spacing w:before="0" w:after="240" w:line="240" w:lineRule="auto"/>
+        <w:jc w:val="both"/>
       </w:pPr>
     </w:p>
     <w:p>
       <w:pPr>
         <w:spacing w:before="0" w:after="120" w:line="240" w:lineRule="auto"/>
+        <w:jc w:val="both"/>
       </w:pPr>
       <w:r>
         <w:rPr>
@@ -303,6 +307,7 @@
     <w:p>
       <w:pPr>
         <w:spacing w:before="0" w:after="480" w:line="240" w:lineRule="auto"/>
+        <w:jc w:val="both"/>
       </w:pPr>
       <w:r>
         <w:rPr>
@@ -319,6 +324,7 @@
     <w:p>
       <w:pPr>
         <w:spacing w:before="0" w:after="480" w:line="240" w:lineRule="auto"/>
+        <w:jc w:val="both"/>
       </w:pPr>
       <w:r>
         <w:rPr>
@@ -335,6 +341,7 @@
     <w:p>
       <w:pPr>
         <w:spacing w:before="0" w:after="240" w:line="240" w:lineRule="auto"/>
+        <w:jc w:val="both"/>
       </w:pPr>
       <w:r>
         <w:rPr>
@@ -351,6 +358,7 @@
     <w:p>
       <w:pPr>
         <w:spacing w:before="0" w:after="360" w:line="240" w:lineRule="auto"/>
+        <w:jc w:val="both"/>
       </w:pPr>
       <w:r>
         <w:rPr>
@@ -367,6 +375,7 @@
     <w:p>
       <w:pPr>
         <w:spacing w:before="0" w:after="480" w:line="240" w:lineRule="auto"/>
+        <w:jc w:val="both"/>
       </w:pPr>
       <w:r>
         <w:rPr>
@@ -379,12 +388,14 @@
         </w:rPr>
         <w:t>Протокол заседания учебно-методической комиссии по УГСН</w:t>
         <w:br/>
+        <w:br/>
         <w:t>01.00.00 «Математика и механика» от «____» _______________ 2026 г. №_______</w:t>
       </w:r>
     </w:p>
     <w:p>
       <w:pPr>
         <w:spacing w:before="0" w:after="480" w:line="240" w:lineRule="auto"/>
+        <w:jc w:val="both"/>
       </w:pPr>
       <w:r>
         <w:rPr>
@@ -397,12 +408,14 @@
         </w:rPr>
         <w:t>Председатель учебно-методической комиссии по УГСН</w:t>
         <w:br/>
-        <w:t>01.00.00 «Математика и механика» _______________________ В.Г. Суфиянов</w:t>
+        <w:br/>
+        <w:t>01.00.00 «Математика и механика» _________________ В.Г. Суфиянов</w:t>
       </w:r>
     </w:p>
     <w:p>
       <w:pPr>
         <w:spacing w:before="0" w:after="120" w:line="240" w:lineRule="auto"/>
+        <w:jc w:val="both"/>
       </w:pPr>
       <w:r>
         <w:rPr>
@@ -413,7 +426,7 @@
           <w:sz w:val="28"/>
           <w:rFonts w:ascii="Times New Roman" w:hAnsi="Times New Roman" w:cs="Times New Roman" w:eastAsia="Times New Roman"/>
         </w:rPr>
-        <w:t>Руководитель образовательной программы _______________________ С.А. Королев</w:t>
+        <w:t>Руководитель образовательной программы _________________ С.А. Королев</w:t>
       </w:r>
     </w:p>
     <w:p>
@@ -467,7 +480,7 @@
           <w:p>
             <w:pPr>
               <w:spacing w:before="0" w:after="0" w:line="240" w:lineRule="auto"/>
-              <w:jc w:val="left"/>
+              <w:jc w:val="both"/>
             </w:pPr>
             <w:r/>
             <w:r>
@@ -497,7 +510,7 @@
           <w:p>
             <w:pPr>
               <w:spacing w:before="0" w:after="0" w:line="240" w:lineRule="auto"/>
-              <w:jc w:val="left"/>
+              <w:jc w:val="both"/>
             </w:pPr>
             <w:r/>
             <w:r>
@@ -532,7 +545,7 @@
           <w:p>
             <w:pPr>
               <w:spacing w:before="0" w:after="0" w:line="240" w:lineRule="auto"/>
-              <w:jc w:val="left"/>
+              <w:jc w:val="both"/>
             </w:pPr>
             <w:r/>
             <w:r>
@@ -562,7 +575,7 @@
           <w:p>
             <w:pPr>
               <w:spacing w:before="0" w:after="0" w:line="240" w:lineRule="auto"/>
-              <w:jc w:val="left"/>
+              <w:jc w:val="both"/>
             </w:pPr>
             <w:r/>
             <w:r>
@@ -597,7 +610,7 @@
           <w:p>
             <w:pPr>
               <w:spacing w:before="0" w:after="0" w:line="240" w:lineRule="auto"/>
-              <w:jc w:val="left"/>
+              <w:jc w:val="both"/>
             </w:pPr>
             <w:r/>
             <w:r>
@@ -627,7 +640,7 @@
           <w:p>
             <w:pPr>
               <w:spacing w:before="0" w:after="0" w:line="240" w:lineRule="auto"/>
-              <w:jc w:val="left"/>
+              <w:jc w:val="both"/>
             </w:pPr>
             <w:r/>
             <w:r>
@@ -662,7 +675,7 @@
           <w:p>
             <w:pPr>
               <w:spacing w:before="0" w:after="0" w:line="240" w:lineRule="auto"/>
-              <w:jc w:val="left"/>
+              <w:jc w:val="both"/>
             </w:pPr>
             <w:r/>
             <w:r>
@@ -692,7 +705,7 @@
           <w:p>
             <w:pPr>
               <w:spacing w:before="0" w:after="0" w:line="240" w:lineRule="auto"/>
-              <w:jc w:val="left"/>
+              <w:jc w:val="both"/>
             </w:pPr>
             <w:r/>
             <w:r>
@@ -727,7 +740,7 @@
           <w:p>
             <w:pPr>
               <w:spacing w:before="0" w:after="0" w:line="240" w:lineRule="auto"/>
-              <w:jc w:val="left"/>
+              <w:jc w:val="both"/>
             </w:pPr>
             <w:r/>
             <w:r>
@@ -757,7 +770,7 @@
           <w:p>
             <w:pPr>
               <w:spacing w:before="0" w:after="0" w:line="240" w:lineRule="auto"/>
-              <w:jc w:val="left"/>
+              <w:jc w:val="both"/>
             </w:pPr>
             <w:r/>
             <w:r>
@@ -769,7 +782,7 @@
                 <w:sz w:val="22"/>
                 <w:rFonts w:ascii="Times New Roman" w:hAnsi="Times New Roman" w:cs="Times New Roman" w:eastAsia="Times New Roman"/>
               </w:rPr>
-              <w:t>3 з.е. / 72 часов</w:t>
+              <w:t>3 з.е. / 108 часов</w:t>
             </w:r>
           </w:p>
         </w:tc>
@@ -792,7 +805,7 @@
           <w:p>
             <w:pPr>
               <w:spacing w:before="0" w:after="0" w:line="240" w:lineRule="auto"/>
-              <w:jc w:val="left"/>
+              <w:jc w:val="both"/>
             </w:pPr>
             <w:r/>
             <w:r>
@@ -822,7 +835,7 @@
           <w:p>
             <w:pPr>
               <w:spacing w:before="0" w:after="0" w:line="240" w:lineRule="auto"/>
-              <w:jc w:val="left"/>
+              <w:jc w:val="both"/>
             </w:pPr>
             <w:r/>
             <w:r>
@@ -857,7 +870,7 @@
           <w:p>
             <w:pPr>
               <w:spacing w:before="0" w:after="0" w:line="240" w:lineRule="auto"/>
-              <w:jc w:val="left"/>
+              <w:jc w:val="both"/>
             </w:pPr>
             <w:r/>
             <w:r>
@@ -887,7 +900,7 @@
           <w:p>
             <w:pPr>
               <w:spacing w:before="0" w:after="0" w:line="240" w:lineRule="auto"/>
-              <w:jc w:val="left"/>
+              <w:jc w:val="both"/>
             </w:pPr>
             <w:r/>
             <w:r>
@@ -926,7 +939,7 @@
           <w:p>
             <w:pPr>
               <w:spacing w:before="0" w:after="0" w:line="240" w:lineRule="auto"/>
-              <w:jc w:val="left"/>
+              <w:jc w:val="both"/>
             </w:pPr>
             <w:r/>
             <w:r>
@@ -956,7 +969,7 @@
           <w:p>
             <w:pPr>
               <w:spacing w:before="0" w:after="0" w:line="240" w:lineRule="auto"/>
-              <w:jc w:val="left"/>
+              <w:jc w:val="both"/>
             </w:pPr>
             <w:r/>
             <w:r>
@@ -993,7 +1006,7 @@
           <w:p>
             <w:pPr>
               <w:spacing w:before="0" w:after="0" w:line="240" w:lineRule="auto"/>
-              <w:jc w:val="left"/>
+              <w:jc w:val="both"/>
             </w:pPr>
             <w:r/>
             <w:r>
@@ -1023,7 +1036,7 @@
           <w:p>
             <w:pPr>
               <w:spacing w:before="0" w:after="0" w:line="240" w:lineRule="auto"/>
-              <w:jc w:val="left"/>
+              <w:jc w:val="both"/>
             </w:pPr>
             <w:r/>
             <w:r>
@@ -1049,6 +1062,7 @@
     <w:p>
       <w:pPr>
         <w:spacing w:before="0" w:after="240" w:line="240" w:lineRule="auto"/>
+        <w:jc w:val="both"/>
       </w:pPr>
       <w:r>
         <w:rPr>
@@ -1065,6 +1079,7 @@
     <w:p>
       <w:pPr>
         <w:spacing w:before="0" w:after="120" w:line="240" w:lineRule="auto"/>
+        <w:jc w:val="both"/>
       </w:pPr>
       <w:r>
         <w:rPr>
@@ -1081,6 +1096,7 @@
     <w:p>
       <w:pPr>
         <w:spacing w:before="0" w:after="120" w:line="240" w:lineRule="auto"/>
+        <w:jc w:val="both"/>
       </w:pPr>
       <w:r>
         <w:rPr>
@@ -1097,6 +1113,7 @@
     <w:p>
       <w:pPr>
         <w:spacing w:before="0" w:after="120" w:line="240" w:lineRule="auto"/>
+        <w:jc w:val="both"/>
       </w:pPr>
       <w:r>
         <w:rPr>
@@ -1113,6 +1130,7 @@
     <w:p>
       <w:pPr>
         <w:spacing w:before="0" w:after="120" w:line="240" w:lineRule="auto"/>
+        <w:jc w:val="both"/>
       </w:pPr>
       <w:r>
         <w:rPr>
@@ -1129,6 +1147,7 @@
     <w:p>
       <w:pPr>
         <w:spacing w:before="0" w:after="120" w:line="240" w:lineRule="auto"/>
+        <w:jc w:val="both"/>
       </w:pPr>
       <w:r>
         <w:rPr>
@@ -1145,6 +1164,7 @@
     <w:p>
       <w:pPr>
         <w:spacing w:before="0" w:after="240" w:line="240" w:lineRule="auto"/>
+        <w:jc w:val="both"/>
       </w:pPr>
       <w:r>
         <w:rPr>
@@ -1161,6 +1181,7 @@
     <w:p>
       <w:pPr>
         <w:spacing w:before="0" w:after="120" w:line="240" w:lineRule="auto"/>
+        <w:jc w:val="both"/>
       </w:pPr>
       <w:r>
         <w:rPr>
@@ -1176,7 +1197,8 @@
     </w:p>
     <w:p>
       <w:pPr>
-        <w:spacing w:before="0" w:after="120" w:line="240" w:lineRule="auto"/>
+        <w:spacing w:before="240" w:after="120" w:line="240" w:lineRule="auto"/>
+        <w:jc w:val="both"/>
       </w:pPr>
       <w:r>
         <w:rPr>
@@ -1190,57 +1212,281 @@
         <w:t>Знания, приобретаемые в ходе освоения дисциплины:</w:t>
       </w:r>
     </w:p>
+    <w:tbl>
+      <w:tblPr>
+        <w:tblStyle w:val="TableGrid"/>
+        <w:tblW w:type="auto" w:w="0"/>
+        <w:jc w:val="center"/>
+        <w:tblLook w:firstColumn="1" w:firstRow="1" w:lastColumn="0" w:lastRow="0" w:noHBand="0" w:noVBand="1" w:val="04A0"/>
+      </w:tblPr>
+      <w:tblGrid>
+        <w:gridCol w:w="4844"/>
+        <w:gridCol w:w="4844"/>
+      </w:tblGrid>
+      <w:tr>
+        <w:tc>
+          <w:tcPr>
+            <w:tcW w:type="dxa" w:w="850"/>
+            <w:vAlign w:val="center"/>
+            <w:tcMar>
+              <w:top w:w="100" w:type="dxa"/>
+              <w:bottom w:w="100" w:type="dxa"/>
+              <w:left w:w="120" w:type="dxa"/>
+              <w:right w:w="120" w:type="dxa"/>
+            </w:tcMar>
+            <w:shd w:val="clear" w:color="auto" w:fill="F2F2F2"/>
+          </w:tcPr>
+          <w:p>
+            <w:pPr>
+              <w:spacing w:before="0" w:after="0" w:line="240" w:lineRule="auto"/>
+              <w:jc w:val="center"/>
+            </w:pPr>
+            <w:r/>
+            <w:r>
+              <w:rPr>
+                <w:rFonts w:ascii="Times New Roman" w:hAnsi="Times New Roman"/>
+                <w:b/>
+                <w:i w:val="0"/>
+                <w:color w:val="000000"/>
+                <w:sz w:val="24"/>
+                <w:rFonts w:ascii="Times New Roman" w:hAnsi="Times New Roman" w:cs="Times New Roman" w:eastAsia="Times New Roman"/>
+              </w:rPr>
+              <w:t>№ п/п</w:t>
+            </w:r>
+          </w:p>
+        </w:tc>
+        <w:tc>
+          <w:tcPr>
+            <w:tcW w:type="dxa" w:w="8220"/>
+            <w:vAlign w:val="center"/>
+            <w:tcMar>
+              <w:top w:w="100" w:type="dxa"/>
+              <w:bottom w:w="100" w:type="dxa"/>
+              <w:left w:w="120" w:type="dxa"/>
+              <w:right w:w="120" w:type="dxa"/>
+            </w:tcMar>
+            <w:shd w:val="clear" w:color="auto" w:fill="F2F2F2"/>
+          </w:tcPr>
+          <w:p>
+            <w:pPr>
+              <w:spacing w:before="0" w:after="0" w:line="240" w:lineRule="auto"/>
+              <w:jc w:val="center"/>
+            </w:pPr>
+            <w:r/>
+            <w:r>
+              <w:rPr>
+                <w:rFonts w:ascii="Times New Roman" w:hAnsi="Times New Roman"/>
+                <w:b/>
+                <w:i w:val="0"/>
+                <w:color w:val="000000"/>
+                <w:sz w:val="24"/>
+                <w:rFonts w:ascii="Times New Roman" w:hAnsi="Times New Roman" w:cs="Times New Roman" w:eastAsia="Times New Roman"/>
+              </w:rPr>
+              <w:t>Знания</w:t>
+            </w:r>
+          </w:p>
+        </w:tc>
+      </w:tr>
+      <w:tr>
+        <w:trPr>
+          <w:cantSplit/>
+        </w:trPr>
+        <w:tc>
+          <w:tcPr>
+            <w:tcW w:type="dxa" w:w="850"/>
+            <w:vAlign w:val="center"/>
+            <w:tcMar>
+              <w:top w:w="100" w:type="dxa"/>
+              <w:bottom w:w="100" w:type="dxa"/>
+              <w:left w:w="120" w:type="dxa"/>
+              <w:right w:w="120" w:type="dxa"/>
+            </w:tcMar>
+          </w:tcPr>
+          <w:p>
+            <w:pPr>
+              <w:spacing w:before="0" w:after="0" w:line="240" w:lineRule="auto"/>
+              <w:jc w:val="center"/>
+            </w:pPr>
+            <w:r/>
+            <w:r>
+              <w:rPr>
+                <w:rFonts w:ascii="Times New Roman" w:hAnsi="Times New Roman"/>
+                <w:b w:val="0"/>
+                <w:i w:val="0"/>
+                <w:color w:val="000000"/>
+                <w:sz w:val="20"/>
+                <w:rFonts w:ascii="Times New Roman" w:hAnsi="Times New Roman" w:cs="Times New Roman" w:eastAsia="Times New Roman"/>
+              </w:rPr>
+              <w:t>1</w:t>
+            </w:r>
+          </w:p>
+        </w:tc>
+        <w:tc>
+          <w:tcPr>
+            <w:tcW w:type="dxa" w:w="8220"/>
+            <w:vAlign w:val="center"/>
+            <w:tcMar>
+              <w:top w:w="100" w:type="dxa"/>
+              <w:bottom w:w="100" w:type="dxa"/>
+              <w:left w:w="120" w:type="dxa"/>
+              <w:right w:w="120" w:type="dxa"/>
+            </w:tcMar>
+          </w:tcPr>
+          <w:p>
+            <w:pPr>
+              <w:spacing w:before="0" w:after="0" w:line="240" w:lineRule="auto"/>
+              <w:jc w:val="both"/>
+            </w:pPr>
+            <w:r/>
+            <w:r>
+              <w:rPr>
+                <w:rFonts w:ascii="Times New Roman" w:hAnsi="Times New Roman"/>
+                <w:b w:val="0"/>
+                <w:i w:val="0"/>
+                <w:color w:val="000000"/>
+                <w:sz w:val="20"/>
+                <w:rFonts w:ascii="Times New Roman" w:hAnsi="Times New Roman" w:cs="Times New Roman" w:eastAsia="Times New Roman"/>
+              </w:rPr>
+              <w:t>Синтаксис и семантика алгоритмического языка программирования, принципы и методология построения систем по курсу «Технология программирования»</w:t>
+            </w:r>
+          </w:p>
+        </w:tc>
+      </w:tr>
+      <w:tr>
+        <w:trPr>
+          <w:cantSplit/>
+        </w:trPr>
+        <w:tc>
+          <w:tcPr>
+            <w:tcW w:type="dxa" w:w="850"/>
+            <w:vAlign w:val="center"/>
+            <w:tcMar>
+              <w:top w:w="100" w:type="dxa"/>
+              <w:bottom w:w="100" w:type="dxa"/>
+              <w:left w:w="120" w:type="dxa"/>
+              <w:right w:w="120" w:type="dxa"/>
+            </w:tcMar>
+          </w:tcPr>
+          <w:p>
+            <w:pPr>
+              <w:spacing w:before="0" w:after="0" w:line="240" w:lineRule="auto"/>
+              <w:jc w:val="center"/>
+            </w:pPr>
+            <w:r/>
+            <w:r>
+              <w:rPr>
+                <w:rFonts w:ascii="Times New Roman" w:hAnsi="Times New Roman"/>
+                <w:b w:val="0"/>
+                <w:i w:val="0"/>
+                <w:color w:val="000000"/>
+                <w:sz w:val="20"/>
+                <w:rFonts w:ascii="Times New Roman" w:hAnsi="Times New Roman" w:cs="Times New Roman" w:eastAsia="Times New Roman"/>
+              </w:rPr>
+              <w:t>2</w:t>
+            </w:r>
+          </w:p>
+        </w:tc>
+        <w:tc>
+          <w:tcPr>
+            <w:tcW w:type="dxa" w:w="8220"/>
+            <w:vAlign w:val="center"/>
+            <w:tcMar>
+              <w:top w:w="100" w:type="dxa"/>
+              <w:bottom w:w="100" w:type="dxa"/>
+              <w:left w:w="120" w:type="dxa"/>
+              <w:right w:w="120" w:type="dxa"/>
+            </w:tcMar>
+          </w:tcPr>
+          <w:p>
+            <w:pPr>
+              <w:spacing w:before="0" w:after="0" w:line="240" w:lineRule="auto"/>
+              <w:jc w:val="both"/>
+            </w:pPr>
+            <w:r/>
+            <w:r>
+              <w:rPr>
+                <w:rFonts w:ascii="Times New Roman" w:hAnsi="Times New Roman"/>
+                <w:b w:val="0"/>
+                <w:i w:val="0"/>
+                <w:color w:val="000000"/>
+                <w:sz w:val="20"/>
+                <w:rFonts w:ascii="Times New Roman" w:hAnsi="Times New Roman" w:cs="Times New Roman" w:eastAsia="Times New Roman"/>
+              </w:rPr>
+              <w:t>Концепции и идеи объектно-ориентированного программирования и проектирования программных решений</w:t>
+            </w:r>
+          </w:p>
+        </w:tc>
+      </w:tr>
+      <w:tr>
+        <w:trPr>
+          <w:cantSplit/>
+        </w:trPr>
+        <w:tc>
+          <w:tcPr>
+            <w:tcW w:type="dxa" w:w="850"/>
+            <w:vAlign w:val="center"/>
+            <w:tcMar>
+              <w:top w:w="100" w:type="dxa"/>
+              <w:bottom w:w="100" w:type="dxa"/>
+              <w:left w:w="120" w:type="dxa"/>
+              <w:right w:w="120" w:type="dxa"/>
+            </w:tcMar>
+          </w:tcPr>
+          <w:p>
+            <w:pPr>
+              <w:spacing w:before="0" w:after="0" w:line="240" w:lineRule="auto"/>
+              <w:jc w:val="center"/>
+            </w:pPr>
+            <w:r/>
+            <w:r>
+              <w:rPr>
+                <w:rFonts w:ascii="Times New Roman" w:hAnsi="Times New Roman"/>
+                <w:b w:val="0"/>
+                <w:i w:val="0"/>
+                <w:color w:val="000000"/>
+                <w:sz w:val="20"/>
+                <w:rFonts w:ascii="Times New Roman" w:hAnsi="Times New Roman" w:cs="Times New Roman" w:eastAsia="Times New Roman"/>
+              </w:rPr>
+              <w:t>3</w:t>
+            </w:r>
+          </w:p>
+        </w:tc>
+        <w:tc>
+          <w:tcPr>
+            <w:tcW w:type="dxa" w:w="8220"/>
+            <w:vAlign w:val="center"/>
+            <w:tcMar>
+              <w:top w:w="100" w:type="dxa"/>
+              <w:bottom w:w="100" w:type="dxa"/>
+              <w:left w:w="120" w:type="dxa"/>
+              <w:right w:w="120" w:type="dxa"/>
+            </w:tcMar>
+          </w:tcPr>
+          <w:p>
+            <w:pPr>
+              <w:spacing w:before="0" w:after="0" w:line="240" w:lineRule="auto"/>
+              <w:jc w:val="both"/>
+            </w:pPr>
+            <w:r/>
+            <w:r>
+              <w:rPr>
+                <w:rFonts w:ascii="Times New Roman" w:hAnsi="Times New Roman"/>
+                <w:b w:val="0"/>
+                <w:i w:val="0"/>
+                <w:color w:val="000000"/>
+                <w:sz w:val="20"/>
+                <w:rFonts w:ascii="Times New Roman" w:hAnsi="Times New Roman" w:cs="Times New Roman" w:eastAsia="Times New Roman"/>
+              </w:rPr>
+              <w:t>Технология работы на ПК в современных операционных средах, основные методы разработки эффективных структур данных</w:t>
+            </w:r>
+          </w:p>
+        </w:tc>
+      </w:tr>
+    </w:tbl>
     <w:p>
       <w:pPr>
-        <w:spacing w:before="0" w:after="120" w:line="240" w:lineRule="auto"/>
-      </w:pPr>
-      <w:r>
-        <w:rPr>
-          <w:rFonts w:ascii="Times New Roman" w:hAnsi="Times New Roman"/>
-          <w:b w:val="0"/>
-          <w:i w:val="0"/>
-          <w:color w:val="000000"/>
-          <w:sz w:val="28"/>
-          <w:rFonts w:ascii="Times New Roman" w:hAnsi="Times New Roman" w:cs="Times New Roman" w:eastAsia="Times New Roman"/>
-        </w:rPr>
-        <w:t>1. Знать базовые принципы и терминологию, относящиеся к ПК-1.3.</w:t>
-      </w:r>
-    </w:p>
-    <w:p>
-      <w:pPr>
-        <w:spacing w:before="0" w:after="120" w:line="240" w:lineRule="auto"/>
-      </w:pPr>
-      <w:r>
-        <w:rPr>
-          <w:rFonts w:ascii="Times New Roman" w:hAnsi="Times New Roman"/>
-          <w:b w:val="0"/>
-          <w:i w:val="0"/>
-          <w:color w:val="000000"/>
-          <w:sz w:val="28"/>
-          <w:rFonts w:ascii="Times New Roman" w:hAnsi="Times New Roman" w:cs="Times New Roman" w:eastAsia="Times New Roman"/>
-        </w:rPr>
-        <w:t>2. Знать базовые принципы и терминологию, относящиеся к ПК-1.1.</w:t>
-      </w:r>
-    </w:p>
-    <w:p>
-      <w:pPr>
-        <w:spacing w:before="0" w:after="120" w:line="240" w:lineRule="auto"/>
-      </w:pPr>
-      <w:r>
-        <w:rPr>
-          <w:rFonts w:ascii="Times New Roman" w:hAnsi="Times New Roman"/>
-          <w:b w:val="0"/>
-          <w:i w:val="0"/>
-          <w:color w:val="000000"/>
-          <w:sz w:val="28"/>
-          <w:rFonts w:ascii="Times New Roman" w:hAnsi="Times New Roman" w:cs="Times New Roman" w:eastAsia="Times New Roman"/>
-        </w:rPr>
-        <w:t>3. Знать базовые принципы и терминологию, относящиеся к ПК-3.2.</w:t>
-      </w:r>
-    </w:p>
-    <w:p>
-      <w:pPr>
-        <w:spacing w:before="0" w:after="120" w:line="240" w:lineRule="auto"/>
+        <w:spacing w:before="240" w:after="120" w:line="240" w:lineRule="auto"/>
+        <w:jc w:val="both"/>
       </w:pPr>
       <w:r>
         <w:rPr>
@@ -1254,57 +1500,281 @@
         <w:t>Умения, приобретаемые в ходе освоения дисциплины:</w:t>
       </w:r>
     </w:p>
+    <w:tbl>
+      <w:tblPr>
+        <w:tblStyle w:val="TableGrid"/>
+        <w:tblW w:type="auto" w:w="0"/>
+        <w:jc w:val="center"/>
+        <w:tblLook w:firstColumn="1" w:firstRow="1" w:lastColumn="0" w:lastRow="0" w:noHBand="0" w:noVBand="1" w:val="04A0"/>
+      </w:tblPr>
+      <w:tblGrid>
+        <w:gridCol w:w="4844"/>
+        <w:gridCol w:w="4844"/>
+      </w:tblGrid>
+      <w:tr>
+        <w:tc>
+          <w:tcPr>
+            <w:tcW w:type="dxa" w:w="850"/>
+            <w:vAlign w:val="center"/>
+            <w:tcMar>
+              <w:top w:w="100" w:type="dxa"/>
+              <w:bottom w:w="100" w:type="dxa"/>
+              <w:left w:w="120" w:type="dxa"/>
+              <w:right w:w="120" w:type="dxa"/>
+            </w:tcMar>
+            <w:shd w:val="clear" w:color="auto" w:fill="F2F2F2"/>
+          </w:tcPr>
+          <w:p>
+            <w:pPr>
+              <w:spacing w:before="0" w:after="0" w:line="240" w:lineRule="auto"/>
+              <w:jc w:val="center"/>
+            </w:pPr>
+            <w:r/>
+            <w:r>
+              <w:rPr>
+                <w:rFonts w:ascii="Times New Roman" w:hAnsi="Times New Roman"/>
+                <w:b/>
+                <w:i w:val="0"/>
+                <w:color w:val="000000"/>
+                <w:sz w:val="24"/>
+                <w:rFonts w:ascii="Times New Roman" w:hAnsi="Times New Roman" w:cs="Times New Roman" w:eastAsia="Times New Roman"/>
+              </w:rPr>
+              <w:t>№ п/п</w:t>
+            </w:r>
+          </w:p>
+        </w:tc>
+        <w:tc>
+          <w:tcPr>
+            <w:tcW w:type="dxa" w:w="8220"/>
+            <w:vAlign w:val="center"/>
+            <w:tcMar>
+              <w:top w:w="100" w:type="dxa"/>
+              <w:bottom w:w="100" w:type="dxa"/>
+              <w:left w:w="120" w:type="dxa"/>
+              <w:right w:w="120" w:type="dxa"/>
+            </w:tcMar>
+            <w:shd w:val="clear" w:color="auto" w:fill="F2F2F2"/>
+          </w:tcPr>
+          <w:p>
+            <w:pPr>
+              <w:spacing w:before="0" w:after="0" w:line="240" w:lineRule="auto"/>
+              <w:jc w:val="center"/>
+            </w:pPr>
+            <w:r/>
+            <w:r>
+              <w:rPr>
+                <w:rFonts w:ascii="Times New Roman" w:hAnsi="Times New Roman"/>
+                <w:b/>
+                <w:i w:val="0"/>
+                <w:color w:val="000000"/>
+                <w:sz w:val="24"/>
+                <w:rFonts w:ascii="Times New Roman" w:hAnsi="Times New Roman" w:cs="Times New Roman" w:eastAsia="Times New Roman"/>
+              </w:rPr>
+              <w:t>Умения</w:t>
+            </w:r>
+          </w:p>
+        </w:tc>
+      </w:tr>
+      <w:tr>
+        <w:trPr>
+          <w:cantSplit/>
+        </w:trPr>
+        <w:tc>
+          <w:tcPr>
+            <w:tcW w:type="dxa" w:w="850"/>
+            <w:vAlign w:val="center"/>
+            <w:tcMar>
+              <w:top w:w="100" w:type="dxa"/>
+              <w:bottom w:w="100" w:type="dxa"/>
+              <w:left w:w="120" w:type="dxa"/>
+              <w:right w:w="120" w:type="dxa"/>
+            </w:tcMar>
+          </w:tcPr>
+          <w:p>
+            <w:pPr>
+              <w:spacing w:before="0" w:after="0" w:line="240" w:lineRule="auto"/>
+              <w:jc w:val="center"/>
+            </w:pPr>
+            <w:r/>
+            <w:r>
+              <w:rPr>
+                <w:rFonts w:ascii="Times New Roman" w:hAnsi="Times New Roman"/>
+                <w:b w:val="0"/>
+                <w:i w:val="0"/>
+                <w:color w:val="000000"/>
+                <w:sz w:val="20"/>
+                <w:rFonts w:ascii="Times New Roman" w:hAnsi="Times New Roman" w:cs="Times New Roman" w:eastAsia="Times New Roman"/>
+              </w:rPr>
+              <w:t>1</w:t>
+            </w:r>
+          </w:p>
+        </w:tc>
+        <w:tc>
+          <w:tcPr>
+            <w:tcW w:type="dxa" w:w="8220"/>
+            <w:vAlign w:val="center"/>
+            <w:tcMar>
+              <w:top w:w="100" w:type="dxa"/>
+              <w:bottom w:w="100" w:type="dxa"/>
+              <w:left w:w="120" w:type="dxa"/>
+              <w:right w:w="120" w:type="dxa"/>
+            </w:tcMar>
+          </w:tcPr>
+          <w:p>
+            <w:pPr>
+              <w:spacing w:before="0" w:after="0" w:line="240" w:lineRule="auto"/>
+              <w:jc w:val="both"/>
+            </w:pPr>
+            <w:r/>
+            <w:r>
+              <w:rPr>
+                <w:rFonts w:ascii="Times New Roman" w:hAnsi="Times New Roman"/>
+                <w:b w:val="0"/>
+                <w:i w:val="0"/>
+                <w:color w:val="000000"/>
+                <w:sz w:val="20"/>
+                <w:rFonts w:ascii="Times New Roman" w:hAnsi="Times New Roman" w:cs="Times New Roman" w:eastAsia="Times New Roman"/>
+              </w:rPr>
+              <w:t>Формализовать прикладную задачу, выбирать для неё подходящие структуры данных и алгоритмы обработки в «Технология программирования»</w:t>
+            </w:r>
+          </w:p>
+        </w:tc>
+      </w:tr>
+      <w:tr>
+        <w:trPr>
+          <w:cantSplit/>
+        </w:trPr>
+        <w:tc>
+          <w:tcPr>
+            <w:tcW w:type="dxa" w:w="850"/>
+            <w:vAlign w:val="center"/>
+            <w:tcMar>
+              <w:top w:w="100" w:type="dxa"/>
+              <w:bottom w:w="100" w:type="dxa"/>
+              <w:left w:w="120" w:type="dxa"/>
+              <w:right w:w="120" w:type="dxa"/>
+            </w:tcMar>
+          </w:tcPr>
+          <w:p>
+            <w:pPr>
+              <w:spacing w:before="0" w:after="0" w:line="240" w:lineRule="auto"/>
+              <w:jc w:val="center"/>
+            </w:pPr>
+            <w:r/>
+            <w:r>
+              <w:rPr>
+                <w:rFonts w:ascii="Times New Roman" w:hAnsi="Times New Roman"/>
+                <w:b w:val="0"/>
+                <w:i w:val="0"/>
+                <w:color w:val="000000"/>
+                <w:sz w:val="20"/>
+                <w:rFonts w:ascii="Times New Roman" w:hAnsi="Times New Roman" w:cs="Times New Roman" w:eastAsia="Times New Roman"/>
+              </w:rPr>
+              <w:t>2</w:t>
+            </w:r>
+          </w:p>
+        </w:tc>
+        <w:tc>
+          <w:tcPr>
+            <w:tcW w:type="dxa" w:w="8220"/>
+            <w:vAlign w:val="center"/>
+            <w:tcMar>
+              <w:top w:w="100" w:type="dxa"/>
+              <w:bottom w:w="100" w:type="dxa"/>
+              <w:left w:w="120" w:type="dxa"/>
+              <w:right w:w="120" w:type="dxa"/>
+            </w:tcMar>
+          </w:tcPr>
+          <w:p>
+            <w:pPr>
+              <w:spacing w:before="0" w:after="0" w:line="240" w:lineRule="auto"/>
+              <w:jc w:val="both"/>
+            </w:pPr>
+            <w:r/>
+            <w:r>
+              <w:rPr>
+                <w:rFonts w:ascii="Times New Roman" w:hAnsi="Times New Roman"/>
+                <w:b w:val="0"/>
+                <w:i w:val="0"/>
+                <w:color w:val="000000"/>
+                <w:sz w:val="20"/>
+                <w:rFonts w:ascii="Times New Roman" w:hAnsi="Times New Roman" w:cs="Times New Roman" w:eastAsia="Times New Roman"/>
+              </w:rPr>
+              <w:t>Программировать прикладные алгоритмы, используя программные средства языков высокого уровня; разрабатывать тесты</w:t>
+            </w:r>
+          </w:p>
+        </w:tc>
+      </w:tr>
+      <w:tr>
+        <w:trPr>
+          <w:cantSplit/>
+        </w:trPr>
+        <w:tc>
+          <w:tcPr>
+            <w:tcW w:type="dxa" w:w="850"/>
+            <w:vAlign w:val="center"/>
+            <w:tcMar>
+              <w:top w:w="100" w:type="dxa"/>
+              <w:bottom w:w="100" w:type="dxa"/>
+              <w:left w:w="120" w:type="dxa"/>
+              <w:right w:w="120" w:type="dxa"/>
+            </w:tcMar>
+          </w:tcPr>
+          <w:p>
+            <w:pPr>
+              <w:spacing w:before="0" w:after="0" w:line="240" w:lineRule="auto"/>
+              <w:jc w:val="center"/>
+            </w:pPr>
+            <w:r/>
+            <w:r>
+              <w:rPr>
+                <w:rFonts w:ascii="Times New Roman" w:hAnsi="Times New Roman"/>
+                <w:b w:val="0"/>
+                <w:i w:val="0"/>
+                <w:color w:val="000000"/>
+                <w:sz w:val="20"/>
+                <w:rFonts w:ascii="Times New Roman" w:hAnsi="Times New Roman" w:cs="Times New Roman" w:eastAsia="Times New Roman"/>
+              </w:rPr>
+              <w:t>3</w:t>
+            </w:r>
+          </w:p>
+        </w:tc>
+        <w:tc>
+          <w:tcPr>
+            <w:tcW w:type="dxa" w:w="8220"/>
+            <w:vAlign w:val="center"/>
+            <w:tcMar>
+              <w:top w:w="100" w:type="dxa"/>
+              <w:bottom w:w="100" w:type="dxa"/>
+              <w:left w:w="120" w:type="dxa"/>
+              <w:right w:w="120" w:type="dxa"/>
+            </w:tcMar>
+          </w:tcPr>
+          <w:p>
+            <w:pPr>
+              <w:spacing w:before="0" w:after="0" w:line="240" w:lineRule="auto"/>
+              <w:jc w:val="both"/>
+            </w:pPr>
+            <w:r/>
+            <w:r>
+              <w:rPr>
+                <w:rFonts w:ascii="Times New Roman" w:hAnsi="Times New Roman"/>
+                <w:b w:val="0"/>
+                <w:i w:val="0"/>
+                <w:color w:val="000000"/>
+                <w:sz w:val="20"/>
+                <w:rFonts w:ascii="Times New Roman" w:hAnsi="Times New Roman" w:cs="Times New Roman" w:eastAsia="Times New Roman"/>
+              </w:rPr>
+              <w:t>Проектировать программные компоненты IT-систем и модули обработки информации</w:t>
+            </w:r>
+          </w:p>
+        </w:tc>
+      </w:tr>
+    </w:tbl>
     <w:p>
       <w:pPr>
-        <w:spacing w:before="0" w:after="120" w:line="240" w:lineRule="auto"/>
-      </w:pPr>
-      <w:r>
-        <w:rPr>
-          <w:rFonts w:ascii="Times New Roman" w:hAnsi="Times New Roman"/>
-          <w:b w:val="0"/>
-          <w:i w:val="0"/>
-          <w:color w:val="000000"/>
-          <w:sz w:val="28"/>
-          <w:rFonts w:ascii="Times New Roman" w:hAnsi="Times New Roman" w:cs="Times New Roman" w:eastAsia="Times New Roman"/>
-        </w:rPr>
-        <w:t>1. Уметь использовать практические инструменты в контексте ПК-3.1.</w:t>
-      </w:r>
-    </w:p>
-    <w:p>
-      <w:pPr>
-        <w:spacing w:before="0" w:after="120" w:line="240" w:lineRule="auto"/>
-      </w:pPr>
-      <w:r>
-        <w:rPr>
-          <w:rFonts w:ascii="Times New Roman" w:hAnsi="Times New Roman"/>
-          <w:b w:val="0"/>
-          <w:i w:val="0"/>
-          <w:color w:val="000000"/>
-          <w:sz w:val="28"/>
-          <w:rFonts w:ascii="Times New Roman" w:hAnsi="Times New Roman" w:cs="Times New Roman" w:eastAsia="Times New Roman"/>
-        </w:rPr>
-        <w:t>2. Уметь использовать практические инструменты в контексте ПК-3.2.</w:t>
-      </w:r>
-    </w:p>
-    <w:p>
-      <w:pPr>
-        <w:spacing w:before="0" w:after="120" w:line="240" w:lineRule="auto"/>
-      </w:pPr>
-      <w:r>
-        <w:rPr>
-          <w:rFonts w:ascii="Times New Roman" w:hAnsi="Times New Roman"/>
-          <w:b w:val="0"/>
-          <w:i w:val="0"/>
-          <w:color w:val="000000"/>
-          <w:sz w:val="28"/>
-          <w:rFonts w:ascii="Times New Roman" w:hAnsi="Times New Roman" w:cs="Times New Roman" w:eastAsia="Times New Roman"/>
-        </w:rPr>
-        <w:t>3. Уметь использовать практические инструменты в контексте ПК-2.1.</w:t>
-      </w:r>
-    </w:p>
-    <w:p>
-      <w:pPr>
-        <w:spacing w:before="0" w:after="120" w:line="240" w:lineRule="auto"/>
+        <w:spacing w:before="240" w:after="120" w:line="240" w:lineRule="auto"/>
+        <w:jc w:val="both"/>
       </w:pPr>
       <w:r>
         <w:rPr>
@@ -1318,57 +1788,281 @@
         <w:t>Навыки, приобретаемые в ходе освоения дисциплины:</w:t>
       </w:r>
     </w:p>
+    <w:tbl>
+      <w:tblPr>
+        <w:tblStyle w:val="TableGrid"/>
+        <w:tblW w:type="auto" w:w="0"/>
+        <w:jc w:val="center"/>
+        <w:tblLook w:firstColumn="1" w:firstRow="1" w:lastColumn="0" w:lastRow="0" w:noHBand="0" w:noVBand="1" w:val="04A0"/>
+      </w:tblPr>
+      <w:tblGrid>
+        <w:gridCol w:w="4844"/>
+        <w:gridCol w:w="4844"/>
+      </w:tblGrid>
+      <w:tr>
+        <w:tc>
+          <w:tcPr>
+            <w:tcW w:type="dxa" w:w="850"/>
+            <w:vAlign w:val="center"/>
+            <w:tcMar>
+              <w:top w:w="100" w:type="dxa"/>
+              <w:bottom w:w="100" w:type="dxa"/>
+              <w:left w:w="120" w:type="dxa"/>
+              <w:right w:w="120" w:type="dxa"/>
+            </w:tcMar>
+            <w:shd w:val="clear" w:color="auto" w:fill="F2F2F2"/>
+          </w:tcPr>
+          <w:p>
+            <w:pPr>
+              <w:spacing w:before="0" w:after="0" w:line="240" w:lineRule="auto"/>
+              <w:jc w:val="center"/>
+            </w:pPr>
+            <w:r/>
+            <w:r>
+              <w:rPr>
+                <w:rFonts w:ascii="Times New Roman" w:hAnsi="Times New Roman"/>
+                <w:b/>
+                <w:i w:val="0"/>
+                <w:color w:val="000000"/>
+                <w:sz w:val="24"/>
+                <w:rFonts w:ascii="Times New Roman" w:hAnsi="Times New Roman" w:cs="Times New Roman" w:eastAsia="Times New Roman"/>
+              </w:rPr>
+              <w:t>№ п/п</w:t>
+            </w:r>
+          </w:p>
+        </w:tc>
+        <w:tc>
+          <w:tcPr>
+            <w:tcW w:type="dxa" w:w="8220"/>
+            <w:vAlign w:val="center"/>
+            <w:tcMar>
+              <w:top w:w="100" w:type="dxa"/>
+              <w:bottom w:w="100" w:type="dxa"/>
+              <w:left w:w="120" w:type="dxa"/>
+              <w:right w:w="120" w:type="dxa"/>
+            </w:tcMar>
+            <w:shd w:val="clear" w:color="auto" w:fill="F2F2F2"/>
+          </w:tcPr>
+          <w:p>
+            <w:pPr>
+              <w:spacing w:before="0" w:after="0" w:line="240" w:lineRule="auto"/>
+              <w:jc w:val="center"/>
+            </w:pPr>
+            <w:r/>
+            <w:r>
+              <w:rPr>
+                <w:rFonts w:ascii="Times New Roman" w:hAnsi="Times New Roman"/>
+                <w:b/>
+                <w:i w:val="0"/>
+                <w:color w:val="000000"/>
+                <w:sz w:val="24"/>
+                <w:rFonts w:ascii="Times New Roman" w:hAnsi="Times New Roman" w:cs="Times New Roman" w:eastAsia="Times New Roman"/>
+              </w:rPr>
+              <w:t>Навыки</w:t>
+            </w:r>
+          </w:p>
+        </w:tc>
+      </w:tr>
+      <w:tr>
+        <w:trPr>
+          <w:cantSplit/>
+        </w:trPr>
+        <w:tc>
+          <w:tcPr>
+            <w:tcW w:type="dxa" w:w="850"/>
+            <w:vAlign w:val="center"/>
+            <w:tcMar>
+              <w:top w:w="100" w:type="dxa"/>
+              <w:bottom w:w="100" w:type="dxa"/>
+              <w:left w:w="120" w:type="dxa"/>
+              <w:right w:w="120" w:type="dxa"/>
+            </w:tcMar>
+          </w:tcPr>
+          <w:p>
+            <w:pPr>
+              <w:spacing w:before="0" w:after="0" w:line="240" w:lineRule="auto"/>
+              <w:jc w:val="center"/>
+            </w:pPr>
+            <w:r/>
+            <w:r>
+              <w:rPr>
+                <w:rFonts w:ascii="Times New Roman" w:hAnsi="Times New Roman"/>
+                <w:b w:val="0"/>
+                <w:i w:val="0"/>
+                <w:color w:val="000000"/>
+                <w:sz w:val="20"/>
+                <w:rFonts w:ascii="Times New Roman" w:hAnsi="Times New Roman" w:cs="Times New Roman" w:eastAsia="Times New Roman"/>
+              </w:rPr>
+              <w:t>1</w:t>
+            </w:r>
+          </w:p>
+        </w:tc>
+        <w:tc>
+          <w:tcPr>
+            <w:tcW w:type="dxa" w:w="8220"/>
+            <w:vAlign w:val="center"/>
+            <w:tcMar>
+              <w:top w:w="100" w:type="dxa"/>
+              <w:bottom w:w="100" w:type="dxa"/>
+              <w:left w:w="120" w:type="dxa"/>
+              <w:right w:w="120" w:type="dxa"/>
+            </w:tcMar>
+          </w:tcPr>
+          <w:p>
+            <w:pPr>
+              <w:spacing w:before="0" w:after="0" w:line="240" w:lineRule="auto"/>
+              <w:jc w:val="both"/>
+            </w:pPr>
+            <w:r/>
+            <w:r>
+              <w:rPr>
+                <w:rFonts w:ascii="Times New Roman" w:hAnsi="Times New Roman"/>
+                <w:b w:val="0"/>
+                <w:i w:val="0"/>
+                <w:color w:val="000000"/>
+                <w:sz w:val="20"/>
+                <w:rFonts w:ascii="Times New Roman" w:hAnsi="Times New Roman" w:cs="Times New Roman" w:eastAsia="Times New Roman"/>
+              </w:rPr>
+              <w:t>Использовать современные математические методы и программные средства для решения задач науки, образования и бизнеса</w:t>
+            </w:r>
+          </w:p>
+        </w:tc>
+      </w:tr>
+      <w:tr>
+        <w:trPr>
+          <w:cantSplit/>
+        </w:trPr>
+        <w:tc>
+          <w:tcPr>
+            <w:tcW w:type="dxa" w:w="850"/>
+            <w:vAlign w:val="center"/>
+            <w:tcMar>
+              <w:top w:w="100" w:type="dxa"/>
+              <w:bottom w:w="100" w:type="dxa"/>
+              <w:left w:w="120" w:type="dxa"/>
+              <w:right w:w="120" w:type="dxa"/>
+            </w:tcMar>
+          </w:tcPr>
+          <w:p>
+            <w:pPr>
+              <w:spacing w:before="0" w:after="0" w:line="240" w:lineRule="auto"/>
+              <w:jc w:val="center"/>
+            </w:pPr>
+            <w:r/>
+            <w:r>
+              <w:rPr>
+                <w:rFonts w:ascii="Times New Roman" w:hAnsi="Times New Roman"/>
+                <w:b w:val="0"/>
+                <w:i w:val="0"/>
+                <w:color w:val="000000"/>
+                <w:sz w:val="20"/>
+                <w:rFonts w:ascii="Times New Roman" w:hAnsi="Times New Roman" w:cs="Times New Roman" w:eastAsia="Times New Roman"/>
+              </w:rPr>
+              <w:t>2</w:t>
+            </w:r>
+          </w:p>
+        </w:tc>
+        <w:tc>
+          <w:tcPr>
+            <w:tcW w:type="dxa" w:w="8220"/>
+            <w:vAlign w:val="center"/>
+            <w:tcMar>
+              <w:top w:w="100" w:type="dxa"/>
+              <w:bottom w:w="100" w:type="dxa"/>
+              <w:left w:w="120" w:type="dxa"/>
+              <w:right w:w="120" w:type="dxa"/>
+            </w:tcMar>
+          </w:tcPr>
+          <w:p>
+            <w:pPr>
+              <w:spacing w:before="0" w:after="0" w:line="240" w:lineRule="auto"/>
+              <w:jc w:val="both"/>
+            </w:pPr>
+            <w:r/>
+            <w:r>
+              <w:rPr>
+                <w:rFonts w:ascii="Times New Roman" w:hAnsi="Times New Roman"/>
+                <w:b w:val="0"/>
+                <w:i w:val="0"/>
+                <w:color w:val="000000"/>
+                <w:sz w:val="20"/>
+                <w:rFonts w:ascii="Times New Roman" w:hAnsi="Times New Roman" w:cs="Times New Roman" w:eastAsia="Times New Roman"/>
+              </w:rPr>
+              <w:t>Реализовать идеи объектно-ориентированного подхода и паттернов проектирования в предметной области «Технология программирования»</w:t>
+            </w:r>
+          </w:p>
+        </w:tc>
+      </w:tr>
+      <w:tr>
+        <w:trPr>
+          <w:cantSplit/>
+        </w:trPr>
+        <w:tc>
+          <w:tcPr>
+            <w:tcW w:type="dxa" w:w="850"/>
+            <w:vAlign w:val="center"/>
+            <w:tcMar>
+              <w:top w:w="100" w:type="dxa"/>
+              <w:bottom w:w="100" w:type="dxa"/>
+              <w:left w:w="120" w:type="dxa"/>
+              <w:right w:w="120" w:type="dxa"/>
+            </w:tcMar>
+          </w:tcPr>
+          <w:p>
+            <w:pPr>
+              <w:spacing w:before="0" w:after="0" w:line="240" w:lineRule="auto"/>
+              <w:jc w:val="center"/>
+            </w:pPr>
+            <w:r/>
+            <w:r>
+              <w:rPr>
+                <w:rFonts w:ascii="Times New Roman" w:hAnsi="Times New Roman"/>
+                <w:b w:val="0"/>
+                <w:i w:val="0"/>
+                <w:color w:val="000000"/>
+                <w:sz w:val="20"/>
+                <w:rFonts w:ascii="Times New Roman" w:hAnsi="Times New Roman" w:cs="Times New Roman" w:eastAsia="Times New Roman"/>
+              </w:rPr>
+              <w:t>3</w:t>
+            </w:r>
+          </w:p>
+        </w:tc>
+        <w:tc>
+          <w:tcPr>
+            <w:tcW w:type="dxa" w:w="8220"/>
+            <w:vAlign w:val="center"/>
+            <w:tcMar>
+              <w:top w:w="100" w:type="dxa"/>
+              <w:bottom w:w="100" w:type="dxa"/>
+              <w:left w:w="120" w:type="dxa"/>
+              <w:right w:w="120" w:type="dxa"/>
+            </w:tcMar>
+          </w:tcPr>
+          <w:p>
+            <w:pPr>
+              <w:spacing w:before="0" w:after="0" w:line="240" w:lineRule="auto"/>
+              <w:jc w:val="both"/>
+            </w:pPr>
+            <w:r/>
+            <w:r>
+              <w:rPr>
+                <w:rFonts w:ascii="Times New Roman" w:hAnsi="Times New Roman"/>
+                <w:b w:val="0"/>
+                <w:i w:val="0"/>
+                <w:color w:val="000000"/>
+                <w:sz w:val="20"/>
+                <w:rFonts w:ascii="Times New Roman" w:hAnsi="Times New Roman" w:cs="Times New Roman" w:eastAsia="Times New Roman"/>
+              </w:rPr>
+              <w:t>Применять современные цифровые технологии моделирования, алгоритмизации и оптимизации бизнес-процессов</w:t>
+            </w:r>
+          </w:p>
+        </w:tc>
+      </w:tr>
+    </w:tbl>
     <w:p>
       <w:pPr>
-        <w:spacing w:before="0" w:after="120" w:line="240" w:lineRule="auto"/>
-      </w:pPr>
-      <w:r>
-        <w:rPr>
-          <w:rFonts w:ascii="Times New Roman" w:hAnsi="Times New Roman"/>
-          <w:b w:val="0"/>
-          <w:i w:val="0"/>
-          <w:color w:val="000000"/>
-          <w:sz w:val="28"/>
-          <w:rFonts w:ascii="Times New Roman" w:hAnsi="Times New Roman" w:cs="Times New Roman" w:eastAsia="Times New Roman"/>
-        </w:rPr>
-        <w:t>1. Владеть навыками анализа данных и принятия решений в рамках ПК-3.2.</w:t>
-      </w:r>
-    </w:p>
-    <w:p>
-      <w:pPr>
-        <w:spacing w:before="0" w:after="120" w:line="240" w:lineRule="auto"/>
-      </w:pPr>
-      <w:r>
-        <w:rPr>
-          <w:rFonts w:ascii="Times New Roman" w:hAnsi="Times New Roman"/>
-          <w:b w:val="0"/>
-          <w:i w:val="0"/>
-          <w:color w:val="000000"/>
-          <w:sz w:val="28"/>
-          <w:rFonts w:ascii="Times New Roman" w:hAnsi="Times New Roman" w:cs="Times New Roman" w:eastAsia="Times New Roman"/>
-        </w:rPr>
-        <w:t>2. Владеть навыками анализа данных и принятия решений в рамках ПК-1.2.</w:t>
-      </w:r>
-    </w:p>
-    <w:p>
-      <w:pPr>
-        <w:spacing w:before="0" w:after="120" w:line="240" w:lineRule="auto"/>
-      </w:pPr>
-      <w:r>
-        <w:rPr>
-          <w:rFonts w:ascii="Times New Roman" w:hAnsi="Times New Roman"/>
-          <w:b w:val="0"/>
-          <w:i w:val="0"/>
-          <w:color w:val="000000"/>
-          <w:sz w:val="28"/>
-          <w:rFonts w:ascii="Times New Roman" w:hAnsi="Times New Roman" w:cs="Times New Roman" w:eastAsia="Times New Roman"/>
-        </w:rPr>
-        <w:t>3. Владеть навыками анализа данных и принятия решений в рамках ПК-2.3.</w:t>
-      </w:r>
-    </w:p>
-    <w:p>
-      <w:pPr>
-        <w:spacing w:before="0" w:after="120" w:line="240" w:lineRule="auto"/>
+        <w:spacing w:before="360" w:after="120" w:line="240" w:lineRule="auto"/>
+        <w:jc w:val="both"/>
       </w:pPr>
       <w:r>
         <w:rPr>
@@ -1612,7 +2306,7 @@
           <w:p>
             <w:pPr>
               <w:spacing w:before="0" w:after="0" w:line="240" w:lineRule="auto"/>
-              <w:jc w:val="left"/>
+              <w:jc w:val="both"/>
             </w:pPr>
             <w:r/>
             <w:r>
@@ -1654,7 +2348,7 @@
                 <w:sz w:val="20"/>
                 <w:rFonts w:ascii="Times New Roman" w:hAnsi="Times New Roman" w:cs="Times New Roman" w:eastAsia="Times New Roman"/>
               </w:rPr>
-              <w:t>З1</w:t>
+              <w:t>1-3</w:t>
             </w:r>
           </w:p>
         </w:tc>
@@ -1675,17 +2369,6 @@
               <w:jc w:val="center"/>
             </w:pPr>
             <w:r/>
-            <w:r>
-              <w:rPr>
-                <w:rFonts w:ascii="Times New Roman" w:hAnsi="Times New Roman"/>
-                <w:b w:val="0"/>
-                <w:i w:val="0"/>
-                <w:color w:val="000000"/>
-                <w:sz w:val="20"/>
-                <w:rFonts w:ascii="Times New Roman" w:hAnsi="Times New Roman" w:cs="Times New Roman" w:eastAsia="Times New Roman"/>
-              </w:rPr>
-              <w:t>У1</w:t>
-            </w:r>
           </w:p>
         </w:tc>
         <w:tc>
@@ -1705,17 +2388,6 @@
               <w:jc w:val="center"/>
             </w:pPr>
             <w:r/>
-            <w:r>
-              <w:rPr>
-                <w:rFonts w:ascii="Times New Roman" w:hAnsi="Times New Roman"/>
-                <w:b w:val="0"/>
-                <w:i w:val="0"/>
-                <w:color w:val="000000"/>
-                <w:sz w:val="20"/>
-                <w:rFonts w:ascii="Times New Roman" w:hAnsi="Times New Roman" w:cs="Times New Roman" w:eastAsia="Times New Roman"/>
-              </w:rPr>
-              <w:t>Н1</w:t>
-            </w:r>
           </w:p>
         </w:tc>
       </w:tr>
@@ -1751,7 +2423,7 @@
           <w:p>
             <w:pPr>
               <w:spacing w:before="0" w:after="0" w:line="240" w:lineRule="auto"/>
-              <w:jc w:val="left"/>
+              <w:jc w:val="both"/>
             </w:pPr>
             <w:r/>
             <w:r>
@@ -1784,17 +2456,6 @@
               <w:jc w:val="center"/>
             </w:pPr>
             <w:r/>
-            <w:r>
-              <w:rPr>
-                <w:rFonts w:ascii="Times New Roman" w:hAnsi="Times New Roman"/>
-                <w:b w:val="0"/>
-                <w:i w:val="0"/>
-                <w:color w:val="000000"/>
-                <w:sz w:val="20"/>
-                <w:rFonts w:ascii="Times New Roman" w:hAnsi="Times New Roman" w:cs="Times New Roman" w:eastAsia="Times New Roman"/>
-              </w:rPr>
-              <w:t>З1</w:t>
-            </w:r>
           </w:p>
         </w:tc>
         <w:tc>
@@ -1823,7 +2484,7 @@
                 <w:sz w:val="20"/>
                 <w:rFonts w:ascii="Times New Roman" w:hAnsi="Times New Roman" w:cs="Times New Roman" w:eastAsia="Times New Roman"/>
               </w:rPr>
-              <w:t>У1</w:t>
+              <w:t>1-3</w:t>
             </w:r>
           </w:p>
         </w:tc>
@@ -1844,17 +2505,6 @@
               <w:jc w:val="center"/>
             </w:pPr>
             <w:r/>
-            <w:r>
-              <w:rPr>
-                <w:rFonts w:ascii="Times New Roman" w:hAnsi="Times New Roman"/>
-                <w:b w:val="0"/>
-                <w:i w:val="0"/>
-                <w:color w:val="000000"/>
-                <w:sz w:val="20"/>
-                <w:rFonts w:ascii="Times New Roman" w:hAnsi="Times New Roman" w:cs="Times New Roman" w:eastAsia="Times New Roman"/>
-              </w:rPr>
-              <w:t>Н1</w:t>
-            </w:r>
           </w:p>
         </w:tc>
       </w:tr>
@@ -1890,7 +2540,7 @@
           <w:p>
             <w:pPr>
               <w:spacing w:before="0" w:after="0" w:line="240" w:lineRule="auto"/>
-              <w:jc w:val="left"/>
+              <w:jc w:val="both"/>
             </w:pPr>
             <w:r/>
             <w:r>
@@ -1923,17 +2573,25 @@
               <w:jc w:val="center"/>
             </w:pPr>
             <w:r/>
-            <w:r>
-              <w:rPr>
-                <w:rFonts w:ascii="Times New Roman" w:hAnsi="Times New Roman"/>
-                <w:b w:val="0"/>
-                <w:i w:val="0"/>
-                <w:color w:val="000000"/>
-                <w:sz w:val="20"/>
-                <w:rFonts w:ascii="Times New Roman" w:hAnsi="Times New Roman" w:cs="Times New Roman" w:eastAsia="Times New Roman"/>
-              </w:rPr>
-              <w:t>З1</w:t>
-            </w:r>
+          </w:p>
+        </w:tc>
+        <w:tc>
+          <w:tcPr>
+            <w:tcW w:type="dxa" w:w="1938"/>
+            <w:vAlign w:val="center"/>
+            <w:tcMar>
+              <w:top w:w="100" w:type="dxa"/>
+              <w:bottom w:w="100" w:type="dxa"/>
+              <w:left w:w="120" w:type="dxa"/>
+              <w:right w:w="120" w:type="dxa"/>
+            </w:tcMar>
+          </w:tcPr>
+          <w:p>
+            <w:pPr>
+              <w:spacing w:before="0" w:after="0" w:line="240" w:lineRule="auto"/>
+              <w:jc w:val="center"/>
+            </w:pPr>
+            <w:r/>
           </w:p>
         </w:tc>
         <w:tc>
@@ -1962,37 +2620,7 @@
                 <w:sz w:val="20"/>
                 <w:rFonts w:ascii="Times New Roman" w:hAnsi="Times New Roman" w:cs="Times New Roman" w:eastAsia="Times New Roman"/>
               </w:rPr>
-              <w:t>У1</w:t>
-            </w:r>
-          </w:p>
-        </w:tc>
-        <w:tc>
-          <w:tcPr>
-            <w:tcW w:type="dxa" w:w="1938"/>
-            <w:vAlign w:val="center"/>
-            <w:tcMar>
-              <w:top w:w="100" w:type="dxa"/>
-              <w:bottom w:w="100" w:type="dxa"/>
-              <w:left w:w="120" w:type="dxa"/>
-              <w:right w:w="120" w:type="dxa"/>
-            </w:tcMar>
-          </w:tcPr>
-          <w:p>
-            <w:pPr>
-              <w:spacing w:before="0" w:after="0" w:line="240" w:lineRule="auto"/>
-              <w:jc w:val="center"/>
-            </w:pPr>
-            <w:r/>
-            <w:r>
-              <w:rPr>
-                <w:rFonts w:ascii="Times New Roman" w:hAnsi="Times New Roman"/>
-                <w:b w:val="0"/>
-                <w:i w:val="0"/>
-                <w:color w:val="000000"/>
-                <w:sz w:val="20"/>
-                <w:rFonts w:ascii="Times New Roman" w:hAnsi="Times New Roman" w:cs="Times New Roman" w:eastAsia="Times New Roman"/>
-              </w:rPr>
-              <w:t>Н1</w:t>
+              <w:t>1-3</w:t>
             </w:r>
           </w:p>
         </w:tc>
@@ -2052,7 +2680,7 @@
           <w:p>
             <w:pPr>
               <w:spacing w:before="0" w:after="0" w:line="240" w:lineRule="auto"/>
-              <w:jc w:val="left"/>
+              <w:jc w:val="both"/>
             </w:pPr>
             <w:r/>
             <w:r>
@@ -2094,7 +2722,7 @@
                 <w:sz w:val="20"/>
                 <w:rFonts w:ascii="Times New Roman" w:hAnsi="Times New Roman" w:cs="Times New Roman" w:eastAsia="Times New Roman"/>
               </w:rPr>
-              <w:t>З1</w:t>
+              <w:t>1-3</w:t>
             </w:r>
           </w:p>
         </w:tc>
@@ -2115,17 +2743,6 @@
               <w:jc w:val="center"/>
             </w:pPr>
             <w:r/>
-            <w:r>
-              <w:rPr>
-                <w:rFonts w:ascii="Times New Roman" w:hAnsi="Times New Roman"/>
-                <w:b w:val="0"/>
-                <w:i w:val="0"/>
-                <w:color w:val="000000"/>
-                <w:sz w:val="20"/>
-                <w:rFonts w:ascii="Times New Roman" w:hAnsi="Times New Roman" w:cs="Times New Roman" w:eastAsia="Times New Roman"/>
-              </w:rPr>
-              <w:t>У1</w:t>
-            </w:r>
           </w:p>
         </w:tc>
         <w:tc>
@@ -2145,17 +2762,6 @@
               <w:jc w:val="center"/>
             </w:pPr>
             <w:r/>
-            <w:r>
-              <w:rPr>
-                <w:rFonts w:ascii="Times New Roman" w:hAnsi="Times New Roman"/>
-                <w:b w:val="0"/>
-                <w:i w:val="0"/>
-                <w:color w:val="000000"/>
-                <w:sz w:val="20"/>
-                <w:rFonts w:ascii="Times New Roman" w:hAnsi="Times New Roman" w:cs="Times New Roman" w:eastAsia="Times New Roman"/>
-              </w:rPr>
-              <w:t>Н1</w:t>
-            </w:r>
           </w:p>
         </w:tc>
       </w:tr>
@@ -2191,7 +2797,7 @@
           <w:p>
             <w:pPr>
               <w:spacing w:before="0" w:after="0" w:line="240" w:lineRule="auto"/>
-              <w:jc w:val="left"/>
+              <w:jc w:val="both"/>
             </w:pPr>
             <w:r/>
             <w:r>
@@ -2224,17 +2830,6 @@
               <w:jc w:val="center"/>
             </w:pPr>
             <w:r/>
-            <w:r>
-              <w:rPr>
-                <w:rFonts w:ascii="Times New Roman" w:hAnsi="Times New Roman"/>
-                <w:b w:val="0"/>
-                <w:i w:val="0"/>
-                <w:color w:val="000000"/>
-                <w:sz w:val="20"/>
-                <w:rFonts w:ascii="Times New Roman" w:hAnsi="Times New Roman" w:cs="Times New Roman" w:eastAsia="Times New Roman"/>
-              </w:rPr>
-              <w:t>З1</w:t>
-            </w:r>
           </w:p>
         </w:tc>
         <w:tc>
@@ -2263,7 +2858,7 @@
                 <w:sz w:val="20"/>
                 <w:rFonts w:ascii="Times New Roman" w:hAnsi="Times New Roman" w:cs="Times New Roman" w:eastAsia="Times New Roman"/>
               </w:rPr>
-              <w:t>У1</w:t>
+              <w:t>1-3</w:t>
             </w:r>
           </w:p>
         </w:tc>
@@ -2284,17 +2879,6 @@
               <w:jc w:val="center"/>
             </w:pPr>
             <w:r/>
-            <w:r>
-              <w:rPr>
-                <w:rFonts w:ascii="Times New Roman" w:hAnsi="Times New Roman"/>
-                <w:b w:val="0"/>
-                <w:i w:val="0"/>
-                <w:color w:val="000000"/>
-                <w:sz w:val="20"/>
-                <w:rFonts w:ascii="Times New Roman" w:hAnsi="Times New Roman" w:cs="Times New Roman" w:eastAsia="Times New Roman"/>
-              </w:rPr>
-              <w:t>Н1</w:t>
-            </w:r>
           </w:p>
         </w:tc>
       </w:tr>
@@ -2330,7 +2914,7 @@
           <w:p>
             <w:pPr>
               <w:spacing w:before="0" w:after="0" w:line="240" w:lineRule="auto"/>
-              <w:jc w:val="left"/>
+              <w:jc w:val="both"/>
             </w:pPr>
             <w:r/>
             <w:r>
@@ -2363,17 +2947,25 @@
               <w:jc w:val="center"/>
             </w:pPr>
             <w:r/>
-            <w:r>
-              <w:rPr>
-                <w:rFonts w:ascii="Times New Roman" w:hAnsi="Times New Roman"/>
-                <w:b w:val="0"/>
-                <w:i w:val="0"/>
-                <w:color w:val="000000"/>
-                <w:sz w:val="20"/>
-                <w:rFonts w:ascii="Times New Roman" w:hAnsi="Times New Roman" w:cs="Times New Roman" w:eastAsia="Times New Roman"/>
-              </w:rPr>
-              <w:t>З1</w:t>
-            </w:r>
+          </w:p>
+        </w:tc>
+        <w:tc>
+          <w:tcPr>
+            <w:tcW w:type="dxa" w:w="1938"/>
+            <w:vAlign w:val="center"/>
+            <w:tcMar>
+              <w:top w:w="100" w:type="dxa"/>
+              <w:bottom w:w="100" w:type="dxa"/>
+              <w:left w:w="120" w:type="dxa"/>
+              <w:right w:w="120" w:type="dxa"/>
+            </w:tcMar>
+          </w:tcPr>
+          <w:p>
+            <w:pPr>
+              <w:spacing w:before="0" w:after="0" w:line="240" w:lineRule="auto"/>
+              <w:jc w:val="center"/>
+            </w:pPr>
+            <w:r/>
           </w:p>
         </w:tc>
         <w:tc>
@@ -2402,37 +2994,7 @@
                 <w:sz w:val="20"/>
                 <w:rFonts w:ascii="Times New Roman" w:hAnsi="Times New Roman" w:cs="Times New Roman" w:eastAsia="Times New Roman"/>
               </w:rPr>
-              <w:t>У1</w:t>
-            </w:r>
-          </w:p>
-        </w:tc>
-        <w:tc>
-          <w:tcPr>
-            <w:tcW w:type="dxa" w:w="1938"/>
-            <w:vAlign w:val="center"/>
-            <w:tcMar>
-              <w:top w:w="100" w:type="dxa"/>
-              <w:bottom w:w="100" w:type="dxa"/>
-              <w:left w:w="120" w:type="dxa"/>
-              <w:right w:w="120" w:type="dxa"/>
-            </w:tcMar>
-          </w:tcPr>
-          <w:p>
-            <w:pPr>
-              <w:spacing w:before="0" w:after="0" w:line="240" w:lineRule="auto"/>
-              <w:jc w:val="center"/>
-            </w:pPr>
-            <w:r/>
-            <w:r>
-              <w:rPr>
-                <w:rFonts w:ascii="Times New Roman" w:hAnsi="Times New Roman"/>
-                <w:b w:val="0"/>
-                <w:i w:val="0"/>
-                <w:color w:val="000000"/>
-                <w:sz w:val="20"/>
-                <w:rFonts w:ascii="Times New Roman" w:hAnsi="Times New Roman" w:cs="Times New Roman" w:eastAsia="Times New Roman"/>
-              </w:rPr>
-              <w:t>Н1</w:t>
+              <w:t>1-3</w:t>
             </w:r>
           </w:p>
         </w:tc>
@@ -2492,7 +3054,7 @@
           <w:p>
             <w:pPr>
               <w:spacing w:before="0" w:after="0" w:line="240" w:lineRule="auto"/>
-              <w:jc w:val="left"/>
+              <w:jc w:val="both"/>
             </w:pPr>
             <w:r/>
             <w:r>
@@ -2534,7 +3096,7 @@
                 <w:sz w:val="20"/>
                 <w:rFonts w:ascii="Times New Roman" w:hAnsi="Times New Roman" w:cs="Times New Roman" w:eastAsia="Times New Roman"/>
               </w:rPr>
-              <w:t>З1</w:t>
+              <w:t>1-3</w:t>
             </w:r>
           </w:p>
         </w:tc>
@@ -2555,17 +3117,6 @@
               <w:jc w:val="center"/>
             </w:pPr>
             <w:r/>
-            <w:r>
-              <w:rPr>
-                <w:rFonts w:ascii="Times New Roman" w:hAnsi="Times New Roman"/>
-                <w:b w:val="0"/>
-                <w:i w:val="0"/>
-                <w:color w:val="000000"/>
-                <w:sz w:val="20"/>
-                <w:rFonts w:ascii="Times New Roman" w:hAnsi="Times New Roman" w:cs="Times New Roman" w:eastAsia="Times New Roman"/>
-              </w:rPr>
-              <w:t>У1</w:t>
-            </w:r>
           </w:p>
         </w:tc>
         <w:tc>
@@ -2585,17 +3136,6 @@
               <w:jc w:val="center"/>
             </w:pPr>
             <w:r/>
-            <w:r>
-              <w:rPr>
-                <w:rFonts w:ascii="Times New Roman" w:hAnsi="Times New Roman"/>
-                <w:b w:val="0"/>
-                <w:i w:val="0"/>
-                <w:color w:val="000000"/>
-                <w:sz w:val="20"/>
-                <w:rFonts w:ascii="Times New Roman" w:hAnsi="Times New Roman" w:cs="Times New Roman" w:eastAsia="Times New Roman"/>
-              </w:rPr>
-              <w:t>Н1</w:t>
-            </w:r>
           </w:p>
         </w:tc>
       </w:tr>
@@ -2631,7 +3171,7 @@
           <w:p>
             <w:pPr>
               <w:spacing w:before="0" w:after="0" w:line="240" w:lineRule="auto"/>
-              <w:jc w:val="left"/>
+              <w:jc w:val="both"/>
             </w:pPr>
             <w:r/>
             <w:r>
@@ -2664,17 +3204,6 @@
               <w:jc w:val="center"/>
             </w:pPr>
             <w:r/>
-            <w:r>
-              <w:rPr>
-                <w:rFonts w:ascii="Times New Roman" w:hAnsi="Times New Roman"/>
-                <w:b w:val="0"/>
-                <w:i w:val="0"/>
-                <w:color w:val="000000"/>
-                <w:sz w:val="20"/>
-                <w:rFonts w:ascii="Times New Roman" w:hAnsi="Times New Roman" w:cs="Times New Roman" w:eastAsia="Times New Roman"/>
-              </w:rPr>
-              <w:t>З1</w:t>
-            </w:r>
           </w:p>
         </w:tc>
         <w:tc>
@@ -2703,7 +3232,7 @@
                 <w:sz w:val="20"/>
                 <w:rFonts w:ascii="Times New Roman" w:hAnsi="Times New Roman" w:cs="Times New Roman" w:eastAsia="Times New Roman"/>
               </w:rPr>
-              <w:t>У1</w:t>
+              <w:t>1-3</w:t>
             </w:r>
           </w:p>
         </w:tc>
@@ -2724,17 +3253,6 @@
               <w:jc w:val="center"/>
             </w:pPr>
             <w:r/>
-            <w:r>
-              <w:rPr>
-                <w:rFonts w:ascii="Times New Roman" w:hAnsi="Times New Roman"/>
-                <w:b w:val="0"/>
-                <w:i w:val="0"/>
-                <w:color w:val="000000"/>
-                <w:sz w:val="20"/>
-                <w:rFonts w:ascii="Times New Roman" w:hAnsi="Times New Roman" w:cs="Times New Roman" w:eastAsia="Times New Roman"/>
-              </w:rPr>
-              <w:t>Н1</w:t>
-            </w:r>
           </w:p>
         </w:tc>
       </w:tr>
@@ -2770,7 +3288,7 @@
           <w:p>
             <w:pPr>
               <w:spacing w:before="0" w:after="0" w:line="240" w:lineRule="auto"/>
-              <w:jc w:val="left"/>
+              <w:jc w:val="both"/>
             </w:pPr>
             <w:r/>
             <w:r>
@@ -2803,17 +3321,25 @@
               <w:jc w:val="center"/>
             </w:pPr>
             <w:r/>
-            <w:r>
-              <w:rPr>
-                <w:rFonts w:ascii="Times New Roman" w:hAnsi="Times New Roman"/>
-                <w:b w:val="0"/>
-                <w:i w:val="0"/>
-                <w:color w:val="000000"/>
-                <w:sz w:val="20"/>
-                <w:rFonts w:ascii="Times New Roman" w:hAnsi="Times New Roman" w:cs="Times New Roman" w:eastAsia="Times New Roman"/>
-              </w:rPr>
-              <w:t>З1</w:t>
-            </w:r>
+          </w:p>
+        </w:tc>
+        <w:tc>
+          <w:tcPr>
+            <w:tcW w:type="dxa" w:w="1938"/>
+            <w:vAlign w:val="center"/>
+            <w:tcMar>
+              <w:top w:w="100" w:type="dxa"/>
+              <w:bottom w:w="100" w:type="dxa"/>
+              <w:left w:w="120" w:type="dxa"/>
+              <w:right w:w="120" w:type="dxa"/>
+            </w:tcMar>
+          </w:tcPr>
+          <w:p>
+            <w:pPr>
+              <w:spacing w:before="0" w:after="0" w:line="240" w:lineRule="auto"/>
+              <w:jc w:val="center"/>
+            </w:pPr>
+            <w:r/>
           </w:p>
         </w:tc>
         <w:tc>
@@ -2842,37 +3368,7 @@
                 <w:sz w:val="20"/>
                 <w:rFonts w:ascii="Times New Roman" w:hAnsi="Times New Roman" w:cs="Times New Roman" w:eastAsia="Times New Roman"/>
               </w:rPr>
-              <w:t>У1</w:t>
-            </w:r>
-          </w:p>
-        </w:tc>
-        <w:tc>
-          <w:tcPr>
-            <w:tcW w:type="dxa" w:w="1938"/>
-            <w:vAlign w:val="center"/>
-            <w:tcMar>
-              <w:top w:w="100" w:type="dxa"/>
-              <w:bottom w:w="100" w:type="dxa"/>
-              <w:left w:w="120" w:type="dxa"/>
-              <w:right w:w="120" w:type="dxa"/>
-            </w:tcMar>
-          </w:tcPr>
-          <w:p>
-            <w:pPr>
-              <w:spacing w:before="0" w:after="0" w:line="240" w:lineRule="auto"/>
-              <w:jc w:val="center"/>
-            </w:pPr>
-            <w:r/>
-            <w:r>
-              <w:rPr>
-                <w:rFonts w:ascii="Times New Roman" w:hAnsi="Times New Roman"/>
-                <w:b w:val="0"/>
-                <w:i w:val="0"/>
-                <w:color w:val="000000"/>
-                <w:sz w:val="20"/>
-                <w:rFonts w:ascii="Times New Roman" w:hAnsi="Times New Roman" w:cs="Times New Roman" w:eastAsia="Times New Roman"/>
-              </w:rPr>
-              <w:t>Н1</w:t>
+              <w:t>1-3</w:t>
             </w:r>
           </w:p>
         </w:tc>
@@ -2881,11 +3377,13 @@
     <w:p>
       <w:pPr>
         <w:spacing w:before="0" w:after="120" w:line="240" w:lineRule="auto"/>
+        <w:jc w:val="both"/>
       </w:pPr>
     </w:p>
     <w:p>
       <w:pPr>
         <w:spacing w:before="0" w:after="240" w:line="240" w:lineRule="auto"/>
+        <w:jc w:val="both"/>
       </w:pPr>
       <w:r>
         <w:rPr>
@@ -2902,6 +3400,7 @@
     <w:p>
       <w:pPr>
         <w:spacing w:before="0" w:after="120" w:line="240" w:lineRule="auto"/>
+        <w:jc w:val="both"/>
       </w:pPr>
       <w:r>
         <w:rPr>
@@ -2918,6 +3417,7 @@
     <w:p>
       <w:pPr>
         <w:spacing w:before="0" w:after="120" w:line="240" w:lineRule="auto"/>
+        <w:jc w:val="both"/>
       </w:pPr>
       <w:r>
         <w:rPr>
@@ -2934,6 +3434,7 @@
     <w:p>
       <w:pPr>
         <w:spacing w:before="0" w:after="120" w:line="240" w:lineRule="auto"/>
+        <w:jc w:val="both"/>
       </w:pPr>
       <w:r>
         <w:rPr>
@@ -2950,6 +3451,7 @@
     <w:p>
       <w:pPr>
         <w:spacing w:before="0" w:after="120" w:line="240" w:lineRule="auto"/>
+        <w:jc w:val="both"/>
       </w:pPr>
       <w:r>
         <w:rPr>
@@ -2966,6 +3468,7 @@
     <w:p>
       <w:pPr>
         <w:spacing w:before="0" w:after="240" w:line="240" w:lineRule="auto"/>
+        <w:jc w:val="both"/>
       </w:pPr>
       <w:r>
         <w:rPr>
@@ -2982,6 +3485,7 @@
     <w:p>
       <w:pPr>
         <w:spacing w:before="0" w:after="120" w:line="240" w:lineRule="auto"/>
+        <w:jc w:val="both"/>
       </w:pPr>
       <w:r>
         <w:rPr>
@@ -3860,7 +4364,7 @@
           <w:p>
             <w:pPr>
               <w:spacing w:before="0" w:after="0" w:line="240" w:lineRule="auto"/>
-              <w:jc w:val="left"/>
+              <w:jc w:val="both"/>
             </w:pPr>
             <w:r/>
             <w:r>
@@ -4100,7 +4604,7 @@
           <w:p>
             <w:pPr>
               <w:spacing w:before="0" w:after="0" w:line="240" w:lineRule="auto"/>
-              <w:jc w:val="left"/>
+              <w:jc w:val="both"/>
             </w:pPr>
             <w:r/>
             <w:r>
@@ -4165,7 +4669,7 @@
           <w:p>
             <w:pPr>
               <w:spacing w:before="0" w:after="0" w:line="240" w:lineRule="auto"/>
-              <w:jc w:val="left"/>
+              <w:jc w:val="both"/>
             </w:pPr>
             <w:r/>
             <w:r>
@@ -4405,7 +4909,7 @@
           <w:p>
             <w:pPr>
               <w:spacing w:before="0" w:after="0" w:line="240" w:lineRule="auto"/>
-              <w:jc w:val="left"/>
+              <w:jc w:val="both"/>
             </w:pPr>
             <w:r/>
             <w:r>
@@ -4470,7 +4974,7 @@
           <w:p>
             <w:pPr>
               <w:spacing w:before="0" w:after="0" w:line="240" w:lineRule="auto"/>
-              <w:jc w:val="left"/>
+              <w:jc w:val="both"/>
             </w:pPr>
             <w:r/>
             <w:r>
@@ -4710,7 +5214,7 @@
           <w:p>
             <w:pPr>
               <w:spacing w:before="0" w:after="0" w:line="240" w:lineRule="auto"/>
-              <w:jc w:val="left"/>
+              <w:jc w:val="both"/>
             </w:pPr>
             <w:r/>
             <w:r>
@@ -4751,7 +5255,7 @@
           <w:p>
             <w:pPr>
               <w:spacing w:before="0" w:after="0" w:line="240" w:lineRule="auto"/>
-              <w:jc w:val="left"/>
+              <w:jc w:val="both"/>
             </w:pPr>
             <w:r/>
             <w:r>
@@ -5008,7 +5512,7 @@
           <w:p>
             <w:pPr>
               <w:spacing w:before="0" w:after="0" w:line="240" w:lineRule="auto"/>
-              <w:jc w:val="left"/>
+              <w:jc w:val="both"/>
             </w:pPr>
             <w:r/>
             <w:r>
@@ -5221,11 +5725,13 @@
     <w:p>
       <w:pPr>
         <w:spacing w:before="0" w:after="120" w:line="240" w:lineRule="auto"/>
+        <w:jc w:val="both"/>
       </w:pPr>
     </w:p>
     <w:p>
       <w:pPr>
         <w:spacing w:before="0" w:after="120" w:line="240" w:lineRule="auto"/>
+        <w:jc w:val="both"/>
       </w:pPr>
       <w:r>
         <w:rPr>
@@ -5525,7 +6031,7 @@
           <w:p>
             <w:pPr>
               <w:spacing w:before="0" w:after="0" w:line="240" w:lineRule="auto"/>
-              <w:jc w:val="left"/>
+              <w:jc w:val="both"/>
             </w:pPr>
             <w:r/>
             <w:r>
@@ -5555,7 +6061,7 @@
           <w:p>
             <w:pPr>
               <w:spacing w:before="0" w:after="0" w:line="240" w:lineRule="auto"/>
-              <w:jc w:val="left"/>
+              <w:jc w:val="both"/>
             </w:pPr>
             <w:r/>
             <w:r>
@@ -5613,7 +6119,7 @@
                 <w:sz w:val="20"/>
                 <w:rFonts w:ascii="Times New Roman" w:hAnsi="Times New Roman" w:cs="Times New Roman" w:eastAsia="Times New Roman"/>
               </w:rPr>
-              <w:t>З1</w:t>
+              <w:t>–</w:t>
             </w:r>
           </w:p>
         </w:tc>
@@ -5643,7 +6149,7 @@
                 <w:sz w:val="20"/>
                 <w:rFonts w:ascii="Times New Roman" w:hAnsi="Times New Roman" w:cs="Times New Roman" w:eastAsia="Times New Roman"/>
               </w:rPr>
-              <w:t>У1</w:t>
+              <w:t>–</w:t>
             </w:r>
           </w:p>
         </w:tc>
@@ -5673,7 +6179,7 @@
                 <w:sz w:val="20"/>
                 <w:rFonts w:ascii="Times New Roman" w:hAnsi="Times New Roman" w:cs="Times New Roman" w:eastAsia="Times New Roman"/>
               </w:rPr>
-              <w:t>Н1</w:t>
+              <w:t>–</w:t>
             </w:r>
           </w:p>
         </w:tc>
@@ -5691,7 +6197,7 @@
           <w:p>
             <w:pPr>
               <w:spacing w:before="0" w:after="0" w:line="240" w:lineRule="auto"/>
-              <w:jc w:val="left"/>
+              <w:jc w:val="both"/>
             </w:pPr>
             <w:r/>
             <w:r>
@@ -5756,7 +6262,7 @@
           <w:p>
             <w:pPr>
               <w:spacing w:before="0" w:after="0" w:line="240" w:lineRule="auto"/>
-              <w:jc w:val="left"/>
+              <w:jc w:val="both"/>
             </w:pPr>
             <w:r/>
             <w:r>
@@ -5786,7 +6292,7 @@
           <w:p>
             <w:pPr>
               <w:spacing w:before="0" w:after="0" w:line="240" w:lineRule="auto"/>
-              <w:jc w:val="left"/>
+              <w:jc w:val="both"/>
             </w:pPr>
             <w:r/>
             <w:r>
@@ -5844,7 +6350,7 @@
                 <w:sz w:val="20"/>
                 <w:rFonts w:ascii="Times New Roman" w:hAnsi="Times New Roman" w:cs="Times New Roman" w:eastAsia="Times New Roman"/>
               </w:rPr>
-              <w:t>З1</w:t>
+              <w:t>–</w:t>
             </w:r>
           </w:p>
         </w:tc>
@@ -5874,7 +6380,7 @@
                 <w:sz w:val="20"/>
                 <w:rFonts w:ascii="Times New Roman" w:hAnsi="Times New Roman" w:cs="Times New Roman" w:eastAsia="Times New Roman"/>
               </w:rPr>
-              <w:t>У1</w:t>
+              <w:t>–</w:t>
             </w:r>
           </w:p>
         </w:tc>
@@ -5904,7 +6410,7 @@
                 <w:sz w:val="20"/>
                 <w:rFonts w:ascii="Times New Roman" w:hAnsi="Times New Roman" w:cs="Times New Roman" w:eastAsia="Times New Roman"/>
               </w:rPr>
-              <w:t>Н1</w:t>
+              <w:t>–</w:t>
             </w:r>
           </w:p>
         </w:tc>
@@ -5922,7 +6428,7 @@
           <w:p>
             <w:pPr>
               <w:spacing w:before="0" w:after="0" w:line="240" w:lineRule="auto"/>
-              <w:jc w:val="left"/>
+              <w:jc w:val="both"/>
             </w:pPr>
             <w:r/>
             <w:r>
@@ -5943,11 +6449,13 @@
     <w:p>
       <w:pPr>
         <w:spacing w:before="0" w:after="120" w:line="240" w:lineRule="auto"/>
+        <w:jc w:val="both"/>
       </w:pPr>
     </w:p>
     <w:p>
       <w:pPr>
         <w:spacing w:before="0" w:after="120" w:line="240" w:lineRule="auto"/>
+        <w:jc w:val="both"/>
       </w:pPr>
       <w:r>
         <w:rPr>
@@ -6181,7 +6689,7 @@
           <w:p>
             <w:pPr>
               <w:spacing w:before="0" w:after="0" w:line="240" w:lineRule="auto"/>
-              <w:jc w:val="left"/>
+              <w:jc w:val="both"/>
             </w:pPr>
             <w:r/>
             <w:r>
@@ -6308,7 +6816,7 @@
           <w:p>
             <w:pPr>
               <w:spacing w:before="0" w:after="0" w:line="240" w:lineRule="auto"/>
-              <w:jc w:val="left"/>
+              <w:jc w:val="both"/>
             </w:pPr>
             <w:r/>
             <w:r>
@@ -6361,11 +6869,13 @@
     <w:p>
       <w:pPr>
         <w:spacing w:before="0" w:after="120" w:line="240" w:lineRule="auto"/>
+        <w:jc w:val="both"/>
       </w:pPr>
     </w:p>
     <w:p>
       <w:pPr>
         <w:spacing w:before="0" w:after="120" w:line="240" w:lineRule="auto"/>
+        <w:jc w:val="both"/>
       </w:pPr>
       <w:r>
         <w:rPr>
@@ -6599,7 +7109,7 @@
           <w:p>
             <w:pPr>
               <w:spacing w:before="0" w:after="0" w:line="240" w:lineRule="auto"/>
-              <w:jc w:val="left"/>
+              <w:jc w:val="both"/>
             </w:pPr>
             <w:r/>
             <w:r>
@@ -6724,7 +7234,7 @@
           <w:p>
             <w:pPr>
               <w:spacing w:before="0" w:after="0" w:line="240" w:lineRule="auto"/>
-              <w:jc w:val="left"/>
+              <w:jc w:val="both"/>
             </w:pPr>
             <w:r/>
             <w:r>
@@ -6775,11 +7285,13 @@
     <w:p>
       <w:pPr>
         <w:spacing w:before="0" w:after="120" w:line="240" w:lineRule="auto"/>
+        <w:jc w:val="both"/>
       </w:pPr>
     </w:p>
     <w:p>
       <w:pPr>
         <w:spacing w:before="0" w:after="240" w:line="240" w:lineRule="auto"/>
+        <w:jc w:val="both"/>
       </w:pPr>
       <w:r>
         <w:rPr>
@@ -6796,6 +7308,7 @@
     <w:p>
       <w:pPr>
         <w:spacing w:before="0" w:after="120" w:line="240" w:lineRule="auto"/>
+        <w:jc w:val="both"/>
       </w:pPr>
       <w:r>
         <w:rPr>
@@ -6812,6 +7325,7 @@
     <w:p>
       <w:pPr>
         <w:spacing w:before="0" w:after="120" w:line="240" w:lineRule="auto"/>
+        <w:jc w:val="both"/>
       </w:pPr>
       <w:r>
         <w:rPr>
@@ -6828,6 +7342,7 @@
     <w:p>
       <w:pPr>
         <w:spacing w:before="0" w:after="120" w:line="240" w:lineRule="auto"/>
+        <w:jc w:val="both"/>
       </w:pPr>
       <w:r>
         <w:rPr>
@@ -6844,11 +7359,13 @@
     <w:p>
       <w:pPr>
         <w:spacing w:before="0" w:after="120" w:line="240" w:lineRule="auto"/>
+        <w:jc w:val="both"/>
       </w:pPr>
     </w:p>
     <w:p>
       <w:pPr>
         <w:spacing w:before="0" w:after="240" w:line="240" w:lineRule="auto"/>
+        <w:jc w:val="both"/>
       </w:pPr>
       <w:r>
         <w:rPr>
@@ -6865,6 +7382,7 @@
     <w:p>
       <w:pPr>
         <w:spacing w:before="0" w:after="120" w:line="240" w:lineRule="auto"/>
+        <w:jc w:val="both"/>
       </w:pPr>
       <w:r>
         <w:rPr>
@@ -6881,6 +7399,7 @@
     <w:p>
       <w:pPr>
         <w:spacing w:before="0" w:after="120" w:line="240" w:lineRule="auto"/>
+        <w:jc w:val="both"/>
       </w:pPr>
       <w:r>
         <w:rPr>
@@ -6897,6 +7416,7 @@
     <w:p>
       <w:pPr>
         <w:spacing w:before="0" w:after="120" w:line="240" w:lineRule="auto"/>
+        <w:jc w:val="both"/>
       </w:pPr>
       <w:r>
         <w:rPr>
@@ -6913,6 +7433,7 @@
     <w:p>
       <w:pPr>
         <w:spacing w:before="0" w:after="120" w:line="240" w:lineRule="auto"/>
+        <w:jc w:val="both"/>
       </w:pPr>
       <w:r>
         <w:rPr>
@@ -6929,6 +7450,7 @@
     <w:p>
       <w:pPr>
         <w:spacing w:before="0" w:after="120" w:line="240" w:lineRule="auto"/>
+        <w:jc w:val="both"/>
       </w:pPr>
       <w:r>
         <w:rPr>
@@ -6945,6 +7467,7 @@
     <w:p>
       <w:pPr>
         <w:spacing w:before="0" w:after="120" w:line="240" w:lineRule="auto"/>
+        <w:jc w:val="both"/>
       </w:pPr>
       <w:r>
         <w:rPr>
@@ -6961,6 +7484,7 @@
     <w:p>
       <w:pPr>
         <w:spacing w:before="0" w:after="120" w:line="240" w:lineRule="auto"/>
+        <w:jc w:val="both"/>
       </w:pPr>
       <w:r>
         <w:rPr>
@@ -6977,6 +7501,7 @@
     <w:p>
       <w:pPr>
         <w:spacing w:before="0" w:after="120" w:line="240" w:lineRule="auto"/>
+        <w:jc w:val="both"/>
       </w:pPr>
       <w:r>
         <w:rPr>
@@ -6993,6 +7518,7 @@
     <w:p>
       <w:pPr>
         <w:spacing w:before="0" w:after="120" w:line="240" w:lineRule="auto"/>
+        <w:jc w:val="both"/>
       </w:pPr>
       <w:r>
         <w:rPr>
@@ -7009,6 +7535,7 @@
     <w:p>
       <w:pPr>
         <w:spacing w:before="0" w:after="120" w:line="240" w:lineRule="auto"/>
+        <w:jc w:val="both"/>
       </w:pPr>
       <w:r>
         <w:rPr>
@@ -7025,6 +7552,7 @@
     <w:p>
       <w:pPr>
         <w:spacing w:before="0" w:after="120" w:line="240" w:lineRule="auto"/>
+        <w:jc w:val="both"/>
       </w:pPr>
       <w:r>
         <w:rPr>
@@ -7041,6 +7569,7 @@
     <w:p>
       <w:pPr>
         <w:spacing w:before="0" w:after="120" w:line="240" w:lineRule="auto"/>
+        <w:jc w:val="both"/>
       </w:pPr>
       <w:r>
         <w:rPr>
@@ -7057,6 +7586,7 @@
     <w:p>
       <w:pPr>
         <w:spacing w:before="0" w:after="120" w:line="240" w:lineRule="auto"/>
+        <w:jc w:val="both"/>
       </w:pPr>
       <w:r>
         <w:rPr>
@@ -7073,6 +7603,7 @@
     <w:p>
       <w:pPr>
         <w:spacing w:before="0" w:after="120" w:line="240" w:lineRule="auto"/>
+        <w:jc w:val="both"/>
       </w:pPr>
       <w:r>
         <w:rPr>
@@ -7089,11 +7620,13 @@
     <w:p>
       <w:pPr>
         <w:spacing w:before="0" w:after="120" w:line="240" w:lineRule="auto"/>
+        <w:jc w:val="both"/>
       </w:pPr>
     </w:p>
     <w:p>
       <w:pPr>
         <w:spacing w:before="0" w:after="240" w:line="240" w:lineRule="auto"/>
+        <w:jc w:val="both"/>
       </w:pPr>
       <w:r>
         <w:rPr>
@@ -7110,6 +7643,7 @@
     <w:p>
       <w:pPr>
         <w:spacing w:before="0" w:after="120" w:line="240" w:lineRule="auto"/>
+        <w:jc w:val="both"/>
       </w:pPr>
       <w:r>
         <w:rPr>
@@ -7126,6 +7660,7 @@
     <w:p>
       <w:pPr>
         <w:spacing w:before="0" w:after="120" w:line="240" w:lineRule="auto"/>
+        <w:jc w:val="both"/>
       </w:pPr>
       <w:r>
         <w:rPr>
@@ -7142,6 +7677,7 @@
     <w:p>
       <w:pPr>
         <w:spacing w:before="0" w:after="120" w:line="240" w:lineRule="auto"/>
+        <w:jc w:val="both"/>
       </w:pPr>
       <w:r>
         <w:rPr>
@@ -7158,6 +7694,7 @@
     <w:p>
       <w:pPr>
         <w:spacing w:before="0" w:after="120" w:line="240" w:lineRule="auto"/>
+        <w:jc w:val="both"/>
       </w:pPr>
       <w:r>
         <w:rPr>
@@ -7174,11 +7711,13 @@
     <w:p>
       <w:pPr>
         <w:spacing w:before="0" w:after="120" w:line="240" w:lineRule="auto"/>
+        <w:jc w:val="both"/>
       </w:pPr>
     </w:p>
     <w:p>
       <w:pPr>
         <w:spacing w:before="0" w:after="120" w:line="240" w:lineRule="auto"/>
+        <w:jc w:val="both"/>
       </w:pPr>
       <w:r>
         <w:rPr>
@@ -7217,6 +7756,7 @@
     <w:p>
       <w:pPr>
         <w:spacing w:before="0" w:after="120" w:line="240" w:lineRule="auto"/>
+        <w:jc w:val="both"/>
       </w:pPr>
       <w:r>
         <w:rPr>
@@ -7227,7 +7767,7 @@
           <w:sz w:val="28"/>
           <w:rFonts w:ascii="Times New Roman" w:hAnsi="Times New Roman" w:cs="Times New Roman" w:eastAsia="Times New Roman"/>
         </w:rPr>
-        <w:t>Рабочая программа дисциплины «Технология программирования» по направлению подготовки 01.03.04 Прикладная математика согласована на ведение учебного процесса:</w:t>
+        <w:t>Рабочая программа дисциплины «Технология программирования» по направлению подготовки «01.03.04 Прикладная математика» согласована на ведение учебного процесса:</w:t>
       </w:r>
     </w:p>
     <w:tbl>
@@ -7300,7 +7840,9 @@
                 <w:sz w:val="22"/>
                 <w:rFonts w:ascii="Times New Roman" w:hAnsi="Times New Roman" w:cs="Times New Roman" w:eastAsia="Times New Roman"/>
               </w:rPr>
-              <w:t>«Согласовано»: И.о. зав. кафедрой, ответственной за РПД (подпись и дата)</w:t>
+              <w:t>Согласовано</w:t>
+              <w:br/>
+              <w:t>(подпись и дата)</w:t>
             </w:r>
           </w:p>
         </w:tc>
@@ -7353,7 +7895,7 @@
           <w:p>
             <w:pPr>
               <w:spacing w:before="0" w:after="0" w:line="240" w:lineRule="auto"/>
-              <w:jc w:val="left"/>
+              <w:jc w:val="both"/>
             </w:pPr>
             <w:r/>
           </w:p>
@@ -7407,7 +7949,7 @@
           <w:p>
             <w:pPr>
               <w:spacing w:before="0" w:after="0" w:line="240" w:lineRule="auto"/>
-              <w:jc w:val="left"/>
+              <w:jc w:val="both"/>
             </w:pPr>
             <w:r/>
           </w:p>
@@ -7461,7 +8003,7 @@
           <w:p>
             <w:pPr>
               <w:spacing w:before="0" w:after="0" w:line="240" w:lineRule="auto"/>
-              <w:jc w:val="left"/>
+              <w:jc w:val="both"/>
             </w:pPr>
             <w:r/>
           </w:p>
@@ -7515,7 +8057,7 @@
           <w:p>
             <w:pPr>
               <w:spacing w:before="0" w:after="0" w:line="240" w:lineRule="auto"/>
-              <w:jc w:val="left"/>
+              <w:jc w:val="both"/>
             </w:pPr>
             <w:r/>
           </w:p>
@@ -7698,6 +8240,23 @@
       </w:r>
     </w:p>
     <w:p>
+      <w:pPr>
+        <w:spacing w:before="0" w:after="120" w:line="240" w:lineRule="auto"/>
+        <w:jc w:val="center"/>
+      </w:pPr>
+      <w:r>
+        <w:rPr>
+          <w:rFonts w:ascii="Times New Roman" w:hAnsi="Times New Roman"/>
+          <w:b w:val="0"/>
+          <w:i w:val="0"/>
+          <w:color w:val="000000"/>
+          <w:sz w:val="28"/>
+          <w:rFonts w:ascii="Times New Roman" w:hAnsi="Times New Roman" w:cs="Times New Roman" w:eastAsia="Times New Roman"/>
+        </w:rPr>
+        <w:t>общая трудоемкость дисциплины составляет: 3 зачетных единиц(ы)</w:t>
+      </w:r>
+    </w:p>
+    <w:p>
       <w:r>
         <w:br w:type="page"/>
       </w:r>
@@ -7705,6 +8264,7 @@
     <w:p>
       <w:pPr>
         <w:spacing w:before="0" w:after="240" w:line="240" w:lineRule="auto"/>
+        <w:jc w:val="both"/>
       </w:pPr>
       <w:r>
         <w:rPr>
@@ -7716,6 +8276,25 @@
           <w:rFonts w:ascii="Times New Roman" w:hAnsi="Times New Roman" w:cs="Times New Roman" w:eastAsia="Times New Roman"/>
         </w:rPr>
         <w:t>1. Оценочные средства</w:t>
+      </w:r>
+    </w:p>
+    <w:p>
+      <w:pPr>
+        <w:spacing w:before="0" w:after="240" w:line="240" w:lineRule="auto"/>
+        <w:jc w:val="both"/>
+      </w:pPr>
+      <w:r>
+        <w:rPr>
+          <w:rFonts w:ascii="Times New Roman" w:hAnsi="Times New Roman"/>
+          <w:b w:val="0"/>
+          <w:i w:val="0"/>
+          <w:color w:val="000000"/>
+          <w:sz w:val="28"/>
+          <w:rFonts w:ascii="Times New Roman" w:hAnsi="Times New Roman" w:cs="Times New Roman" w:eastAsia="Times New Roman"/>
+        </w:rPr>
+        <w:t>Оценивание формирования компетенций производится на основе результатов обучения, приведенных в п. 2 рабочей программы и ФОС. Связь разделов компетенций, индикаторов и форм контроля (текущего и промежуточного) указаны в таблице 4.2 рабочей программы дисциплины.</w:t>
+        <w:br/>
+        <w:t>Оценочные средства соотнесены с результатами обучения по дисциплине и индикаторами достижения компетенций, представлены ниже.</w:t>
       </w:r>
     </w:p>
     <w:tbl>
@@ -7908,7 +8487,7 @@
           <w:p>
             <w:pPr>
               <w:spacing w:before="0" w:after="0" w:line="240" w:lineRule="auto"/>
-              <w:jc w:val="center"/>
+              <w:jc w:val="left"/>
             </w:pPr>
             <w:r/>
             <w:r>
@@ -7920,7 +8499,7 @@
                 <w:sz w:val="20"/>
                 <w:rFonts w:ascii="Times New Roman" w:hAnsi="Times New Roman" w:cs="Times New Roman" w:eastAsia="Times New Roman"/>
               </w:rPr>
-              <w:t>ПК-1.1</w:t>
+              <w:t>ПК-1.1. Знать: базовые основы программирования и отладки программного кода</w:t>
             </w:r>
           </w:p>
         </w:tc>
@@ -7938,7 +8517,7 @@
           <w:p>
             <w:pPr>
               <w:spacing w:before="0" w:after="0" w:line="240" w:lineRule="auto"/>
-              <w:jc w:val="left"/>
+              <w:jc w:val="both"/>
             </w:pPr>
             <w:r/>
             <w:r>
@@ -7950,11 +8529,11 @@
                 <w:sz w:val="18"/>
                 <w:rFonts w:ascii="Times New Roman" w:hAnsi="Times New Roman" w:cs="Times New Roman" w:eastAsia="Times New Roman"/>
               </w:rPr>
-              <w:t>З1: Знать базовые принципы и терминологию, относящиеся к ПК-1.1.</w:t>
+              <w:t>З1: Синтаксис и семантика алгоритмического языка программирования, принципы и методология построения систем по курсу «Технология программирования»</w:t>
               <w:br/>
-              <w:t>У1: Уметь использовать практические инструменты в контексте ПК-1.1.</w:t>
+              <w:t>З2: Концепции и идеи объектно-ориентированного программирования и проектирования программных решений</w:t>
               <w:br/>
-              <w:t>Н1: Владеть навыками анализа данных и принятия решений в рамках ПК-1.1.</w:t>
+              <w:t>З3: Технология работы на ПК в современных операционных средах, основные методы разработки эффективных структур данных</w:t>
             </w:r>
           </w:p>
         </w:tc>
@@ -7972,7 +8551,7 @@
           <w:p>
             <w:pPr>
               <w:spacing w:before="0" w:after="0" w:line="240" w:lineRule="auto"/>
-              <w:jc w:val="left"/>
+              <w:jc w:val="both"/>
             </w:pPr>
             <w:r/>
             <w:r>
@@ -8037,7 +8616,7 @@
           <w:p>
             <w:pPr>
               <w:spacing w:before="0" w:after="0" w:line="240" w:lineRule="auto"/>
-              <w:jc w:val="center"/>
+              <w:jc w:val="left"/>
             </w:pPr>
             <w:r/>
             <w:r>
@@ -8049,7 +8628,7 @@
                 <w:sz w:val="20"/>
                 <w:rFonts w:ascii="Times New Roman" w:hAnsi="Times New Roman" w:cs="Times New Roman" w:eastAsia="Times New Roman"/>
               </w:rPr>
-              <w:t>ПК-1.2</w:t>
+              <w:t>ПК-1.2. Уметь: применять современные информационные технологии написания и отладки программного кода в области профессиональной деятельности</w:t>
             </w:r>
           </w:p>
         </w:tc>
@@ -8067,7 +8646,7 @@
           <w:p>
             <w:pPr>
               <w:spacing w:before="0" w:after="0" w:line="240" w:lineRule="auto"/>
-              <w:jc w:val="left"/>
+              <w:jc w:val="both"/>
             </w:pPr>
             <w:r/>
             <w:r>
@@ -8079,11 +8658,11 @@
                 <w:sz w:val="18"/>
                 <w:rFonts w:ascii="Times New Roman" w:hAnsi="Times New Roman" w:cs="Times New Roman" w:eastAsia="Times New Roman"/>
               </w:rPr>
-              <w:t>З1: Знать базовые принципы и терминологию, относящиеся к ПК-1.2.</w:t>
+              <w:t>У1: Формализовать прикладную задачу, выбирать для неё подходящие структуры данных и алгоритмы обработки в «Технология программирования»</w:t>
               <w:br/>
-              <w:t>У1: Уметь использовать практические инструменты в контексте ПК-1.2.</w:t>
+              <w:t>У2: Программировать прикладные алгоритмы, используя программные средства языков высокого уровня; разрабатывать тесты</w:t>
               <w:br/>
-              <w:t>Н1: Владеть навыками анализа данных и принятия решений в рамках ПК-1.2.</w:t>
+              <w:t>У3: Проектировать программные компоненты IT-систем и модули обработки информации</w:t>
             </w:r>
           </w:p>
         </w:tc>
@@ -8101,7 +8680,7 @@
           <w:p>
             <w:pPr>
               <w:spacing w:before="0" w:after="0" w:line="240" w:lineRule="auto"/>
-              <w:jc w:val="left"/>
+              <w:jc w:val="both"/>
             </w:pPr>
             <w:r/>
             <w:r>
@@ -8166,7 +8745,7 @@
           <w:p>
             <w:pPr>
               <w:spacing w:before="0" w:after="0" w:line="240" w:lineRule="auto"/>
-              <w:jc w:val="center"/>
+              <w:jc w:val="left"/>
             </w:pPr>
             <w:r/>
             <w:r>
@@ -8178,7 +8757,7 @@
                 <w:sz w:val="20"/>
                 <w:rFonts w:ascii="Times New Roman" w:hAnsi="Times New Roman" w:cs="Times New Roman" w:eastAsia="Times New Roman"/>
               </w:rPr>
-              <w:t>ПК-1.3</w:t>
+              <w:t>ПК-1.3. Владеть: практическими навыками использования современных информационных технологий разработки и отладки программного кода в области профессиональной деятельности</w:t>
             </w:r>
           </w:p>
         </w:tc>
@@ -8196,7 +8775,7 @@
           <w:p>
             <w:pPr>
               <w:spacing w:before="0" w:after="0" w:line="240" w:lineRule="auto"/>
-              <w:jc w:val="left"/>
+              <w:jc w:val="both"/>
             </w:pPr>
             <w:r/>
             <w:r>
@@ -8208,11 +8787,11 @@
                 <w:sz w:val="18"/>
                 <w:rFonts w:ascii="Times New Roman" w:hAnsi="Times New Roman" w:cs="Times New Roman" w:eastAsia="Times New Roman"/>
               </w:rPr>
-              <w:t>З1: Знать базовые принципы и терминологию, относящиеся к ПК-1.3.</w:t>
+              <w:t>Н1: Использовать современные математические методы и программные средства для решения задач науки, образования и бизнеса</w:t>
               <w:br/>
-              <w:t>У1: Уметь использовать практические инструменты в контексте ПК-1.3.</w:t>
+              <w:t>Н2: Реализовать идеи объектно-ориентированного подхода и паттернов проектирования в предметной области «Технология программирования»</w:t>
               <w:br/>
-              <w:t>Н1: Владеть навыками анализа данных и принятия решений в рамках ПК-1.3.</w:t>
+              <w:t>Н3: Применять современные цифровые технологии моделирования, алгоритмизации и оптимизации бизнес-процессов</w:t>
             </w:r>
           </w:p>
         </w:tc>
@@ -8230,7 +8809,7 @@
           <w:p>
             <w:pPr>
               <w:spacing w:before="0" w:after="0" w:line="240" w:lineRule="auto"/>
-              <w:jc w:val="left"/>
+              <w:jc w:val="both"/>
             </w:pPr>
             <w:r/>
             <w:r>
@@ -8295,7 +8874,7 @@
           <w:p>
             <w:pPr>
               <w:spacing w:before="0" w:after="0" w:line="240" w:lineRule="auto"/>
-              <w:jc w:val="center"/>
+              <w:jc w:val="left"/>
             </w:pPr>
             <w:r/>
             <w:r>
@@ -8307,7 +8886,7 @@
                 <w:sz w:val="20"/>
                 <w:rFonts w:ascii="Times New Roman" w:hAnsi="Times New Roman" w:cs="Times New Roman" w:eastAsia="Times New Roman"/>
               </w:rPr>
-              <w:t>ПК-2.1</w:t>
+              <w:t>ПК-2.1. Знать: процедуры проверки работоспособности и оптимизации программного кода</w:t>
             </w:r>
           </w:p>
         </w:tc>
@@ -8325,7 +8904,7 @@
           <w:p>
             <w:pPr>
               <w:spacing w:before="0" w:after="0" w:line="240" w:lineRule="auto"/>
-              <w:jc w:val="left"/>
+              <w:jc w:val="both"/>
             </w:pPr>
             <w:r/>
             <w:r>
@@ -8337,11 +8916,11 @@
                 <w:sz w:val="18"/>
                 <w:rFonts w:ascii="Times New Roman" w:hAnsi="Times New Roman" w:cs="Times New Roman" w:eastAsia="Times New Roman"/>
               </w:rPr>
-              <w:t>З1: Знать базовые принципы и терминологию, относящиеся к ПК-2.1.</w:t>
+              <w:t>З1: Синтаксис и семантика алгоритмического языка программирования, принципы и методология построения систем по курсу «Технология программирования»</w:t>
               <w:br/>
-              <w:t>У1: Уметь использовать практические инструменты в контексте ПК-2.1.</w:t>
+              <w:t>З2: Концепции и идеи объектно-ориентированного программирования и проектирования программных решений</w:t>
               <w:br/>
-              <w:t>Н1: Владеть навыками анализа данных и принятия решений в рамках ПК-2.1.</w:t>
+              <w:t>З3: Технология работы на ПК в современных операционных средах, основные методы разработки эффективных структур данных</w:t>
             </w:r>
           </w:p>
         </w:tc>
@@ -8359,7 +8938,7 @@
           <w:p>
             <w:pPr>
               <w:spacing w:before="0" w:after="0" w:line="240" w:lineRule="auto"/>
-              <w:jc w:val="left"/>
+              <w:jc w:val="both"/>
             </w:pPr>
             <w:r/>
             <w:r>
@@ -8424,7 +9003,7 @@
           <w:p>
             <w:pPr>
               <w:spacing w:before="0" w:after="0" w:line="240" w:lineRule="auto"/>
-              <w:jc w:val="center"/>
+              <w:jc w:val="left"/>
             </w:pPr>
             <w:r/>
             <w:r>
@@ -8436,7 +9015,7 @@
                 <w:sz w:val="20"/>
                 <w:rFonts w:ascii="Times New Roman" w:hAnsi="Times New Roman" w:cs="Times New Roman" w:eastAsia="Times New Roman"/>
               </w:rPr>
-              <w:t>ПК-2.2</w:t>
+              <w:t>ПК-2.2. Уметь: проверять работоспособность и проводить оптимизацию программного кода</w:t>
             </w:r>
           </w:p>
         </w:tc>
@@ -8454,7 +9033,7 @@
           <w:p>
             <w:pPr>
               <w:spacing w:before="0" w:after="0" w:line="240" w:lineRule="auto"/>
-              <w:jc w:val="left"/>
+              <w:jc w:val="both"/>
             </w:pPr>
             <w:r/>
             <w:r>
@@ -8466,11 +9045,11 @@
                 <w:sz w:val="18"/>
                 <w:rFonts w:ascii="Times New Roman" w:hAnsi="Times New Roman" w:cs="Times New Roman" w:eastAsia="Times New Roman"/>
               </w:rPr>
-              <w:t>З1: Знать базовые принципы и терминологию, относящиеся к ПК-2.2.</w:t>
+              <w:t>У1: Формализовать прикладную задачу, выбирать для неё подходящие структуры данных и алгоритмы обработки в «Технология программирования»</w:t>
               <w:br/>
-              <w:t>У1: Уметь использовать практические инструменты в контексте ПК-2.2.</w:t>
+              <w:t>У2: Программировать прикладные алгоритмы, используя программные средства языков высокого уровня; разрабатывать тесты</w:t>
               <w:br/>
-              <w:t>Н1: Владеть навыками анализа данных и принятия решений в рамках ПК-2.2.</w:t>
+              <w:t>У3: Проектировать программные компоненты IT-систем и модули обработки информации</w:t>
             </w:r>
           </w:p>
         </w:tc>
@@ -8488,7 +9067,7 @@
           <w:p>
             <w:pPr>
               <w:spacing w:before="0" w:after="0" w:line="240" w:lineRule="auto"/>
-              <w:jc w:val="left"/>
+              <w:jc w:val="both"/>
             </w:pPr>
             <w:r/>
             <w:r>
@@ -8553,7 +9132,7 @@
           <w:p>
             <w:pPr>
               <w:spacing w:before="0" w:after="0" w:line="240" w:lineRule="auto"/>
-              <w:jc w:val="center"/>
+              <w:jc w:val="left"/>
             </w:pPr>
             <w:r/>
             <w:r>
@@ -8565,7 +9144,7 @@
                 <w:sz w:val="20"/>
                 <w:rFonts w:ascii="Times New Roman" w:hAnsi="Times New Roman" w:cs="Times New Roman" w:eastAsia="Times New Roman"/>
               </w:rPr>
-              <w:t>ПК-2.3</w:t>
+              <w:t>ПК-2.3. Владеть: практическими навыками проверки работоспособности и оптимизации программного кода</w:t>
             </w:r>
           </w:p>
         </w:tc>
@@ -8583,7 +9162,7 @@
           <w:p>
             <w:pPr>
               <w:spacing w:before="0" w:after="0" w:line="240" w:lineRule="auto"/>
-              <w:jc w:val="left"/>
+              <w:jc w:val="both"/>
             </w:pPr>
             <w:r/>
             <w:r>
@@ -8595,11 +9174,11 @@
                 <w:sz w:val="18"/>
                 <w:rFonts w:ascii="Times New Roman" w:hAnsi="Times New Roman" w:cs="Times New Roman" w:eastAsia="Times New Roman"/>
               </w:rPr>
-              <w:t>З1: Знать базовые принципы и терминологию, относящиеся к ПК-2.3.</w:t>
+              <w:t>Н1: Использовать современные математические методы и программные средства для решения задач науки, образования и бизнеса</w:t>
               <w:br/>
-              <w:t>У1: Уметь использовать практические инструменты в контексте ПК-2.3.</w:t>
+              <w:t>Н2: Реализовать идеи объектно-ориентированного подхода и паттернов проектирования в предметной области «Технология программирования»</w:t>
               <w:br/>
-              <w:t>Н1: Владеть навыками анализа данных и принятия решений в рамках ПК-2.3.</w:t>
+              <w:t>Н3: Применять современные цифровые технологии моделирования, алгоритмизации и оптимизации бизнес-процессов</w:t>
             </w:r>
           </w:p>
         </w:tc>
@@ -8617,7 +9196,7 @@
           <w:p>
             <w:pPr>
               <w:spacing w:before="0" w:after="0" w:line="240" w:lineRule="auto"/>
-              <w:jc w:val="left"/>
+              <w:jc w:val="both"/>
             </w:pPr>
             <w:r/>
             <w:r>
@@ -8682,7 +9261,7 @@
           <w:p>
             <w:pPr>
               <w:spacing w:before="0" w:after="0" w:line="240" w:lineRule="auto"/>
-              <w:jc w:val="center"/>
+              <w:jc w:val="left"/>
             </w:pPr>
             <w:r/>
             <w:r>
@@ -8694,7 +9273,7 @@
                 <w:sz w:val="20"/>
                 <w:rFonts w:ascii="Times New Roman" w:hAnsi="Times New Roman" w:cs="Times New Roman" w:eastAsia="Times New Roman"/>
               </w:rPr>
-              <w:t>ПК-3.1</w:t>
+              <w:t>ПК-3.1. Знать: современные технологии, методы и средства сбора, обработки и анализа данных</w:t>
             </w:r>
           </w:p>
         </w:tc>
@@ -8712,7 +9291,7 @@
           <w:p>
             <w:pPr>
               <w:spacing w:before="0" w:after="0" w:line="240" w:lineRule="auto"/>
-              <w:jc w:val="left"/>
+              <w:jc w:val="both"/>
             </w:pPr>
             <w:r/>
             <w:r>
@@ -8724,11 +9303,11 @@
                 <w:sz w:val="18"/>
                 <w:rFonts w:ascii="Times New Roman" w:hAnsi="Times New Roman" w:cs="Times New Roman" w:eastAsia="Times New Roman"/>
               </w:rPr>
-              <w:t>З1: Знать базовые принципы и терминологию, относящиеся к ПК-3.1.</w:t>
+              <w:t>З1: Синтаксис и семантика алгоритмического языка программирования, принципы и методология построения систем по курсу «Технология программирования»</w:t>
               <w:br/>
-              <w:t>У1: Уметь использовать практические инструменты в контексте ПК-3.1.</w:t>
+              <w:t>З2: Концепции и идеи объектно-ориентированного программирования и проектирования программных решений</w:t>
               <w:br/>
-              <w:t>Н1: Владеть навыками анализа данных и принятия решений в рамках ПК-3.1.</w:t>
+              <w:t>З3: Технология работы на ПК в современных операционных средах, основные методы разработки эффективных структур данных</w:t>
             </w:r>
           </w:p>
         </w:tc>
@@ -8746,7 +9325,7 @@
           <w:p>
             <w:pPr>
               <w:spacing w:before="0" w:after="0" w:line="240" w:lineRule="auto"/>
-              <w:jc w:val="left"/>
+              <w:jc w:val="both"/>
             </w:pPr>
             <w:r/>
             <w:r>
@@ -8811,7 +9390,7 @@
           <w:p>
             <w:pPr>
               <w:spacing w:before="0" w:after="0" w:line="240" w:lineRule="auto"/>
-              <w:jc w:val="center"/>
+              <w:jc w:val="left"/>
             </w:pPr>
             <w:r/>
             <w:r>
@@ -8823,7 +9402,7 @@
                 <w:sz w:val="20"/>
                 <w:rFonts w:ascii="Times New Roman" w:hAnsi="Times New Roman" w:cs="Times New Roman" w:eastAsia="Times New Roman"/>
               </w:rPr>
-              <w:t>ПК-3.2</w:t>
+              <w:t>ПК-3.2. Уметь: использовать современные технологии, методы и средства сбора, обработки и анализа данных</w:t>
             </w:r>
           </w:p>
         </w:tc>
@@ -8841,7 +9420,7 @@
           <w:p>
             <w:pPr>
               <w:spacing w:before="0" w:after="0" w:line="240" w:lineRule="auto"/>
-              <w:jc w:val="left"/>
+              <w:jc w:val="both"/>
             </w:pPr>
             <w:r/>
             <w:r>
@@ -8853,11 +9432,11 @@
                 <w:sz w:val="18"/>
                 <w:rFonts w:ascii="Times New Roman" w:hAnsi="Times New Roman" w:cs="Times New Roman" w:eastAsia="Times New Roman"/>
               </w:rPr>
-              <w:t>З1: Знать базовые принципы и терминологию, относящиеся к ПК-3.2.</w:t>
+              <w:t>У1: Формализовать прикладную задачу, выбирать для неё подходящие структуры данных и алгоритмы обработки в «Технология программирования»</w:t>
               <w:br/>
-              <w:t>У1: Уметь использовать практические инструменты в контексте ПК-3.2.</w:t>
+              <w:t>У2: Программировать прикладные алгоритмы, используя программные средства языков высокого уровня; разрабатывать тесты</w:t>
               <w:br/>
-              <w:t>Н1: Владеть навыками анализа данных и принятия решений в рамках ПК-3.2.</w:t>
+              <w:t>У3: Проектировать программные компоненты IT-систем и модули обработки информации</w:t>
             </w:r>
           </w:p>
         </w:tc>
@@ -8875,7 +9454,7 @@
           <w:p>
             <w:pPr>
               <w:spacing w:before="0" w:after="0" w:line="240" w:lineRule="auto"/>
-              <w:jc w:val="left"/>
+              <w:jc w:val="both"/>
             </w:pPr>
             <w:r/>
             <w:r>
@@ -8940,7 +9519,7 @@
           <w:p>
             <w:pPr>
               <w:spacing w:before="0" w:after="0" w:line="240" w:lineRule="auto"/>
-              <w:jc w:val="center"/>
+              <w:jc w:val="left"/>
             </w:pPr>
             <w:r/>
             <w:r>
@@ -8952,7 +9531,7 @@
                 <w:sz w:val="20"/>
                 <w:rFonts w:ascii="Times New Roman" w:hAnsi="Times New Roman" w:cs="Times New Roman" w:eastAsia="Times New Roman"/>
               </w:rPr>
-              <w:t>ПК-3.3</w:t>
+              <w:t>ПК-3.3. Владеть: технологиями сбора, обработки и анализа данных цифрового следа</w:t>
             </w:r>
           </w:p>
         </w:tc>
@@ -8970,7 +9549,7 @@
           <w:p>
             <w:pPr>
               <w:spacing w:before="0" w:after="0" w:line="240" w:lineRule="auto"/>
-              <w:jc w:val="left"/>
+              <w:jc w:val="both"/>
             </w:pPr>
             <w:r/>
             <w:r>
@@ -8982,11 +9561,11 @@
                 <w:sz w:val="18"/>
                 <w:rFonts w:ascii="Times New Roman" w:hAnsi="Times New Roman" w:cs="Times New Roman" w:eastAsia="Times New Roman"/>
               </w:rPr>
-              <w:t>З1: Знать базовые принципы и терминологию, относящиеся к ПК-3.3.</w:t>
+              <w:t>Н1: Использовать современные математические методы и программные средства для решения задач науки, образования и бизнеса</w:t>
               <w:br/>
-              <w:t>У1: Уметь использовать практические инструменты в контексте ПК-3.3.</w:t>
+              <w:t>Н2: Реализовать идеи объектно-ориентированного подхода и паттернов проектирования в предметной области «Технология программирования»</w:t>
               <w:br/>
-              <w:t>Н1: Владеть навыками анализа данных и принятия решений в рамках ПК-3.3.</w:t>
+              <w:t>Н3: Применять современные цифровые технологии моделирования, алгоритмизации и оптимизации бизнес-процессов</w:t>
             </w:r>
           </w:p>
         </w:tc>
@@ -9004,7 +9583,7 @@
           <w:p>
             <w:pPr>
               <w:spacing w:before="0" w:after="0" w:line="240" w:lineRule="auto"/>
-              <w:jc w:val="left"/>
+              <w:jc w:val="both"/>
             </w:pPr>
             <w:r/>
             <w:r>
@@ -9024,12 +9603,207 @@
     </w:tbl>
     <w:p>
       <w:pPr>
+        <w:spacing w:before="360" w:after="120" w:line="240" w:lineRule="auto"/>
+        <w:jc w:val="both"/>
+      </w:pPr>
+    </w:p>
+    <w:p>
+      <w:pPr>
+        <w:spacing w:before="240" w:after="120" w:line="240" w:lineRule="auto"/>
+        <w:jc w:val="both"/>
+      </w:pPr>
+      <w:r>
+        <w:rPr>
+          <w:rFonts w:ascii="Times New Roman" w:hAnsi="Times New Roman"/>
+          <w:b/>
+          <w:i w:val="0"/>
+          <w:color w:val="000000"/>
+          <w:sz w:val="28"/>
+          <w:rFonts w:ascii="Times New Roman" w:hAnsi="Times New Roman" w:cs="Times New Roman" w:eastAsia="Times New Roman"/>
+        </w:rPr>
+        <w:t>Наименование: экзамен</w:t>
+      </w:r>
+    </w:p>
+    <w:p>
+      <w:pPr>
         <w:spacing w:before="0" w:after="120" w:line="240" w:lineRule="auto"/>
+        <w:jc w:val="both"/>
+      </w:pPr>
+      <w:r>
+        <w:rPr>
+          <w:rFonts w:ascii="Times New Roman" w:hAnsi="Times New Roman"/>
+          <w:b w:val="0"/>
+          <w:i/>
+          <w:color w:val="000000"/>
+          <w:sz w:val="28"/>
+          <w:rFonts w:ascii="Times New Roman" w:hAnsi="Times New Roman" w:cs="Times New Roman" w:eastAsia="Times New Roman"/>
+        </w:rPr>
+        <w:t>Представление в ФОС: перечень вопросов</w:t>
+      </w:r>
+    </w:p>
+    <w:p>
+      <w:pPr>
+        <w:spacing w:before="0" w:after="120" w:line="240" w:lineRule="auto"/>
+        <w:jc w:val="both"/>
+      </w:pPr>
+      <w:r>
+        <w:rPr>
+          <w:rFonts w:ascii="Times New Roman" w:hAnsi="Times New Roman"/>
+          <w:b/>
+          <w:i w:val="0"/>
+          <w:color w:val="000000"/>
+          <w:sz w:val="28"/>
+          <w:rFonts w:ascii="Times New Roman" w:hAnsi="Times New Roman" w:cs="Times New Roman" w:eastAsia="Times New Roman"/>
+        </w:rPr>
+        <w:t>Перечень вопросов для проведения экзамена:</w:t>
+      </w:r>
+    </w:p>
+    <w:p>
+      <w:pPr>
+        <w:spacing w:before="120" w:after="120" w:line="240" w:lineRule="auto"/>
+        <w:jc w:val="both"/>
+      </w:pPr>
+      <w:r>
+        <w:rPr>
+          <w:rFonts w:ascii="Times New Roman" w:hAnsi="Times New Roman"/>
+          <w:b/>
+          <w:i/>
+          <w:color w:val="000000"/>
+          <w:sz w:val="28"/>
+          <w:rFonts w:ascii="Times New Roman" w:hAnsi="Times New Roman" w:cs="Times New Roman" w:eastAsia="Times New Roman"/>
+        </w:rPr>
+        <w:t>6 семестр:</w:t>
+      </w:r>
+    </w:p>
+    <w:p>
+      <w:pPr>
+        <w:spacing w:before="40" w:after="40" w:line="240" w:lineRule="auto"/>
+        <w:jc w:val="both"/>
+      </w:pPr>
+      <w:r>
+        <w:rPr>
+          <w:rFonts w:ascii="Times New Roman" w:hAnsi="Times New Roman"/>
+          <w:b w:val="0"/>
+          <w:i w:val="0"/>
+          <w:color w:val="000000"/>
+          <w:sz w:val="28"/>
+          <w:rFonts w:ascii="Times New Roman" w:hAnsi="Times New Roman" w:cs="Times New Roman" w:eastAsia="Times New Roman"/>
+        </w:rPr>
+        <w:t>1. Каковы базовые понятия дисциплины «Технология программирования»?</w:t>
+      </w:r>
+    </w:p>
+    <w:p>
+      <w:pPr>
+        <w:spacing w:before="40" w:after="40" w:line="240" w:lineRule="auto"/>
+        <w:jc w:val="both"/>
+      </w:pPr>
+      <w:r>
+        <w:rPr>
+          <w:rFonts w:ascii="Times New Roman" w:hAnsi="Times New Roman"/>
+          <w:b w:val="0"/>
+          <w:i w:val="0"/>
+          <w:color w:val="000000"/>
+          <w:sz w:val="28"/>
+          <w:rFonts w:ascii="Times New Roman" w:hAnsi="Times New Roman" w:cs="Times New Roman" w:eastAsia="Times New Roman"/>
+        </w:rPr>
+        <w:t>2. Опишите структуру и принципы работы базовых методов.</w:t>
+      </w:r>
+    </w:p>
+    <w:p>
+      <w:pPr>
+        <w:spacing w:before="40" w:after="40" w:line="240" w:lineRule="auto"/>
+        <w:jc w:val="both"/>
+      </w:pPr>
+      <w:r>
+        <w:rPr>
+          <w:rFonts w:ascii="Times New Roman" w:hAnsi="Times New Roman"/>
+          <w:b w:val="0"/>
+          <w:i w:val="0"/>
+          <w:color w:val="000000"/>
+          <w:sz w:val="28"/>
+          <w:rFonts w:ascii="Times New Roman" w:hAnsi="Times New Roman" w:cs="Times New Roman" w:eastAsia="Times New Roman"/>
+        </w:rPr>
+        <w:t>3. Сформулируйте критерии эффективности примененных подходов.</w:t>
+      </w:r>
+    </w:p>
+    <w:p>
+      <w:pPr>
+        <w:spacing w:before="40" w:after="40" w:line="240" w:lineRule="auto"/>
+        <w:jc w:val="both"/>
+      </w:pPr>
+      <w:r>
+        <w:rPr>
+          <w:rFonts w:ascii="Times New Roman" w:hAnsi="Times New Roman"/>
+          <w:b w:val="0"/>
+          <w:i w:val="0"/>
+          <w:color w:val="000000"/>
+          <w:sz w:val="28"/>
+          <w:rFonts w:ascii="Times New Roman" w:hAnsi="Times New Roman" w:cs="Times New Roman" w:eastAsia="Times New Roman"/>
+        </w:rPr>
+        <w:t>4. Опишите технологию отладки и верификации результатов.</w:t>
+      </w:r>
+    </w:p>
+    <w:p>
+      <w:pPr>
+        <w:spacing w:before="40" w:after="40" w:line="240" w:lineRule="auto"/>
+        <w:jc w:val="both"/>
+      </w:pPr>
+      <w:r>
+        <w:rPr>
+          <w:rFonts w:ascii="Times New Roman" w:hAnsi="Times New Roman"/>
+          <w:b w:val="0"/>
+          <w:i w:val="0"/>
+          <w:color w:val="000000"/>
+          <w:sz w:val="28"/>
+          <w:rFonts w:ascii="Times New Roman" w:hAnsi="Times New Roman" w:cs="Times New Roman" w:eastAsia="Times New Roman"/>
+        </w:rPr>
+        <w:t>5. Каковы особенности стандартизации процессов в предметной области?</w:t>
+      </w:r>
+    </w:p>
+    <w:p>
+      <w:pPr>
+        <w:spacing w:before="120" w:after="120" w:line="240" w:lineRule="auto"/>
+        <w:jc w:val="both"/>
+      </w:pPr>
+      <w:r>
+        <w:rPr>
+          <w:rFonts w:ascii="Times New Roman" w:hAnsi="Times New Roman"/>
+          <w:b/>
+          <w:i w:val="0"/>
+          <w:color w:val="000000"/>
+          <w:sz w:val="28"/>
+          <w:rFonts w:ascii="Times New Roman" w:hAnsi="Times New Roman" w:cs="Times New Roman" w:eastAsia="Times New Roman"/>
+        </w:rPr>
+        <w:t>Критерии оценки:</w:t>
+      </w:r>
+    </w:p>
+    <w:p>
+      <w:pPr>
+        <w:spacing w:before="0" w:after="240" w:line="240" w:lineRule="auto"/>
+        <w:jc w:val="both"/>
+      </w:pPr>
+      <w:r>
+        <w:rPr>
+          <w:rFonts w:ascii="Times New Roman" w:hAnsi="Times New Roman"/>
+          <w:b w:val="0"/>
+          <w:i w:val="0"/>
+          <w:color w:val="000000"/>
+          <w:sz w:val="28"/>
+          <w:rFonts w:ascii="Times New Roman" w:hAnsi="Times New Roman" w:cs="Times New Roman" w:eastAsia="Times New Roman"/>
+        </w:rPr>
+        <w:t>Приведены в разделе 2.</w:t>
+      </w:r>
+    </w:p>
+    <w:p>
+      <w:pPr>
+        <w:spacing w:before="360" w:after="120" w:line="240" w:lineRule="auto"/>
+        <w:jc w:val="both"/>
       </w:pPr>
     </w:p>
     <w:p>
       <w:pPr>
         <w:spacing w:before="0" w:after="120" w:line="240" w:lineRule="auto"/>
+        <w:jc w:val="both"/>
       </w:pPr>
       <w:r>
         <w:rPr>
@@ -9046,6 +9820,7 @@
     <w:p>
       <w:pPr>
         <w:spacing w:before="0" w:after="120" w:line="240" w:lineRule="auto"/>
+        <w:jc w:val="both"/>
       </w:pPr>
       <w:r>
         <w:rPr>
@@ -9061,7 +9836,25 @@
     </w:p>
     <w:p>
       <w:pPr>
-        <w:spacing w:before="0" w:after="120" w:line="240" w:lineRule="auto"/>
+        <w:spacing w:before="240" w:after="120" w:line="240" w:lineRule="auto"/>
+        <w:jc w:val="both"/>
+      </w:pPr>
+      <w:r>
+        <w:rPr>
+          <w:rFonts w:ascii="Times New Roman" w:hAnsi="Times New Roman"/>
+          <w:b/>
+          <w:i w:val="0"/>
+          <w:color w:val="000000"/>
+          <w:sz w:val="28"/>
+          <w:rFonts w:ascii="Times New Roman" w:hAnsi="Times New Roman" w:cs="Times New Roman" w:eastAsia="Times New Roman"/>
+        </w:rPr>
+        <w:t>Компетенция ПК-1. Способен разрабатывать требования и проектировать программное обеспечение</w:t>
+      </w:r>
+    </w:p>
+    <w:p>
+      <w:pPr>
+        <w:spacing w:before="80" w:after="120" w:line="240" w:lineRule="auto"/>
+        <w:jc w:val="both"/>
       </w:pPr>
       <w:r>
         <w:rPr>
@@ -9072,12 +9865,13 @@
           <w:sz w:val="28"/>
           <w:rFonts w:ascii="Times New Roman" w:hAnsi="Times New Roman" w:cs="Times New Roman" w:eastAsia="Times New Roman"/>
         </w:rPr>
-        <w:t>1. Что является главным объектом изучения дисциплины «Технология программирования»?</w:t>
+        <w:t>1. Вопрос 1 для контроля уровня сформированности компетенции ПК-1 в рамках курса «Технология программирования»?</w:t>
       </w:r>
     </w:p>
     <w:p>
       <w:pPr>
-        <w:spacing w:before="40" w:after="40" w:line="240" w:lineRule="auto"/>
+        <w:spacing w:before="20" w:after="20" w:line="240" w:lineRule="auto"/>
+        <w:jc w:val="both"/>
       </w:pPr>
       <w:r>
         <w:rPr>
@@ -9088,12 +9882,13 @@
           <w:sz w:val="28"/>
           <w:rFonts w:ascii="Times New Roman" w:hAnsi="Times New Roman" w:cs="Times New Roman" w:eastAsia="Times New Roman"/>
         </w:rPr>
-        <w:t xml:space="preserve">   1) Теоретические концепции и базовые определения дисциплины</w:t>
+        <w:t xml:space="preserve">   1) Правильный вариант ответа по теоретическим основам и синтаксису</w:t>
       </w:r>
     </w:p>
     <w:p>
       <w:pPr>
-        <w:spacing w:before="40" w:after="40" w:line="240" w:lineRule="auto"/>
+        <w:spacing w:before="20" w:after="20" w:line="240" w:lineRule="auto"/>
+        <w:jc w:val="both"/>
       </w:pPr>
       <w:r>
         <w:rPr>
@@ -9104,12 +9899,13 @@
           <w:sz w:val="28"/>
           <w:rFonts w:ascii="Times New Roman" w:hAnsi="Times New Roman" w:cs="Times New Roman" w:eastAsia="Times New Roman"/>
         </w:rPr>
-        <w:t xml:space="preserve">   2) Вспомогательные инструменты сторонних предметных областей</w:t>
+        <w:t xml:space="preserve">   2) Вспомогательный некорректный параметр инструментальной среды</w:t>
       </w:r>
     </w:p>
     <w:p>
       <w:pPr>
-        <w:spacing w:before="40" w:after="40" w:line="240" w:lineRule="auto"/>
+        <w:spacing w:before="20" w:after="20" w:line="240" w:lineRule="auto"/>
+        <w:jc w:val="both"/>
       </w:pPr>
       <w:r>
         <w:rPr>
@@ -9120,12 +9916,13 @@
           <w:sz w:val="28"/>
           <w:rFonts w:ascii="Times New Roman" w:hAnsi="Times New Roman" w:cs="Times New Roman" w:eastAsia="Times New Roman"/>
         </w:rPr>
-        <w:t xml:space="preserve">   3) Программные методы без привязки к теоретическому базису</w:t>
+        <w:t xml:space="preserve">   3) Альтернативное решение без системной поддержки архитектуры</w:t>
       </w:r>
     </w:p>
     <w:p>
       <w:pPr>
-        <w:spacing w:before="40" w:after="40" w:line="240" w:lineRule="auto"/>
+        <w:spacing w:before="20" w:after="20" w:line="240" w:lineRule="auto"/>
+        <w:jc w:val="both"/>
       </w:pPr>
       <w:r>
         <w:rPr>
@@ -9136,12 +9933,13 @@
           <w:sz w:val="28"/>
           <w:rFonts w:ascii="Times New Roman" w:hAnsi="Times New Roman" w:cs="Times New Roman" w:eastAsia="Times New Roman"/>
         </w:rPr>
-        <w:t xml:space="preserve">   4) Организационно-правовые аспекты деятельности сторонних ведомств</w:t>
+        <w:t xml:space="preserve">   4) Абстрактная формулировка понятия, не относящаяся к делу</w:t>
       </w:r>
     </w:p>
     <w:p>
       <w:pPr>
-        <w:spacing w:before="0" w:after="120" w:line="240" w:lineRule="auto"/>
+        <w:spacing w:before="80" w:after="120" w:line="240" w:lineRule="auto"/>
+        <w:jc w:val="both"/>
       </w:pPr>
       <w:r>
         <w:rPr>
@@ -9152,12 +9950,13 @@
           <w:sz w:val="28"/>
           <w:rFonts w:ascii="Times New Roman" w:hAnsi="Times New Roman" w:cs="Times New Roman" w:eastAsia="Times New Roman"/>
         </w:rPr>
-        <w:t>2. Какой метод наиболее часто применяется в рамках «Технология программирования»?</w:t>
+        <w:t>2. Вопрос 2 для контроля уровня сформированности компетенции ПК-1 в рамках курса «Технология программирования»?</w:t>
       </w:r>
     </w:p>
     <w:p>
       <w:pPr>
-        <w:spacing w:before="40" w:after="40" w:line="240" w:lineRule="auto"/>
+        <w:spacing w:before="20" w:after="20" w:line="240" w:lineRule="auto"/>
+        <w:jc w:val="both"/>
       </w:pPr>
       <w:r>
         <w:rPr>
@@ -9168,12 +9967,13 @@
           <w:sz w:val="28"/>
           <w:rFonts w:ascii="Times New Roman" w:hAnsi="Times New Roman" w:cs="Times New Roman" w:eastAsia="Times New Roman"/>
         </w:rPr>
-        <w:t xml:space="preserve">   1) Метод субъективных экспертных допущений</w:t>
+        <w:t xml:space="preserve">   1) Правильный вариант ответа по практическому применению и методологии</w:t>
       </w:r>
     </w:p>
     <w:p>
       <w:pPr>
-        <w:spacing w:before="40" w:after="40" w:line="240" w:lineRule="auto"/>
+        <w:spacing w:before="20" w:after="20" w:line="240" w:lineRule="auto"/>
+        <w:jc w:val="both"/>
       </w:pPr>
       <w:r>
         <w:rPr>
@@ -9184,12 +9984,13 @@
           <w:sz w:val="28"/>
           <w:rFonts w:ascii="Times New Roman" w:hAnsi="Times New Roman" w:cs="Times New Roman" w:eastAsia="Times New Roman"/>
         </w:rPr>
-        <w:t xml:space="preserve">   2) Системный анализ и комплексное моделирование процессов</w:t>
+        <w:t xml:space="preserve">   2) Вспомогательный некорректный параметр инструментальной среды</w:t>
       </w:r>
     </w:p>
     <w:p>
       <w:pPr>
-        <w:spacing w:before="40" w:after="40" w:line="240" w:lineRule="auto"/>
+        <w:spacing w:before="20" w:after="20" w:line="240" w:lineRule="auto"/>
+        <w:jc w:val="both"/>
       </w:pPr>
       <w:r>
         <w:rPr>
@@ -9200,12 +10001,13 @@
           <w:sz w:val="28"/>
           <w:rFonts w:ascii="Times New Roman" w:hAnsi="Times New Roman" w:cs="Times New Roman" w:eastAsia="Times New Roman"/>
         </w:rPr>
-        <w:t xml:space="preserve">   3) Случайный подбор экспериментальных параметров</w:t>
+        <w:t xml:space="preserve">   3) Альтернативное решение без системной поддержки архитектуры</w:t>
       </w:r>
     </w:p>
     <w:p>
       <w:pPr>
-        <w:spacing w:before="40" w:after="40" w:line="240" w:lineRule="auto"/>
+        <w:spacing w:before="20" w:after="20" w:line="240" w:lineRule="auto"/>
+        <w:jc w:val="both"/>
       </w:pPr>
       <w:r>
         <w:rPr>
@@ -9216,12 +10018,13 @@
           <w:sz w:val="28"/>
           <w:rFonts w:ascii="Times New Roman" w:hAnsi="Times New Roman" w:cs="Times New Roman" w:eastAsia="Times New Roman"/>
         </w:rPr>
-        <w:t xml:space="preserve">   4) Интуитивный подход к проектированию систем</w:t>
+        <w:t xml:space="preserve">   4) Абстрактная формулировка понятия, не относящаяся к делу</w:t>
       </w:r>
     </w:p>
     <w:p>
       <w:pPr>
-        <w:spacing w:before="0" w:after="120" w:line="240" w:lineRule="auto"/>
+        <w:spacing w:before="80" w:after="120" w:line="240" w:lineRule="auto"/>
+        <w:jc w:val="both"/>
       </w:pPr>
       <w:r>
         <w:rPr>
@@ -9232,12 +10035,13 @@
           <w:sz w:val="28"/>
           <w:rFonts w:ascii="Times New Roman" w:hAnsi="Times New Roman" w:cs="Times New Roman" w:eastAsia="Times New Roman"/>
         </w:rPr>
-        <w:t>3. Что представляет собой методология предметной области?</w:t>
+        <w:t>3. Вопрос 3 для контроля уровня сформированности компетенции ПК-1 в рамках курса «Технология программирования»?</w:t>
       </w:r>
     </w:p>
     <w:p>
       <w:pPr>
-        <w:spacing w:before="40" w:after="40" w:line="240" w:lineRule="auto"/>
+        <w:spacing w:before="20" w:after="20" w:line="240" w:lineRule="auto"/>
+        <w:jc w:val="both"/>
       </w:pPr>
       <w:r>
         <w:rPr>
@@ -9248,12 +10052,13 @@
           <w:sz w:val="28"/>
           <w:rFonts w:ascii="Times New Roman" w:hAnsi="Times New Roman" w:cs="Times New Roman" w:eastAsia="Times New Roman"/>
         </w:rPr>
-        <w:t xml:space="preserve">   1) Хаотичный набор практических рекомендаций</w:t>
+        <w:t xml:space="preserve">   1) Правильный вариант ответа по отладке и интеграции компонентов</w:t>
       </w:r>
     </w:p>
     <w:p>
       <w:pPr>
-        <w:spacing w:before="40" w:after="40" w:line="240" w:lineRule="auto"/>
+        <w:spacing w:before="20" w:after="20" w:line="240" w:lineRule="auto"/>
+        <w:jc w:val="both"/>
       </w:pPr>
       <w:r>
         <w:rPr>
@@ -9264,12 +10069,13 @@
           <w:sz w:val="28"/>
           <w:rFonts w:ascii="Times New Roman" w:hAnsi="Times New Roman" w:cs="Times New Roman" w:eastAsia="Times New Roman"/>
         </w:rPr>
-        <w:t xml:space="preserve">   2) Система принципов и способов организации теоретической и практической деятельности</w:t>
+        <w:t xml:space="preserve">   2) Вспомогательный некорректный параметр инструментальной среды</w:t>
       </w:r>
     </w:p>
     <w:p>
       <w:pPr>
-        <w:spacing w:before="40" w:after="40" w:line="240" w:lineRule="auto"/>
+        <w:spacing w:before="20" w:after="20" w:line="240" w:lineRule="auto"/>
+        <w:jc w:val="both"/>
       </w:pPr>
       <w:r>
         <w:rPr>
@@ -9280,12 +10086,13 @@
           <w:sz w:val="28"/>
           <w:rFonts w:ascii="Times New Roman" w:hAnsi="Times New Roman" w:cs="Times New Roman" w:eastAsia="Times New Roman"/>
         </w:rPr>
-        <w:t xml:space="preserve">   3) Второстепенный раздел учебной программы</w:t>
+        <w:t xml:space="preserve">   3) Альтернативное решение без системной поддержки архитектуры</w:t>
       </w:r>
     </w:p>
     <w:p>
       <w:pPr>
-        <w:spacing w:before="40" w:after="40" w:line="240" w:lineRule="auto"/>
+        <w:spacing w:before="20" w:after="20" w:line="240" w:lineRule="auto"/>
+        <w:jc w:val="both"/>
       </w:pPr>
       <w:r>
         <w:rPr>
@@ -9296,12 +10103,13 @@
           <w:sz w:val="28"/>
           <w:rFonts w:ascii="Times New Roman" w:hAnsi="Times New Roman" w:cs="Times New Roman" w:eastAsia="Times New Roman"/>
         </w:rPr>
-        <w:t xml:space="preserve">   4) Субъективное видение процесса разработки</w:t>
+        <w:t xml:space="preserve">   4) Абстрактная формулировка понятия, не относящаяся к делу</w:t>
       </w:r>
     </w:p>
     <w:p>
       <w:pPr>
-        <w:spacing w:before="0" w:after="120" w:line="240" w:lineRule="auto"/>
+        <w:spacing w:before="80" w:after="120" w:line="240" w:lineRule="auto"/>
+        <w:jc w:val="both"/>
       </w:pPr>
       <w:r>
         <w:rPr>
@@ -9312,12 +10120,13 @@
           <w:sz w:val="28"/>
           <w:rFonts w:ascii="Times New Roman" w:hAnsi="Times New Roman" w:cs="Times New Roman" w:eastAsia="Times New Roman"/>
         </w:rPr>
-        <w:t>4. Какой результат освоения дисциплины «Технология программирования» является приоритетным?</w:t>
+        <w:t>4. Вопрос 4 для контроля уровня сформированности компетенции ПК-1 в рамках курса «Технология программирования»?</w:t>
       </w:r>
     </w:p>
     <w:p>
       <w:pPr>
-        <w:spacing w:before="40" w:after="40" w:line="240" w:lineRule="auto"/>
+        <w:spacing w:before="20" w:after="20" w:line="240" w:lineRule="auto"/>
+        <w:jc w:val="both"/>
       </w:pPr>
       <w:r>
         <w:rPr>
@@ -9328,12 +10137,13 @@
           <w:sz w:val="28"/>
           <w:rFonts w:ascii="Times New Roman" w:hAnsi="Times New Roman" w:cs="Times New Roman" w:eastAsia="Times New Roman"/>
         </w:rPr>
-        <w:t xml:space="preserve">   1) Отказ от использования современных инструментальных средств</w:t>
+        <w:t xml:space="preserve">   1) Правильный вариант ответа по оценке сложности используемых алгоритмов</w:t>
       </w:r>
     </w:p>
     <w:p>
       <w:pPr>
-        <w:spacing w:before="40" w:after="40" w:line="240" w:lineRule="auto"/>
+        <w:spacing w:before="20" w:after="20" w:line="240" w:lineRule="auto"/>
+        <w:jc w:val="both"/>
       </w:pPr>
       <w:r>
         <w:rPr>
@@ -9344,12 +10154,13 @@
           <w:sz w:val="28"/>
           <w:rFonts w:ascii="Times New Roman" w:hAnsi="Times New Roman" w:cs="Times New Roman" w:eastAsia="Times New Roman"/>
         </w:rPr>
-        <w:t xml:space="preserve">   2) Способность эффективно решать профессиональные задачи на основе полученных знаний и умений</w:t>
+        <w:t xml:space="preserve">   2) Вспомогательный некорректный параметр инструментальной среды</w:t>
       </w:r>
     </w:p>
     <w:p>
       <w:pPr>
-        <w:spacing w:before="40" w:after="40" w:line="240" w:lineRule="auto"/>
+        <w:spacing w:before="20" w:after="20" w:line="240" w:lineRule="auto"/>
+        <w:jc w:val="both"/>
       </w:pPr>
       <w:r>
         <w:rPr>
@@ -9360,12 +10171,13 @@
           <w:sz w:val="28"/>
           <w:rFonts w:ascii="Times New Roman" w:hAnsi="Times New Roman" w:cs="Times New Roman" w:eastAsia="Times New Roman"/>
         </w:rPr>
-        <w:t xml:space="preserve">   3) Изучение только теоретических аспектов без практической применимости</w:t>
+        <w:t xml:space="preserve">   3) Альтернативное решение без системной поддержки архитектуры</w:t>
       </w:r>
     </w:p>
     <w:p>
       <w:pPr>
-        <w:spacing w:before="40" w:after="40" w:line="240" w:lineRule="auto"/>
+        <w:spacing w:before="20" w:after="20" w:line="240" w:lineRule="auto"/>
+        <w:jc w:val="both"/>
       </w:pPr>
       <w:r>
         <w:rPr>
@@ -9376,12 +10188,13 @@
           <w:sz w:val="28"/>
           <w:rFonts w:ascii="Times New Roman" w:hAnsi="Times New Roman" w:cs="Times New Roman" w:eastAsia="Times New Roman"/>
         </w:rPr>
-        <w:t xml:space="preserve">   4) Ориентация исключительно на исторический опыт ведения разработок</w:t>
+        <w:t xml:space="preserve">   4) Абстрактная формулировка понятия, не относящаяся к делу</w:t>
       </w:r>
     </w:p>
     <w:p>
       <w:pPr>
-        <w:spacing w:before="0" w:after="120" w:line="240" w:lineRule="auto"/>
+        <w:spacing w:before="80" w:after="120" w:line="240" w:lineRule="auto"/>
+        <w:jc w:val="both"/>
       </w:pPr>
       <w:r>
         <w:rPr>
@@ -9392,12 +10205,13 @@
           <w:sz w:val="28"/>
           <w:rFonts w:ascii="Times New Roman" w:hAnsi="Times New Roman" w:cs="Times New Roman" w:eastAsia="Times New Roman"/>
         </w:rPr>
-        <w:t>5. Какие требования предъявляются к уровню освоения учебного материала?</w:t>
+        <w:t>5. Вопрос 5 для контроля уровня сформированности компетенции ПК-1 в рамках курса «Технология программирования»?</w:t>
       </w:r>
     </w:p>
     <w:p>
       <w:pPr>
-        <w:spacing w:before="40" w:after="40" w:line="240" w:lineRule="auto"/>
+        <w:spacing w:before="20" w:after="20" w:line="240" w:lineRule="auto"/>
+        <w:jc w:val="both"/>
       </w:pPr>
       <w:r>
         <w:rPr>
@@ -9408,12 +10222,13 @@
           <w:sz w:val="28"/>
           <w:rFonts w:ascii="Times New Roman" w:hAnsi="Times New Roman" w:cs="Times New Roman" w:eastAsia="Times New Roman"/>
         </w:rPr>
-        <w:t xml:space="preserve">   1) Поверхностное ознакомление без закрепления практических навыков</w:t>
+        <w:t xml:space="preserve">   1) Правильный вариант ответа по верификации и тестированию программных модулей</w:t>
       </w:r>
     </w:p>
     <w:p>
       <w:pPr>
-        <w:spacing w:before="40" w:after="40" w:line="240" w:lineRule="auto"/>
+        <w:spacing w:before="20" w:after="20" w:line="240" w:lineRule="auto"/>
+        <w:jc w:val="both"/>
       </w:pPr>
       <w:r>
         <w:rPr>
@@ -9424,12 +10239,13 @@
           <w:sz w:val="28"/>
           <w:rFonts w:ascii="Times New Roman" w:hAnsi="Times New Roman" w:cs="Times New Roman" w:eastAsia="Times New Roman"/>
         </w:rPr>
-        <w:t xml:space="preserve">   2) Отказ от самостоятельного выполнения разделов программы</w:t>
+        <w:t xml:space="preserve">   2) Вспомогательный некорректный параметр инструментальной среды</w:t>
       </w:r>
     </w:p>
     <w:p>
       <w:pPr>
-        <w:spacing w:before="40" w:after="40" w:line="240" w:lineRule="auto"/>
+        <w:spacing w:before="20" w:after="20" w:line="240" w:lineRule="auto"/>
+        <w:jc w:val="both"/>
       </w:pPr>
       <w:r>
         <w:rPr>
@@ -9440,12 +10256,13 @@
           <w:sz w:val="28"/>
           <w:rFonts w:ascii="Times New Roman" w:hAnsi="Times New Roman" w:cs="Times New Roman" w:eastAsia="Times New Roman"/>
         </w:rPr>
-        <w:t xml:space="preserve">   3) Формирование компетенций, установленных государственным образовательным стандартом</w:t>
+        <w:t xml:space="preserve">   3) Альтернативное решение без системной поддержки архитектуры</w:t>
       </w:r>
     </w:p>
     <w:p>
       <w:pPr>
-        <w:spacing w:before="40" w:after="40" w:line="240" w:lineRule="auto"/>
+        <w:spacing w:before="20" w:after="20" w:line="240" w:lineRule="auto"/>
+        <w:jc w:val="both"/>
       </w:pPr>
       <w:r>
         <w:rPr>
@@ -9456,12 +10273,13 @@
           <w:sz w:val="28"/>
           <w:rFonts w:ascii="Times New Roman" w:hAnsi="Times New Roman" w:cs="Times New Roman" w:eastAsia="Times New Roman"/>
         </w:rPr>
-        <w:t xml:space="preserve">   4) Оценка успеваемости на основе случайного распределения баллов</w:t>
+        <w:t xml:space="preserve">   4) Абстрактная формулировка понятия, не относящаяся к делу</w:t>
       </w:r>
     </w:p>
     <w:p>
       <w:pPr>
-        <w:spacing w:before="240" w:after="120" w:line="240" w:lineRule="auto"/>
+        <w:spacing w:before="120" w:after="120" w:line="240" w:lineRule="auto"/>
+        <w:jc w:val="both"/>
       </w:pPr>
       <w:r>
         <w:rPr>
@@ -9761,7 +10579,7 @@
                 <w:sz w:val="24"/>
                 <w:rFonts w:ascii="Times New Roman" w:hAnsi="Times New Roman" w:cs="Times New Roman" w:eastAsia="Times New Roman"/>
               </w:rPr>
-              <w:t>2</w:t>
+              <w:t>1</w:t>
             </w:r>
           </w:p>
         </w:tc>
@@ -9791,7 +10609,7 @@
                 <w:sz w:val="24"/>
                 <w:rFonts w:ascii="Times New Roman" w:hAnsi="Times New Roman" w:cs="Times New Roman" w:eastAsia="Times New Roman"/>
               </w:rPr>
-              <w:t>2</w:t>
+              <w:t>1</w:t>
             </w:r>
           </w:p>
         </w:tc>
@@ -9821,7 +10639,7 @@
                 <w:sz w:val="24"/>
                 <w:rFonts w:ascii="Times New Roman" w:hAnsi="Times New Roman" w:cs="Times New Roman" w:eastAsia="Times New Roman"/>
               </w:rPr>
-              <w:t>2</w:t>
+              <w:t>1</w:t>
             </w:r>
           </w:p>
         </w:tc>
@@ -9851,7 +10669,1689 @@
                 <w:sz w:val="24"/>
                 <w:rFonts w:ascii="Times New Roman" w:hAnsi="Times New Roman" w:cs="Times New Roman" w:eastAsia="Times New Roman"/>
               </w:rPr>
+              <w:t>1</w:t>
+            </w:r>
+          </w:p>
+        </w:tc>
+      </w:tr>
+    </w:tbl>
+    <w:p>
+      <w:pPr>
+        <w:spacing w:before="240" w:after="120" w:line="240" w:lineRule="auto"/>
+        <w:jc w:val="both"/>
+      </w:pPr>
+      <w:r>
+        <w:rPr>
+          <w:rFonts w:ascii="Times New Roman" w:hAnsi="Times New Roman"/>
+          <w:b/>
+          <w:i w:val="0"/>
+          <w:color w:val="000000"/>
+          <w:sz w:val="28"/>
+          <w:rFonts w:ascii="Times New Roman" w:hAnsi="Times New Roman" w:cs="Times New Roman" w:eastAsia="Times New Roman"/>
+        </w:rPr>
+        <w:t>Компетенция ПК-2. Способен создавать компоненты системных программных продуктов и систем управления базами данных</w:t>
+      </w:r>
+    </w:p>
+    <w:p>
+      <w:pPr>
+        <w:spacing w:before="80" w:after="120" w:line="240" w:lineRule="auto"/>
+        <w:jc w:val="both"/>
+      </w:pPr>
+      <w:r>
+        <w:rPr>
+          <w:rFonts w:ascii="Times New Roman" w:hAnsi="Times New Roman"/>
+          <w:b w:val="0"/>
+          <w:i w:val="0"/>
+          <w:color w:val="000000"/>
+          <w:sz w:val="28"/>
+          <w:rFonts w:ascii="Times New Roman" w:hAnsi="Times New Roman" w:cs="Times New Roman" w:eastAsia="Times New Roman"/>
+        </w:rPr>
+        <w:t>1. Вопрос 1 для контроля уровня сформированности компетенции ПК-2 в рамках курса «Технология программирования»?</w:t>
+      </w:r>
+    </w:p>
+    <w:p>
+      <w:pPr>
+        <w:spacing w:before="20" w:after="20" w:line="240" w:lineRule="auto"/>
+        <w:jc w:val="both"/>
+      </w:pPr>
+      <w:r>
+        <w:rPr>
+          <w:rFonts w:ascii="Times New Roman" w:hAnsi="Times New Roman"/>
+          <w:b w:val="0"/>
+          <w:i w:val="0"/>
+          <w:color w:val="000000"/>
+          <w:sz w:val="28"/>
+          <w:rFonts w:ascii="Times New Roman" w:hAnsi="Times New Roman" w:cs="Times New Roman" w:eastAsia="Times New Roman"/>
+        </w:rPr>
+        <w:t xml:space="preserve">   1) Правильный вариант ответа по теоретическим основам и синтаксису</w:t>
+      </w:r>
+    </w:p>
+    <w:p>
+      <w:pPr>
+        <w:spacing w:before="20" w:after="20" w:line="240" w:lineRule="auto"/>
+        <w:jc w:val="both"/>
+      </w:pPr>
+      <w:r>
+        <w:rPr>
+          <w:rFonts w:ascii="Times New Roman" w:hAnsi="Times New Roman"/>
+          <w:b w:val="0"/>
+          <w:i w:val="0"/>
+          <w:color w:val="000000"/>
+          <w:sz w:val="28"/>
+          <w:rFonts w:ascii="Times New Roman" w:hAnsi="Times New Roman" w:cs="Times New Roman" w:eastAsia="Times New Roman"/>
+        </w:rPr>
+        <w:t xml:space="preserve">   2) Вспомогательный некорректный параметр инструментальной среды</w:t>
+      </w:r>
+    </w:p>
+    <w:p>
+      <w:pPr>
+        <w:spacing w:before="20" w:after="20" w:line="240" w:lineRule="auto"/>
+        <w:jc w:val="both"/>
+      </w:pPr>
+      <w:r>
+        <w:rPr>
+          <w:rFonts w:ascii="Times New Roman" w:hAnsi="Times New Roman"/>
+          <w:b w:val="0"/>
+          <w:i w:val="0"/>
+          <w:color w:val="000000"/>
+          <w:sz w:val="28"/>
+          <w:rFonts w:ascii="Times New Roman" w:hAnsi="Times New Roman" w:cs="Times New Roman" w:eastAsia="Times New Roman"/>
+        </w:rPr>
+        <w:t xml:space="preserve">   3) Альтернативное решение без системной поддержки архитектуры</w:t>
+      </w:r>
+    </w:p>
+    <w:p>
+      <w:pPr>
+        <w:spacing w:before="20" w:after="20" w:line="240" w:lineRule="auto"/>
+        <w:jc w:val="both"/>
+      </w:pPr>
+      <w:r>
+        <w:rPr>
+          <w:rFonts w:ascii="Times New Roman" w:hAnsi="Times New Roman"/>
+          <w:b w:val="0"/>
+          <w:i w:val="0"/>
+          <w:color w:val="000000"/>
+          <w:sz w:val="28"/>
+          <w:rFonts w:ascii="Times New Roman" w:hAnsi="Times New Roman" w:cs="Times New Roman" w:eastAsia="Times New Roman"/>
+        </w:rPr>
+        <w:t xml:space="preserve">   4) Абстрактная формулировка понятия, не относящаяся к делу</w:t>
+      </w:r>
+    </w:p>
+    <w:p>
+      <w:pPr>
+        <w:spacing w:before="80" w:after="120" w:line="240" w:lineRule="auto"/>
+        <w:jc w:val="both"/>
+      </w:pPr>
+      <w:r>
+        <w:rPr>
+          <w:rFonts w:ascii="Times New Roman" w:hAnsi="Times New Roman"/>
+          <w:b w:val="0"/>
+          <w:i w:val="0"/>
+          <w:color w:val="000000"/>
+          <w:sz w:val="28"/>
+          <w:rFonts w:ascii="Times New Roman" w:hAnsi="Times New Roman" w:cs="Times New Roman" w:eastAsia="Times New Roman"/>
+        </w:rPr>
+        <w:t>2. Вопрос 2 для контроля уровня сформированности компетенции ПК-2 в рамках курса «Технология программирования»?</w:t>
+      </w:r>
+    </w:p>
+    <w:p>
+      <w:pPr>
+        <w:spacing w:before="20" w:after="20" w:line="240" w:lineRule="auto"/>
+        <w:jc w:val="both"/>
+      </w:pPr>
+      <w:r>
+        <w:rPr>
+          <w:rFonts w:ascii="Times New Roman" w:hAnsi="Times New Roman"/>
+          <w:b w:val="0"/>
+          <w:i w:val="0"/>
+          <w:color w:val="000000"/>
+          <w:sz w:val="28"/>
+          <w:rFonts w:ascii="Times New Roman" w:hAnsi="Times New Roman" w:cs="Times New Roman" w:eastAsia="Times New Roman"/>
+        </w:rPr>
+        <w:t xml:space="preserve">   1) Правильный вариант ответа по практическому применению и методологии</w:t>
+      </w:r>
+    </w:p>
+    <w:p>
+      <w:pPr>
+        <w:spacing w:before="20" w:after="20" w:line="240" w:lineRule="auto"/>
+        <w:jc w:val="both"/>
+      </w:pPr>
+      <w:r>
+        <w:rPr>
+          <w:rFonts w:ascii="Times New Roman" w:hAnsi="Times New Roman"/>
+          <w:b w:val="0"/>
+          <w:i w:val="0"/>
+          <w:color w:val="000000"/>
+          <w:sz w:val="28"/>
+          <w:rFonts w:ascii="Times New Roman" w:hAnsi="Times New Roman" w:cs="Times New Roman" w:eastAsia="Times New Roman"/>
+        </w:rPr>
+        <w:t xml:space="preserve">   2) Вспомогательный некорректный параметр инструментальной среды</w:t>
+      </w:r>
+    </w:p>
+    <w:p>
+      <w:pPr>
+        <w:spacing w:before="20" w:after="20" w:line="240" w:lineRule="auto"/>
+        <w:jc w:val="both"/>
+      </w:pPr>
+      <w:r>
+        <w:rPr>
+          <w:rFonts w:ascii="Times New Roman" w:hAnsi="Times New Roman"/>
+          <w:b w:val="0"/>
+          <w:i w:val="0"/>
+          <w:color w:val="000000"/>
+          <w:sz w:val="28"/>
+          <w:rFonts w:ascii="Times New Roman" w:hAnsi="Times New Roman" w:cs="Times New Roman" w:eastAsia="Times New Roman"/>
+        </w:rPr>
+        <w:t xml:space="preserve">   3) Альтернативное решение без системной поддержки архитектуры</w:t>
+      </w:r>
+    </w:p>
+    <w:p>
+      <w:pPr>
+        <w:spacing w:before="20" w:after="20" w:line="240" w:lineRule="auto"/>
+        <w:jc w:val="both"/>
+      </w:pPr>
+      <w:r>
+        <w:rPr>
+          <w:rFonts w:ascii="Times New Roman" w:hAnsi="Times New Roman"/>
+          <w:b w:val="0"/>
+          <w:i w:val="0"/>
+          <w:color w:val="000000"/>
+          <w:sz w:val="28"/>
+          <w:rFonts w:ascii="Times New Roman" w:hAnsi="Times New Roman" w:cs="Times New Roman" w:eastAsia="Times New Roman"/>
+        </w:rPr>
+        <w:t xml:space="preserve">   4) Абстрактная формулировка понятия, не относящаяся к делу</w:t>
+      </w:r>
+    </w:p>
+    <w:p>
+      <w:pPr>
+        <w:spacing w:before="80" w:after="120" w:line="240" w:lineRule="auto"/>
+        <w:jc w:val="both"/>
+      </w:pPr>
+      <w:r>
+        <w:rPr>
+          <w:rFonts w:ascii="Times New Roman" w:hAnsi="Times New Roman"/>
+          <w:b w:val="0"/>
+          <w:i w:val="0"/>
+          <w:color w:val="000000"/>
+          <w:sz w:val="28"/>
+          <w:rFonts w:ascii="Times New Roman" w:hAnsi="Times New Roman" w:cs="Times New Roman" w:eastAsia="Times New Roman"/>
+        </w:rPr>
+        <w:t>3. Вопрос 3 для контроля уровня сформированности компетенции ПК-2 в рамках курса «Технология программирования»?</w:t>
+      </w:r>
+    </w:p>
+    <w:p>
+      <w:pPr>
+        <w:spacing w:before="20" w:after="20" w:line="240" w:lineRule="auto"/>
+        <w:jc w:val="both"/>
+      </w:pPr>
+      <w:r>
+        <w:rPr>
+          <w:rFonts w:ascii="Times New Roman" w:hAnsi="Times New Roman"/>
+          <w:b w:val="0"/>
+          <w:i w:val="0"/>
+          <w:color w:val="000000"/>
+          <w:sz w:val="28"/>
+          <w:rFonts w:ascii="Times New Roman" w:hAnsi="Times New Roman" w:cs="Times New Roman" w:eastAsia="Times New Roman"/>
+        </w:rPr>
+        <w:t xml:space="preserve">   1) Правильный вариант ответа по отладке и интеграции компонентов</w:t>
+      </w:r>
+    </w:p>
+    <w:p>
+      <w:pPr>
+        <w:spacing w:before="20" w:after="20" w:line="240" w:lineRule="auto"/>
+        <w:jc w:val="both"/>
+      </w:pPr>
+      <w:r>
+        <w:rPr>
+          <w:rFonts w:ascii="Times New Roman" w:hAnsi="Times New Roman"/>
+          <w:b w:val="0"/>
+          <w:i w:val="0"/>
+          <w:color w:val="000000"/>
+          <w:sz w:val="28"/>
+          <w:rFonts w:ascii="Times New Roman" w:hAnsi="Times New Roman" w:cs="Times New Roman" w:eastAsia="Times New Roman"/>
+        </w:rPr>
+        <w:t xml:space="preserve">   2) Вспомогательный некорректный параметр инструментальной среды</w:t>
+      </w:r>
+    </w:p>
+    <w:p>
+      <w:pPr>
+        <w:spacing w:before="20" w:after="20" w:line="240" w:lineRule="auto"/>
+        <w:jc w:val="both"/>
+      </w:pPr>
+      <w:r>
+        <w:rPr>
+          <w:rFonts w:ascii="Times New Roman" w:hAnsi="Times New Roman"/>
+          <w:b w:val="0"/>
+          <w:i w:val="0"/>
+          <w:color w:val="000000"/>
+          <w:sz w:val="28"/>
+          <w:rFonts w:ascii="Times New Roman" w:hAnsi="Times New Roman" w:cs="Times New Roman" w:eastAsia="Times New Roman"/>
+        </w:rPr>
+        <w:t xml:space="preserve">   3) Альтернативное решение без системной поддержки архитектуры</w:t>
+      </w:r>
+    </w:p>
+    <w:p>
+      <w:pPr>
+        <w:spacing w:before="20" w:after="20" w:line="240" w:lineRule="auto"/>
+        <w:jc w:val="both"/>
+      </w:pPr>
+      <w:r>
+        <w:rPr>
+          <w:rFonts w:ascii="Times New Roman" w:hAnsi="Times New Roman"/>
+          <w:b w:val="0"/>
+          <w:i w:val="0"/>
+          <w:color w:val="000000"/>
+          <w:sz w:val="28"/>
+          <w:rFonts w:ascii="Times New Roman" w:hAnsi="Times New Roman" w:cs="Times New Roman" w:eastAsia="Times New Roman"/>
+        </w:rPr>
+        <w:t xml:space="preserve">   4) Абстрактная формулировка понятия, не относящаяся к делу</w:t>
+      </w:r>
+    </w:p>
+    <w:p>
+      <w:pPr>
+        <w:spacing w:before="80" w:after="120" w:line="240" w:lineRule="auto"/>
+        <w:jc w:val="both"/>
+      </w:pPr>
+      <w:r>
+        <w:rPr>
+          <w:rFonts w:ascii="Times New Roman" w:hAnsi="Times New Roman"/>
+          <w:b w:val="0"/>
+          <w:i w:val="0"/>
+          <w:color w:val="000000"/>
+          <w:sz w:val="28"/>
+          <w:rFonts w:ascii="Times New Roman" w:hAnsi="Times New Roman" w:cs="Times New Roman" w:eastAsia="Times New Roman"/>
+        </w:rPr>
+        <w:t>4. Вопрос 4 для контроля уровня сформированности компетенции ПК-2 в рамках курса «Технология программирования»?</w:t>
+      </w:r>
+    </w:p>
+    <w:p>
+      <w:pPr>
+        <w:spacing w:before="20" w:after="20" w:line="240" w:lineRule="auto"/>
+        <w:jc w:val="both"/>
+      </w:pPr>
+      <w:r>
+        <w:rPr>
+          <w:rFonts w:ascii="Times New Roman" w:hAnsi="Times New Roman"/>
+          <w:b w:val="0"/>
+          <w:i w:val="0"/>
+          <w:color w:val="000000"/>
+          <w:sz w:val="28"/>
+          <w:rFonts w:ascii="Times New Roman" w:hAnsi="Times New Roman" w:cs="Times New Roman" w:eastAsia="Times New Roman"/>
+        </w:rPr>
+        <w:t xml:space="preserve">   1) Правильный вариант ответа по оценке сложности используемых алгоритмов</w:t>
+      </w:r>
+    </w:p>
+    <w:p>
+      <w:pPr>
+        <w:spacing w:before="20" w:after="20" w:line="240" w:lineRule="auto"/>
+        <w:jc w:val="both"/>
+      </w:pPr>
+      <w:r>
+        <w:rPr>
+          <w:rFonts w:ascii="Times New Roman" w:hAnsi="Times New Roman"/>
+          <w:b w:val="0"/>
+          <w:i w:val="0"/>
+          <w:color w:val="000000"/>
+          <w:sz w:val="28"/>
+          <w:rFonts w:ascii="Times New Roman" w:hAnsi="Times New Roman" w:cs="Times New Roman" w:eastAsia="Times New Roman"/>
+        </w:rPr>
+        <w:t xml:space="preserve">   2) Вспомогательный некорректный параметр инструментальной среды</w:t>
+      </w:r>
+    </w:p>
+    <w:p>
+      <w:pPr>
+        <w:spacing w:before="20" w:after="20" w:line="240" w:lineRule="auto"/>
+        <w:jc w:val="both"/>
+      </w:pPr>
+      <w:r>
+        <w:rPr>
+          <w:rFonts w:ascii="Times New Roman" w:hAnsi="Times New Roman"/>
+          <w:b w:val="0"/>
+          <w:i w:val="0"/>
+          <w:color w:val="000000"/>
+          <w:sz w:val="28"/>
+          <w:rFonts w:ascii="Times New Roman" w:hAnsi="Times New Roman" w:cs="Times New Roman" w:eastAsia="Times New Roman"/>
+        </w:rPr>
+        <w:t xml:space="preserve">   3) Альтернативное решение без системной поддержки архитектуры</w:t>
+      </w:r>
+    </w:p>
+    <w:p>
+      <w:pPr>
+        <w:spacing w:before="20" w:after="20" w:line="240" w:lineRule="auto"/>
+        <w:jc w:val="both"/>
+      </w:pPr>
+      <w:r>
+        <w:rPr>
+          <w:rFonts w:ascii="Times New Roman" w:hAnsi="Times New Roman"/>
+          <w:b w:val="0"/>
+          <w:i w:val="0"/>
+          <w:color w:val="000000"/>
+          <w:sz w:val="28"/>
+          <w:rFonts w:ascii="Times New Roman" w:hAnsi="Times New Roman" w:cs="Times New Roman" w:eastAsia="Times New Roman"/>
+        </w:rPr>
+        <w:t xml:space="preserve">   4) Абстрактная формулировка понятия, не относящаяся к делу</w:t>
+      </w:r>
+    </w:p>
+    <w:p>
+      <w:pPr>
+        <w:spacing w:before="80" w:after="120" w:line="240" w:lineRule="auto"/>
+        <w:jc w:val="both"/>
+      </w:pPr>
+      <w:r>
+        <w:rPr>
+          <w:rFonts w:ascii="Times New Roman" w:hAnsi="Times New Roman"/>
+          <w:b w:val="0"/>
+          <w:i w:val="0"/>
+          <w:color w:val="000000"/>
+          <w:sz w:val="28"/>
+          <w:rFonts w:ascii="Times New Roman" w:hAnsi="Times New Roman" w:cs="Times New Roman" w:eastAsia="Times New Roman"/>
+        </w:rPr>
+        <w:t>5. Вопрос 5 для контроля уровня сформированности компетенции ПК-2 в рамках курса «Технология программирования»?</w:t>
+      </w:r>
+    </w:p>
+    <w:p>
+      <w:pPr>
+        <w:spacing w:before="20" w:after="20" w:line="240" w:lineRule="auto"/>
+        <w:jc w:val="both"/>
+      </w:pPr>
+      <w:r>
+        <w:rPr>
+          <w:rFonts w:ascii="Times New Roman" w:hAnsi="Times New Roman"/>
+          <w:b w:val="0"/>
+          <w:i w:val="0"/>
+          <w:color w:val="000000"/>
+          <w:sz w:val="28"/>
+          <w:rFonts w:ascii="Times New Roman" w:hAnsi="Times New Roman" w:cs="Times New Roman" w:eastAsia="Times New Roman"/>
+        </w:rPr>
+        <w:t xml:space="preserve">   1) Правильный вариант ответа по верификации и тестированию программных модулей</w:t>
+      </w:r>
+    </w:p>
+    <w:p>
+      <w:pPr>
+        <w:spacing w:before="20" w:after="20" w:line="240" w:lineRule="auto"/>
+        <w:jc w:val="both"/>
+      </w:pPr>
+      <w:r>
+        <w:rPr>
+          <w:rFonts w:ascii="Times New Roman" w:hAnsi="Times New Roman"/>
+          <w:b w:val="0"/>
+          <w:i w:val="0"/>
+          <w:color w:val="000000"/>
+          <w:sz w:val="28"/>
+          <w:rFonts w:ascii="Times New Roman" w:hAnsi="Times New Roman" w:cs="Times New Roman" w:eastAsia="Times New Roman"/>
+        </w:rPr>
+        <w:t xml:space="preserve">   2) Вспомогательный некорректный параметр инструментальной среды</w:t>
+      </w:r>
+    </w:p>
+    <w:p>
+      <w:pPr>
+        <w:spacing w:before="20" w:after="20" w:line="240" w:lineRule="auto"/>
+        <w:jc w:val="both"/>
+      </w:pPr>
+      <w:r>
+        <w:rPr>
+          <w:rFonts w:ascii="Times New Roman" w:hAnsi="Times New Roman"/>
+          <w:b w:val="0"/>
+          <w:i w:val="0"/>
+          <w:color w:val="000000"/>
+          <w:sz w:val="28"/>
+          <w:rFonts w:ascii="Times New Roman" w:hAnsi="Times New Roman" w:cs="Times New Roman" w:eastAsia="Times New Roman"/>
+        </w:rPr>
+        <w:t xml:space="preserve">   3) Альтернативное решение без системной поддержки архитектуры</w:t>
+      </w:r>
+    </w:p>
+    <w:p>
+      <w:pPr>
+        <w:spacing w:before="20" w:after="20" w:line="240" w:lineRule="auto"/>
+        <w:jc w:val="both"/>
+      </w:pPr>
+      <w:r>
+        <w:rPr>
+          <w:rFonts w:ascii="Times New Roman" w:hAnsi="Times New Roman"/>
+          <w:b w:val="0"/>
+          <w:i w:val="0"/>
+          <w:color w:val="000000"/>
+          <w:sz w:val="28"/>
+          <w:rFonts w:ascii="Times New Roman" w:hAnsi="Times New Roman" w:cs="Times New Roman" w:eastAsia="Times New Roman"/>
+        </w:rPr>
+        <w:t xml:space="preserve">   4) Абстрактная формулировка понятия, не относящаяся к делу</w:t>
+      </w:r>
+    </w:p>
+    <w:p>
+      <w:pPr>
+        <w:spacing w:before="120" w:after="120" w:line="240" w:lineRule="auto"/>
+        <w:jc w:val="both"/>
+      </w:pPr>
+      <w:r>
+        <w:rPr>
+          <w:rFonts w:ascii="Times New Roman" w:hAnsi="Times New Roman"/>
+          <w:b/>
+          <w:i w:val="0"/>
+          <w:color w:val="000000"/>
+          <w:sz w:val="28"/>
+          <w:rFonts w:ascii="Times New Roman" w:hAnsi="Times New Roman" w:cs="Times New Roman" w:eastAsia="Times New Roman"/>
+        </w:rPr>
+        <w:t>Ключи теста:</w:t>
+      </w:r>
+    </w:p>
+    <w:tbl>
+      <w:tblPr>
+        <w:tblStyle w:val="TableGrid"/>
+        <w:tblW w:type="auto" w:w="0"/>
+        <w:jc w:val="center"/>
+        <w:tblLook w:firstColumn="1" w:firstRow="1" w:lastColumn="0" w:lastRow="0" w:noHBand="0" w:noVBand="1" w:val="04A0"/>
+      </w:tblPr>
+      <w:tblGrid>
+        <w:gridCol w:w="1615"/>
+        <w:gridCol w:w="1615"/>
+        <w:gridCol w:w="1615"/>
+        <w:gridCol w:w="1615"/>
+        <w:gridCol w:w="1615"/>
+        <w:gridCol w:w="1615"/>
+      </w:tblGrid>
+      <w:tr>
+        <w:tc>
+          <w:tcPr>
+            <w:tcW w:type="dxa" w:w="1615"/>
+            <w:vAlign w:val="center"/>
+            <w:tcMar>
+              <w:top w:w="100" w:type="dxa"/>
+              <w:bottom w:w="100" w:type="dxa"/>
+              <w:left w:w="120" w:type="dxa"/>
+              <w:right w:w="120" w:type="dxa"/>
+            </w:tcMar>
+            <w:shd w:val="clear" w:color="auto" w:fill="F2F2F2"/>
+          </w:tcPr>
+          <w:p>
+            <w:pPr>
+              <w:spacing w:before="0" w:after="0" w:line="240" w:lineRule="auto"/>
+              <w:jc w:val="center"/>
+            </w:pPr>
+            <w:r/>
+            <w:r>
+              <w:rPr>
+                <w:rFonts w:ascii="Times New Roman" w:hAnsi="Times New Roman"/>
+                <w:b/>
+                <w:i w:val="0"/>
+                <w:color w:val="000000"/>
+                <w:sz w:val="24"/>
+                <w:rFonts w:ascii="Times New Roman" w:hAnsi="Times New Roman" w:cs="Times New Roman" w:eastAsia="Times New Roman"/>
+              </w:rPr>
+              <w:t>Вопрос</w:t>
+            </w:r>
+          </w:p>
+        </w:tc>
+        <w:tc>
+          <w:tcPr>
+            <w:tcW w:type="dxa" w:w="1615"/>
+            <w:vAlign w:val="center"/>
+            <w:tcMar>
+              <w:top w:w="100" w:type="dxa"/>
+              <w:bottom w:w="100" w:type="dxa"/>
+              <w:left w:w="120" w:type="dxa"/>
+              <w:right w:w="120" w:type="dxa"/>
+            </w:tcMar>
+          </w:tcPr>
+          <w:p>
+            <w:pPr>
+              <w:spacing w:before="0" w:after="0" w:line="240" w:lineRule="auto"/>
+              <w:jc w:val="center"/>
+            </w:pPr>
+            <w:r/>
+            <w:r>
+              <w:rPr>
+                <w:rFonts w:ascii="Times New Roman" w:hAnsi="Times New Roman"/>
+                <w:b/>
+                <w:i w:val="0"/>
+                <w:color w:val="000000"/>
+                <w:sz w:val="24"/>
+                <w:rFonts w:ascii="Times New Roman" w:hAnsi="Times New Roman" w:cs="Times New Roman" w:eastAsia="Times New Roman"/>
+              </w:rPr>
+              <w:t>1</w:t>
+            </w:r>
+          </w:p>
+        </w:tc>
+        <w:tc>
+          <w:tcPr>
+            <w:tcW w:type="dxa" w:w="1615"/>
+            <w:vAlign w:val="center"/>
+            <w:tcMar>
+              <w:top w:w="100" w:type="dxa"/>
+              <w:bottom w:w="100" w:type="dxa"/>
+              <w:left w:w="120" w:type="dxa"/>
+              <w:right w:w="120" w:type="dxa"/>
+            </w:tcMar>
+          </w:tcPr>
+          <w:p>
+            <w:pPr>
+              <w:spacing w:before="0" w:after="0" w:line="240" w:lineRule="auto"/>
+              <w:jc w:val="center"/>
+            </w:pPr>
+            <w:r/>
+            <w:r>
+              <w:rPr>
+                <w:rFonts w:ascii="Times New Roman" w:hAnsi="Times New Roman"/>
+                <w:b/>
+                <w:i w:val="0"/>
+                <w:color w:val="000000"/>
+                <w:sz w:val="24"/>
+                <w:rFonts w:ascii="Times New Roman" w:hAnsi="Times New Roman" w:cs="Times New Roman" w:eastAsia="Times New Roman"/>
+              </w:rPr>
+              <w:t>2</w:t>
+            </w:r>
+          </w:p>
+        </w:tc>
+        <w:tc>
+          <w:tcPr>
+            <w:tcW w:type="dxa" w:w="1615"/>
+            <w:vAlign w:val="center"/>
+            <w:tcMar>
+              <w:top w:w="100" w:type="dxa"/>
+              <w:bottom w:w="100" w:type="dxa"/>
+              <w:left w:w="120" w:type="dxa"/>
+              <w:right w:w="120" w:type="dxa"/>
+            </w:tcMar>
+          </w:tcPr>
+          <w:p>
+            <w:pPr>
+              <w:spacing w:before="0" w:after="0" w:line="240" w:lineRule="auto"/>
+              <w:jc w:val="center"/>
+            </w:pPr>
+            <w:r/>
+            <w:r>
+              <w:rPr>
+                <w:rFonts w:ascii="Times New Roman" w:hAnsi="Times New Roman"/>
+                <w:b/>
+                <w:i w:val="0"/>
+                <w:color w:val="000000"/>
+                <w:sz w:val="24"/>
+                <w:rFonts w:ascii="Times New Roman" w:hAnsi="Times New Roman" w:cs="Times New Roman" w:eastAsia="Times New Roman"/>
+              </w:rPr>
               <w:t>3</w:t>
+            </w:r>
+          </w:p>
+        </w:tc>
+        <w:tc>
+          <w:tcPr>
+            <w:tcW w:type="dxa" w:w="1615"/>
+            <w:vAlign w:val="center"/>
+            <w:tcMar>
+              <w:top w:w="100" w:type="dxa"/>
+              <w:bottom w:w="100" w:type="dxa"/>
+              <w:left w:w="120" w:type="dxa"/>
+              <w:right w:w="120" w:type="dxa"/>
+            </w:tcMar>
+          </w:tcPr>
+          <w:p>
+            <w:pPr>
+              <w:spacing w:before="0" w:after="0" w:line="240" w:lineRule="auto"/>
+              <w:jc w:val="center"/>
+            </w:pPr>
+            <w:r/>
+            <w:r>
+              <w:rPr>
+                <w:rFonts w:ascii="Times New Roman" w:hAnsi="Times New Roman"/>
+                <w:b/>
+                <w:i w:val="0"/>
+                <w:color w:val="000000"/>
+                <w:sz w:val="24"/>
+                <w:rFonts w:ascii="Times New Roman" w:hAnsi="Times New Roman" w:cs="Times New Roman" w:eastAsia="Times New Roman"/>
+              </w:rPr>
+              <w:t>4</w:t>
+            </w:r>
+          </w:p>
+        </w:tc>
+        <w:tc>
+          <w:tcPr>
+            <w:tcW w:type="dxa" w:w="1615"/>
+            <w:vAlign w:val="center"/>
+            <w:tcMar>
+              <w:top w:w="100" w:type="dxa"/>
+              <w:bottom w:w="100" w:type="dxa"/>
+              <w:left w:w="120" w:type="dxa"/>
+              <w:right w:w="120" w:type="dxa"/>
+            </w:tcMar>
+          </w:tcPr>
+          <w:p>
+            <w:pPr>
+              <w:spacing w:before="0" w:after="0" w:line="240" w:lineRule="auto"/>
+              <w:jc w:val="center"/>
+            </w:pPr>
+            <w:r/>
+            <w:r>
+              <w:rPr>
+                <w:rFonts w:ascii="Times New Roman" w:hAnsi="Times New Roman"/>
+                <w:b/>
+                <w:i w:val="0"/>
+                <w:color w:val="000000"/>
+                <w:sz w:val="24"/>
+                <w:rFonts w:ascii="Times New Roman" w:hAnsi="Times New Roman" w:cs="Times New Roman" w:eastAsia="Times New Roman"/>
+              </w:rPr>
+              <w:t>5</w:t>
+            </w:r>
+          </w:p>
+        </w:tc>
+      </w:tr>
+      <w:tr>
+        <w:tc>
+          <w:tcPr>
+            <w:tcW w:type="dxa" w:w="1615"/>
+            <w:vAlign w:val="center"/>
+            <w:tcMar>
+              <w:top w:w="100" w:type="dxa"/>
+              <w:bottom w:w="100" w:type="dxa"/>
+              <w:left w:w="120" w:type="dxa"/>
+              <w:right w:w="120" w:type="dxa"/>
+            </w:tcMar>
+            <w:shd w:val="clear" w:color="auto" w:fill="F2F2F2"/>
+          </w:tcPr>
+          <w:p>
+            <w:pPr>
+              <w:spacing w:before="0" w:after="0" w:line="240" w:lineRule="auto"/>
+              <w:jc w:val="center"/>
+            </w:pPr>
+            <w:r/>
+            <w:r>
+              <w:rPr>
+                <w:rFonts w:ascii="Times New Roman" w:hAnsi="Times New Roman"/>
+                <w:b/>
+                <w:i w:val="0"/>
+                <w:color w:val="000000"/>
+                <w:sz w:val="24"/>
+                <w:rFonts w:ascii="Times New Roman" w:hAnsi="Times New Roman" w:cs="Times New Roman" w:eastAsia="Times New Roman"/>
+              </w:rPr>
+              <w:t>Ответ</w:t>
+            </w:r>
+          </w:p>
+        </w:tc>
+        <w:tc>
+          <w:tcPr>
+            <w:tcW w:type="dxa" w:w="1615"/>
+            <w:vAlign w:val="center"/>
+            <w:tcMar>
+              <w:top w:w="100" w:type="dxa"/>
+              <w:bottom w:w="100" w:type="dxa"/>
+              <w:left w:w="120" w:type="dxa"/>
+              <w:right w:w="120" w:type="dxa"/>
+            </w:tcMar>
+          </w:tcPr>
+          <w:p>
+            <w:pPr>
+              <w:spacing w:before="0" w:after="0" w:line="240" w:lineRule="auto"/>
+              <w:jc w:val="center"/>
+            </w:pPr>
+            <w:r/>
+            <w:r>
+              <w:rPr>
+                <w:rFonts w:ascii="Times New Roman" w:hAnsi="Times New Roman"/>
+                <w:b w:val="0"/>
+                <w:i w:val="0"/>
+                <w:color w:val="000000"/>
+                <w:sz w:val="24"/>
+                <w:rFonts w:ascii="Times New Roman" w:hAnsi="Times New Roman" w:cs="Times New Roman" w:eastAsia="Times New Roman"/>
+              </w:rPr>
+              <w:t>1</w:t>
+            </w:r>
+          </w:p>
+        </w:tc>
+        <w:tc>
+          <w:tcPr>
+            <w:tcW w:type="dxa" w:w="1615"/>
+            <w:vAlign w:val="center"/>
+            <w:tcMar>
+              <w:top w:w="100" w:type="dxa"/>
+              <w:bottom w:w="100" w:type="dxa"/>
+              <w:left w:w="120" w:type="dxa"/>
+              <w:right w:w="120" w:type="dxa"/>
+            </w:tcMar>
+          </w:tcPr>
+          <w:p>
+            <w:pPr>
+              <w:spacing w:before="0" w:after="0" w:line="240" w:lineRule="auto"/>
+              <w:jc w:val="center"/>
+            </w:pPr>
+            <w:r/>
+            <w:r>
+              <w:rPr>
+                <w:rFonts w:ascii="Times New Roman" w:hAnsi="Times New Roman"/>
+                <w:b w:val="0"/>
+                <w:i w:val="0"/>
+                <w:color w:val="000000"/>
+                <w:sz w:val="24"/>
+                <w:rFonts w:ascii="Times New Roman" w:hAnsi="Times New Roman" w:cs="Times New Roman" w:eastAsia="Times New Roman"/>
+              </w:rPr>
+              <w:t>1</w:t>
+            </w:r>
+          </w:p>
+        </w:tc>
+        <w:tc>
+          <w:tcPr>
+            <w:tcW w:type="dxa" w:w="1615"/>
+            <w:vAlign w:val="center"/>
+            <w:tcMar>
+              <w:top w:w="100" w:type="dxa"/>
+              <w:bottom w:w="100" w:type="dxa"/>
+              <w:left w:w="120" w:type="dxa"/>
+              <w:right w:w="120" w:type="dxa"/>
+            </w:tcMar>
+          </w:tcPr>
+          <w:p>
+            <w:pPr>
+              <w:spacing w:before="0" w:after="0" w:line="240" w:lineRule="auto"/>
+              <w:jc w:val="center"/>
+            </w:pPr>
+            <w:r/>
+            <w:r>
+              <w:rPr>
+                <w:rFonts w:ascii="Times New Roman" w:hAnsi="Times New Roman"/>
+                <w:b w:val="0"/>
+                <w:i w:val="0"/>
+                <w:color w:val="000000"/>
+                <w:sz w:val="24"/>
+                <w:rFonts w:ascii="Times New Roman" w:hAnsi="Times New Roman" w:cs="Times New Roman" w:eastAsia="Times New Roman"/>
+              </w:rPr>
+              <w:t>1</w:t>
+            </w:r>
+          </w:p>
+        </w:tc>
+        <w:tc>
+          <w:tcPr>
+            <w:tcW w:type="dxa" w:w="1615"/>
+            <w:vAlign w:val="center"/>
+            <w:tcMar>
+              <w:top w:w="100" w:type="dxa"/>
+              <w:bottom w:w="100" w:type="dxa"/>
+              <w:left w:w="120" w:type="dxa"/>
+              <w:right w:w="120" w:type="dxa"/>
+            </w:tcMar>
+          </w:tcPr>
+          <w:p>
+            <w:pPr>
+              <w:spacing w:before="0" w:after="0" w:line="240" w:lineRule="auto"/>
+              <w:jc w:val="center"/>
+            </w:pPr>
+            <w:r/>
+            <w:r>
+              <w:rPr>
+                <w:rFonts w:ascii="Times New Roman" w:hAnsi="Times New Roman"/>
+                <w:b w:val="0"/>
+                <w:i w:val="0"/>
+                <w:color w:val="000000"/>
+                <w:sz w:val="24"/>
+                <w:rFonts w:ascii="Times New Roman" w:hAnsi="Times New Roman" w:cs="Times New Roman" w:eastAsia="Times New Roman"/>
+              </w:rPr>
+              <w:t>1</w:t>
+            </w:r>
+          </w:p>
+        </w:tc>
+        <w:tc>
+          <w:tcPr>
+            <w:tcW w:type="dxa" w:w="1615"/>
+            <w:vAlign w:val="center"/>
+            <w:tcMar>
+              <w:top w:w="100" w:type="dxa"/>
+              <w:bottom w:w="100" w:type="dxa"/>
+              <w:left w:w="120" w:type="dxa"/>
+              <w:right w:w="120" w:type="dxa"/>
+            </w:tcMar>
+          </w:tcPr>
+          <w:p>
+            <w:pPr>
+              <w:spacing w:before="0" w:after="0" w:line="240" w:lineRule="auto"/>
+              <w:jc w:val="center"/>
+            </w:pPr>
+            <w:r/>
+            <w:r>
+              <w:rPr>
+                <w:rFonts w:ascii="Times New Roman" w:hAnsi="Times New Roman"/>
+                <w:b w:val="0"/>
+                <w:i w:val="0"/>
+                <w:color w:val="000000"/>
+                <w:sz w:val="24"/>
+                <w:rFonts w:ascii="Times New Roman" w:hAnsi="Times New Roman" w:cs="Times New Roman" w:eastAsia="Times New Roman"/>
+              </w:rPr>
+              <w:t>1</w:t>
+            </w:r>
+          </w:p>
+        </w:tc>
+      </w:tr>
+    </w:tbl>
+    <w:p>
+      <w:pPr>
+        <w:spacing w:before="240" w:after="120" w:line="240" w:lineRule="auto"/>
+        <w:jc w:val="both"/>
+      </w:pPr>
+      <w:r>
+        <w:rPr>
+          <w:rFonts w:ascii="Times New Roman" w:hAnsi="Times New Roman"/>
+          <w:b/>
+          <w:i w:val="0"/>
+          <w:color w:val="000000"/>
+          <w:sz w:val="28"/>
+          <w:rFonts w:ascii="Times New Roman" w:hAnsi="Times New Roman" w:cs="Times New Roman" w:eastAsia="Times New Roman"/>
+        </w:rPr>
+        <w:t>Компетенция ПК-3. Способен проводить сбор, обработку и анализ данных цифрового следа</w:t>
+      </w:r>
+    </w:p>
+    <w:p>
+      <w:pPr>
+        <w:spacing w:before="80" w:after="120" w:line="240" w:lineRule="auto"/>
+        <w:jc w:val="both"/>
+      </w:pPr>
+      <w:r>
+        <w:rPr>
+          <w:rFonts w:ascii="Times New Roman" w:hAnsi="Times New Roman"/>
+          <w:b w:val="0"/>
+          <w:i w:val="0"/>
+          <w:color w:val="000000"/>
+          <w:sz w:val="28"/>
+          <w:rFonts w:ascii="Times New Roman" w:hAnsi="Times New Roman" w:cs="Times New Roman" w:eastAsia="Times New Roman"/>
+        </w:rPr>
+        <w:t>1. Вопрос 1 для контроля уровня сформированности компетенции ПК-3 в рамках курса «Технология программирования»?</w:t>
+      </w:r>
+    </w:p>
+    <w:p>
+      <w:pPr>
+        <w:spacing w:before="20" w:after="20" w:line="240" w:lineRule="auto"/>
+        <w:jc w:val="both"/>
+      </w:pPr>
+      <w:r>
+        <w:rPr>
+          <w:rFonts w:ascii="Times New Roman" w:hAnsi="Times New Roman"/>
+          <w:b w:val="0"/>
+          <w:i w:val="0"/>
+          <w:color w:val="000000"/>
+          <w:sz w:val="28"/>
+          <w:rFonts w:ascii="Times New Roman" w:hAnsi="Times New Roman" w:cs="Times New Roman" w:eastAsia="Times New Roman"/>
+        </w:rPr>
+        <w:t xml:space="preserve">   1) Правильный вариант ответа по теоретическим основам и синтаксису</w:t>
+      </w:r>
+    </w:p>
+    <w:p>
+      <w:pPr>
+        <w:spacing w:before="20" w:after="20" w:line="240" w:lineRule="auto"/>
+        <w:jc w:val="both"/>
+      </w:pPr>
+      <w:r>
+        <w:rPr>
+          <w:rFonts w:ascii="Times New Roman" w:hAnsi="Times New Roman"/>
+          <w:b w:val="0"/>
+          <w:i w:val="0"/>
+          <w:color w:val="000000"/>
+          <w:sz w:val="28"/>
+          <w:rFonts w:ascii="Times New Roman" w:hAnsi="Times New Roman" w:cs="Times New Roman" w:eastAsia="Times New Roman"/>
+        </w:rPr>
+        <w:t xml:space="preserve">   2) Вспомогательный некорректный параметр инструментальной среды</w:t>
+      </w:r>
+    </w:p>
+    <w:p>
+      <w:pPr>
+        <w:spacing w:before="20" w:after="20" w:line="240" w:lineRule="auto"/>
+        <w:jc w:val="both"/>
+      </w:pPr>
+      <w:r>
+        <w:rPr>
+          <w:rFonts w:ascii="Times New Roman" w:hAnsi="Times New Roman"/>
+          <w:b w:val="0"/>
+          <w:i w:val="0"/>
+          <w:color w:val="000000"/>
+          <w:sz w:val="28"/>
+          <w:rFonts w:ascii="Times New Roman" w:hAnsi="Times New Roman" w:cs="Times New Roman" w:eastAsia="Times New Roman"/>
+        </w:rPr>
+        <w:t xml:space="preserve">   3) Альтернативное решение без системной поддержки архитектуры</w:t>
+      </w:r>
+    </w:p>
+    <w:p>
+      <w:pPr>
+        <w:spacing w:before="20" w:after="20" w:line="240" w:lineRule="auto"/>
+        <w:jc w:val="both"/>
+      </w:pPr>
+      <w:r>
+        <w:rPr>
+          <w:rFonts w:ascii="Times New Roman" w:hAnsi="Times New Roman"/>
+          <w:b w:val="0"/>
+          <w:i w:val="0"/>
+          <w:color w:val="000000"/>
+          <w:sz w:val="28"/>
+          <w:rFonts w:ascii="Times New Roman" w:hAnsi="Times New Roman" w:cs="Times New Roman" w:eastAsia="Times New Roman"/>
+        </w:rPr>
+        <w:t xml:space="preserve">   4) Абстрактная формулировка понятия, не относящаяся к делу</w:t>
+      </w:r>
+    </w:p>
+    <w:p>
+      <w:pPr>
+        <w:spacing w:before="80" w:after="120" w:line="240" w:lineRule="auto"/>
+        <w:jc w:val="both"/>
+      </w:pPr>
+      <w:r>
+        <w:rPr>
+          <w:rFonts w:ascii="Times New Roman" w:hAnsi="Times New Roman"/>
+          <w:b w:val="0"/>
+          <w:i w:val="0"/>
+          <w:color w:val="000000"/>
+          <w:sz w:val="28"/>
+          <w:rFonts w:ascii="Times New Roman" w:hAnsi="Times New Roman" w:cs="Times New Roman" w:eastAsia="Times New Roman"/>
+        </w:rPr>
+        <w:t>2. Вопрос 2 для контроля уровня сформированности компетенции ПК-3 в рамках курса «Технология программирования»?</w:t>
+      </w:r>
+    </w:p>
+    <w:p>
+      <w:pPr>
+        <w:spacing w:before="20" w:after="20" w:line="240" w:lineRule="auto"/>
+        <w:jc w:val="both"/>
+      </w:pPr>
+      <w:r>
+        <w:rPr>
+          <w:rFonts w:ascii="Times New Roman" w:hAnsi="Times New Roman"/>
+          <w:b w:val="0"/>
+          <w:i w:val="0"/>
+          <w:color w:val="000000"/>
+          <w:sz w:val="28"/>
+          <w:rFonts w:ascii="Times New Roman" w:hAnsi="Times New Roman" w:cs="Times New Roman" w:eastAsia="Times New Roman"/>
+        </w:rPr>
+        <w:t xml:space="preserve">   1) Правильный вариант ответа по практическому применению и методологии</w:t>
+      </w:r>
+    </w:p>
+    <w:p>
+      <w:pPr>
+        <w:spacing w:before="20" w:after="20" w:line="240" w:lineRule="auto"/>
+        <w:jc w:val="both"/>
+      </w:pPr>
+      <w:r>
+        <w:rPr>
+          <w:rFonts w:ascii="Times New Roman" w:hAnsi="Times New Roman"/>
+          <w:b w:val="0"/>
+          <w:i w:val="0"/>
+          <w:color w:val="000000"/>
+          <w:sz w:val="28"/>
+          <w:rFonts w:ascii="Times New Roman" w:hAnsi="Times New Roman" w:cs="Times New Roman" w:eastAsia="Times New Roman"/>
+        </w:rPr>
+        <w:t xml:space="preserve">   2) Вспомогательный некорректный параметр инструментальной среды</w:t>
+      </w:r>
+    </w:p>
+    <w:p>
+      <w:pPr>
+        <w:spacing w:before="20" w:after="20" w:line="240" w:lineRule="auto"/>
+        <w:jc w:val="both"/>
+      </w:pPr>
+      <w:r>
+        <w:rPr>
+          <w:rFonts w:ascii="Times New Roman" w:hAnsi="Times New Roman"/>
+          <w:b w:val="0"/>
+          <w:i w:val="0"/>
+          <w:color w:val="000000"/>
+          <w:sz w:val="28"/>
+          <w:rFonts w:ascii="Times New Roman" w:hAnsi="Times New Roman" w:cs="Times New Roman" w:eastAsia="Times New Roman"/>
+        </w:rPr>
+        <w:t xml:space="preserve">   3) Альтернативное решение без системной поддержки архитектуры</w:t>
+      </w:r>
+    </w:p>
+    <w:p>
+      <w:pPr>
+        <w:spacing w:before="20" w:after="20" w:line="240" w:lineRule="auto"/>
+        <w:jc w:val="both"/>
+      </w:pPr>
+      <w:r>
+        <w:rPr>
+          <w:rFonts w:ascii="Times New Roman" w:hAnsi="Times New Roman"/>
+          <w:b w:val="0"/>
+          <w:i w:val="0"/>
+          <w:color w:val="000000"/>
+          <w:sz w:val="28"/>
+          <w:rFonts w:ascii="Times New Roman" w:hAnsi="Times New Roman" w:cs="Times New Roman" w:eastAsia="Times New Roman"/>
+        </w:rPr>
+        <w:t xml:space="preserve">   4) Абстрактная формулировка понятия, не относящаяся к делу</w:t>
+      </w:r>
+    </w:p>
+    <w:p>
+      <w:pPr>
+        <w:spacing w:before="80" w:after="120" w:line="240" w:lineRule="auto"/>
+        <w:jc w:val="both"/>
+      </w:pPr>
+      <w:r>
+        <w:rPr>
+          <w:rFonts w:ascii="Times New Roman" w:hAnsi="Times New Roman"/>
+          <w:b w:val="0"/>
+          <w:i w:val="0"/>
+          <w:color w:val="000000"/>
+          <w:sz w:val="28"/>
+          <w:rFonts w:ascii="Times New Roman" w:hAnsi="Times New Roman" w:cs="Times New Roman" w:eastAsia="Times New Roman"/>
+        </w:rPr>
+        <w:t>3. Вопрос 3 для контроля уровня сформированности компетенции ПК-3 в рамках курса «Технология программирования»?</w:t>
+      </w:r>
+    </w:p>
+    <w:p>
+      <w:pPr>
+        <w:spacing w:before="20" w:after="20" w:line="240" w:lineRule="auto"/>
+        <w:jc w:val="both"/>
+      </w:pPr>
+      <w:r>
+        <w:rPr>
+          <w:rFonts w:ascii="Times New Roman" w:hAnsi="Times New Roman"/>
+          <w:b w:val="0"/>
+          <w:i w:val="0"/>
+          <w:color w:val="000000"/>
+          <w:sz w:val="28"/>
+          <w:rFonts w:ascii="Times New Roman" w:hAnsi="Times New Roman" w:cs="Times New Roman" w:eastAsia="Times New Roman"/>
+        </w:rPr>
+        <w:t xml:space="preserve">   1) Правильный вариант ответа по отладке и интеграции компонентов</w:t>
+      </w:r>
+    </w:p>
+    <w:p>
+      <w:pPr>
+        <w:spacing w:before="20" w:after="20" w:line="240" w:lineRule="auto"/>
+        <w:jc w:val="both"/>
+      </w:pPr>
+      <w:r>
+        <w:rPr>
+          <w:rFonts w:ascii="Times New Roman" w:hAnsi="Times New Roman"/>
+          <w:b w:val="0"/>
+          <w:i w:val="0"/>
+          <w:color w:val="000000"/>
+          <w:sz w:val="28"/>
+          <w:rFonts w:ascii="Times New Roman" w:hAnsi="Times New Roman" w:cs="Times New Roman" w:eastAsia="Times New Roman"/>
+        </w:rPr>
+        <w:t xml:space="preserve">   2) Вспомогательный некорректный параметр инструментальной среды</w:t>
+      </w:r>
+    </w:p>
+    <w:p>
+      <w:pPr>
+        <w:spacing w:before="20" w:after="20" w:line="240" w:lineRule="auto"/>
+        <w:jc w:val="both"/>
+      </w:pPr>
+      <w:r>
+        <w:rPr>
+          <w:rFonts w:ascii="Times New Roman" w:hAnsi="Times New Roman"/>
+          <w:b w:val="0"/>
+          <w:i w:val="0"/>
+          <w:color w:val="000000"/>
+          <w:sz w:val="28"/>
+          <w:rFonts w:ascii="Times New Roman" w:hAnsi="Times New Roman" w:cs="Times New Roman" w:eastAsia="Times New Roman"/>
+        </w:rPr>
+        <w:t xml:space="preserve">   3) Альтернативное решение без системной поддержки архитектуры</w:t>
+      </w:r>
+    </w:p>
+    <w:p>
+      <w:pPr>
+        <w:spacing w:before="20" w:after="20" w:line="240" w:lineRule="auto"/>
+        <w:jc w:val="both"/>
+      </w:pPr>
+      <w:r>
+        <w:rPr>
+          <w:rFonts w:ascii="Times New Roman" w:hAnsi="Times New Roman"/>
+          <w:b w:val="0"/>
+          <w:i w:val="0"/>
+          <w:color w:val="000000"/>
+          <w:sz w:val="28"/>
+          <w:rFonts w:ascii="Times New Roman" w:hAnsi="Times New Roman" w:cs="Times New Roman" w:eastAsia="Times New Roman"/>
+        </w:rPr>
+        <w:t xml:space="preserve">   4) Абстрактная формулировка понятия, не относящаяся к делу</w:t>
+      </w:r>
+    </w:p>
+    <w:p>
+      <w:pPr>
+        <w:spacing w:before="80" w:after="120" w:line="240" w:lineRule="auto"/>
+        <w:jc w:val="both"/>
+      </w:pPr>
+      <w:r>
+        <w:rPr>
+          <w:rFonts w:ascii="Times New Roman" w:hAnsi="Times New Roman"/>
+          <w:b w:val="0"/>
+          <w:i w:val="0"/>
+          <w:color w:val="000000"/>
+          <w:sz w:val="28"/>
+          <w:rFonts w:ascii="Times New Roman" w:hAnsi="Times New Roman" w:cs="Times New Roman" w:eastAsia="Times New Roman"/>
+        </w:rPr>
+        <w:t>4. Вопрос 4 для контроля уровня сформированности компетенции ПК-3 в рамках курса «Технология программирования»?</w:t>
+      </w:r>
+    </w:p>
+    <w:p>
+      <w:pPr>
+        <w:spacing w:before="20" w:after="20" w:line="240" w:lineRule="auto"/>
+        <w:jc w:val="both"/>
+      </w:pPr>
+      <w:r>
+        <w:rPr>
+          <w:rFonts w:ascii="Times New Roman" w:hAnsi="Times New Roman"/>
+          <w:b w:val="0"/>
+          <w:i w:val="0"/>
+          <w:color w:val="000000"/>
+          <w:sz w:val="28"/>
+          <w:rFonts w:ascii="Times New Roman" w:hAnsi="Times New Roman" w:cs="Times New Roman" w:eastAsia="Times New Roman"/>
+        </w:rPr>
+        <w:t xml:space="preserve">   1) Правильный вариант ответа по оценке сложности используемых алгоритмов</w:t>
+      </w:r>
+    </w:p>
+    <w:p>
+      <w:pPr>
+        <w:spacing w:before="20" w:after="20" w:line="240" w:lineRule="auto"/>
+        <w:jc w:val="both"/>
+      </w:pPr>
+      <w:r>
+        <w:rPr>
+          <w:rFonts w:ascii="Times New Roman" w:hAnsi="Times New Roman"/>
+          <w:b w:val="0"/>
+          <w:i w:val="0"/>
+          <w:color w:val="000000"/>
+          <w:sz w:val="28"/>
+          <w:rFonts w:ascii="Times New Roman" w:hAnsi="Times New Roman" w:cs="Times New Roman" w:eastAsia="Times New Roman"/>
+        </w:rPr>
+        <w:t xml:space="preserve">   2) Вспомогательный некорректный параметр инструментальной среды</w:t>
+      </w:r>
+    </w:p>
+    <w:p>
+      <w:pPr>
+        <w:spacing w:before="20" w:after="20" w:line="240" w:lineRule="auto"/>
+        <w:jc w:val="both"/>
+      </w:pPr>
+      <w:r>
+        <w:rPr>
+          <w:rFonts w:ascii="Times New Roman" w:hAnsi="Times New Roman"/>
+          <w:b w:val="0"/>
+          <w:i w:val="0"/>
+          <w:color w:val="000000"/>
+          <w:sz w:val="28"/>
+          <w:rFonts w:ascii="Times New Roman" w:hAnsi="Times New Roman" w:cs="Times New Roman" w:eastAsia="Times New Roman"/>
+        </w:rPr>
+        <w:t xml:space="preserve">   3) Альтернативное решение без системной поддержки архитектуры</w:t>
+      </w:r>
+    </w:p>
+    <w:p>
+      <w:pPr>
+        <w:spacing w:before="20" w:after="20" w:line="240" w:lineRule="auto"/>
+        <w:jc w:val="both"/>
+      </w:pPr>
+      <w:r>
+        <w:rPr>
+          <w:rFonts w:ascii="Times New Roman" w:hAnsi="Times New Roman"/>
+          <w:b w:val="0"/>
+          <w:i w:val="0"/>
+          <w:color w:val="000000"/>
+          <w:sz w:val="28"/>
+          <w:rFonts w:ascii="Times New Roman" w:hAnsi="Times New Roman" w:cs="Times New Roman" w:eastAsia="Times New Roman"/>
+        </w:rPr>
+        <w:t xml:space="preserve">   4) Абстрактная формулировка понятия, не относящаяся к делу</w:t>
+      </w:r>
+    </w:p>
+    <w:p>
+      <w:pPr>
+        <w:spacing w:before="80" w:after="120" w:line="240" w:lineRule="auto"/>
+        <w:jc w:val="both"/>
+      </w:pPr>
+      <w:r>
+        <w:rPr>
+          <w:rFonts w:ascii="Times New Roman" w:hAnsi="Times New Roman"/>
+          <w:b w:val="0"/>
+          <w:i w:val="0"/>
+          <w:color w:val="000000"/>
+          <w:sz w:val="28"/>
+          <w:rFonts w:ascii="Times New Roman" w:hAnsi="Times New Roman" w:cs="Times New Roman" w:eastAsia="Times New Roman"/>
+        </w:rPr>
+        <w:t>5. Вопрос 5 для контроля уровня сформированности компетенции ПК-3 в рамках курса «Технология программирования»?</w:t>
+      </w:r>
+    </w:p>
+    <w:p>
+      <w:pPr>
+        <w:spacing w:before="20" w:after="20" w:line="240" w:lineRule="auto"/>
+        <w:jc w:val="both"/>
+      </w:pPr>
+      <w:r>
+        <w:rPr>
+          <w:rFonts w:ascii="Times New Roman" w:hAnsi="Times New Roman"/>
+          <w:b w:val="0"/>
+          <w:i w:val="0"/>
+          <w:color w:val="000000"/>
+          <w:sz w:val="28"/>
+          <w:rFonts w:ascii="Times New Roman" w:hAnsi="Times New Roman" w:cs="Times New Roman" w:eastAsia="Times New Roman"/>
+        </w:rPr>
+        <w:t xml:space="preserve">   1) Правильный вариант ответа по верификации и тестированию программных модулей</w:t>
+      </w:r>
+    </w:p>
+    <w:p>
+      <w:pPr>
+        <w:spacing w:before="20" w:after="20" w:line="240" w:lineRule="auto"/>
+        <w:jc w:val="both"/>
+      </w:pPr>
+      <w:r>
+        <w:rPr>
+          <w:rFonts w:ascii="Times New Roman" w:hAnsi="Times New Roman"/>
+          <w:b w:val="0"/>
+          <w:i w:val="0"/>
+          <w:color w:val="000000"/>
+          <w:sz w:val="28"/>
+          <w:rFonts w:ascii="Times New Roman" w:hAnsi="Times New Roman" w:cs="Times New Roman" w:eastAsia="Times New Roman"/>
+        </w:rPr>
+        <w:t xml:space="preserve">   2) Вспомогательный некорректный параметр инструментальной среды</w:t>
+      </w:r>
+    </w:p>
+    <w:p>
+      <w:pPr>
+        <w:spacing w:before="20" w:after="20" w:line="240" w:lineRule="auto"/>
+        <w:jc w:val="both"/>
+      </w:pPr>
+      <w:r>
+        <w:rPr>
+          <w:rFonts w:ascii="Times New Roman" w:hAnsi="Times New Roman"/>
+          <w:b w:val="0"/>
+          <w:i w:val="0"/>
+          <w:color w:val="000000"/>
+          <w:sz w:val="28"/>
+          <w:rFonts w:ascii="Times New Roman" w:hAnsi="Times New Roman" w:cs="Times New Roman" w:eastAsia="Times New Roman"/>
+        </w:rPr>
+        <w:t xml:space="preserve">   3) Альтернативное решение без системной поддержки архитектуры</w:t>
+      </w:r>
+    </w:p>
+    <w:p>
+      <w:pPr>
+        <w:spacing w:before="20" w:after="20" w:line="240" w:lineRule="auto"/>
+        <w:jc w:val="both"/>
+      </w:pPr>
+      <w:r>
+        <w:rPr>
+          <w:rFonts w:ascii="Times New Roman" w:hAnsi="Times New Roman"/>
+          <w:b w:val="0"/>
+          <w:i w:val="0"/>
+          <w:color w:val="000000"/>
+          <w:sz w:val="28"/>
+          <w:rFonts w:ascii="Times New Roman" w:hAnsi="Times New Roman" w:cs="Times New Roman" w:eastAsia="Times New Roman"/>
+        </w:rPr>
+        <w:t xml:space="preserve">   4) Абстрактная формулировка понятия, не относящаяся к делу</w:t>
+      </w:r>
+    </w:p>
+    <w:p>
+      <w:pPr>
+        <w:spacing w:before="120" w:after="120" w:line="240" w:lineRule="auto"/>
+        <w:jc w:val="both"/>
+      </w:pPr>
+      <w:r>
+        <w:rPr>
+          <w:rFonts w:ascii="Times New Roman" w:hAnsi="Times New Roman"/>
+          <w:b/>
+          <w:i w:val="0"/>
+          <w:color w:val="000000"/>
+          <w:sz w:val="28"/>
+          <w:rFonts w:ascii="Times New Roman" w:hAnsi="Times New Roman" w:cs="Times New Roman" w:eastAsia="Times New Roman"/>
+        </w:rPr>
+        <w:t>Ключи теста:</w:t>
+      </w:r>
+    </w:p>
+    <w:tbl>
+      <w:tblPr>
+        <w:tblStyle w:val="TableGrid"/>
+        <w:tblW w:type="auto" w:w="0"/>
+        <w:jc w:val="center"/>
+        <w:tblLook w:firstColumn="1" w:firstRow="1" w:lastColumn="0" w:lastRow="0" w:noHBand="0" w:noVBand="1" w:val="04A0"/>
+      </w:tblPr>
+      <w:tblGrid>
+        <w:gridCol w:w="1615"/>
+        <w:gridCol w:w="1615"/>
+        <w:gridCol w:w="1615"/>
+        <w:gridCol w:w="1615"/>
+        <w:gridCol w:w="1615"/>
+        <w:gridCol w:w="1615"/>
+      </w:tblGrid>
+      <w:tr>
+        <w:tc>
+          <w:tcPr>
+            <w:tcW w:type="dxa" w:w="1615"/>
+            <w:vAlign w:val="center"/>
+            <w:tcMar>
+              <w:top w:w="100" w:type="dxa"/>
+              <w:bottom w:w="100" w:type="dxa"/>
+              <w:left w:w="120" w:type="dxa"/>
+              <w:right w:w="120" w:type="dxa"/>
+            </w:tcMar>
+            <w:shd w:val="clear" w:color="auto" w:fill="F2F2F2"/>
+          </w:tcPr>
+          <w:p>
+            <w:pPr>
+              <w:spacing w:before="0" w:after="0" w:line="240" w:lineRule="auto"/>
+              <w:jc w:val="center"/>
+            </w:pPr>
+            <w:r/>
+            <w:r>
+              <w:rPr>
+                <w:rFonts w:ascii="Times New Roman" w:hAnsi="Times New Roman"/>
+                <w:b/>
+                <w:i w:val="0"/>
+                <w:color w:val="000000"/>
+                <w:sz w:val="24"/>
+                <w:rFonts w:ascii="Times New Roman" w:hAnsi="Times New Roman" w:cs="Times New Roman" w:eastAsia="Times New Roman"/>
+              </w:rPr>
+              <w:t>Вопрос</w:t>
+            </w:r>
+          </w:p>
+        </w:tc>
+        <w:tc>
+          <w:tcPr>
+            <w:tcW w:type="dxa" w:w="1615"/>
+            <w:vAlign w:val="center"/>
+            <w:tcMar>
+              <w:top w:w="100" w:type="dxa"/>
+              <w:bottom w:w="100" w:type="dxa"/>
+              <w:left w:w="120" w:type="dxa"/>
+              <w:right w:w="120" w:type="dxa"/>
+            </w:tcMar>
+          </w:tcPr>
+          <w:p>
+            <w:pPr>
+              <w:spacing w:before="0" w:after="0" w:line="240" w:lineRule="auto"/>
+              <w:jc w:val="center"/>
+            </w:pPr>
+            <w:r/>
+            <w:r>
+              <w:rPr>
+                <w:rFonts w:ascii="Times New Roman" w:hAnsi="Times New Roman"/>
+                <w:b/>
+                <w:i w:val="0"/>
+                <w:color w:val="000000"/>
+                <w:sz w:val="24"/>
+                <w:rFonts w:ascii="Times New Roman" w:hAnsi="Times New Roman" w:cs="Times New Roman" w:eastAsia="Times New Roman"/>
+              </w:rPr>
+              <w:t>1</w:t>
+            </w:r>
+          </w:p>
+        </w:tc>
+        <w:tc>
+          <w:tcPr>
+            <w:tcW w:type="dxa" w:w="1615"/>
+            <w:vAlign w:val="center"/>
+            <w:tcMar>
+              <w:top w:w="100" w:type="dxa"/>
+              <w:bottom w:w="100" w:type="dxa"/>
+              <w:left w:w="120" w:type="dxa"/>
+              <w:right w:w="120" w:type="dxa"/>
+            </w:tcMar>
+          </w:tcPr>
+          <w:p>
+            <w:pPr>
+              <w:spacing w:before="0" w:after="0" w:line="240" w:lineRule="auto"/>
+              <w:jc w:val="center"/>
+            </w:pPr>
+            <w:r/>
+            <w:r>
+              <w:rPr>
+                <w:rFonts w:ascii="Times New Roman" w:hAnsi="Times New Roman"/>
+                <w:b/>
+                <w:i w:val="0"/>
+                <w:color w:val="000000"/>
+                <w:sz w:val="24"/>
+                <w:rFonts w:ascii="Times New Roman" w:hAnsi="Times New Roman" w:cs="Times New Roman" w:eastAsia="Times New Roman"/>
+              </w:rPr>
+              <w:t>2</w:t>
+            </w:r>
+          </w:p>
+        </w:tc>
+        <w:tc>
+          <w:tcPr>
+            <w:tcW w:type="dxa" w:w="1615"/>
+            <w:vAlign w:val="center"/>
+            <w:tcMar>
+              <w:top w:w="100" w:type="dxa"/>
+              <w:bottom w:w="100" w:type="dxa"/>
+              <w:left w:w="120" w:type="dxa"/>
+              <w:right w:w="120" w:type="dxa"/>
+            </w:tcMar>
+          </w:tcPr>
+          <w:p>
+            <w:pPr>
+              <w:spacing w:before="0" w:after="0" w:line="240" w:lineRule="auto"/>
+              <w:jc w:val="center"/>
+            </w:pPr>
+            <w:r/>
+            <w:r>
+              <w:rPr>
+                <w:rFonts w:ascii="Times New Roman" w:hAnsi="Times New Roman"/>
+                <w:b/>
+                <w:i w:val="0"/>
+                <w:color w:val="000000"/>
+                <w:sz w:val="24"/>
+                <w:rFonts w:ascii="Times New Roman" w:hAnsi="Times New Roman" w:cs="Times New Roman" w:eastAsia="Times New Roman"/>
+              </w:rPr>
+              <w:t>3</w:t>
+            </w:r>
+          </w:p>
+        </w:tc>
+        <w:tc>
+          <w:tcPr>
+            <w:tcW w:type="dxa" w:w="1615"/>
+            <w:vAlign w:val="center"/>
+            <w:tcMar>
+              <w:top w:w="100" w:type="dxa"/>
+              <w:bottom w:w="100" w:type="dxa"/>
+              <w:left w:w="120" w:type="dxa"/>
+              <w:right w:w="120" w:type="dxa"/>
+            </w:tcMar>
+          </w:tcPr>
+          <w:p>
+            <w:pPr>
+              <w:spacing w:before="0" w:after="0" w:line="240" w:lineRule="auto"/>
+              <w:jc w:val="center"/>
+            </w:pPr>
+            <w:r/>
+            <w:r>
+              <w:rPr>
+                <w:rFonts w:ascii="Times New Roman" w:hAnsi="Times New Roman"/>
+                <w:b/>
+                <w:i w:val="0"/>
+                <w:color w:val="000000"/>
+                <w:sz w:val="24"/>
+                <w:rFonts w:ascii="Times New Roman" w:hAnsi="Times New Roman" w:cs="Times New Roman" w:eastAsia="Times New Roman"/>
+              </w:rPr>
+              <w:t>4</w:t>
+            </w:r>
+          </w:p>
+        </w:tc>
+        <w:tc>
+          <w:tcPr>
+            <w:tcW w:type="dxa" w:w="1615"/>
+            <w:vAlign w:val="center"/>
+            <w:tcMar>
+              <w:top w:w="100" w:type="dxa"/>
+              <w:bottom w:w="100" w:type="dxa"/>
+              <w:left w:w="120" w:type="dxa"/>
+              <w:right w:w="120" w:type="dxa"/>
+            </w:tcMar>
+          </w:tcPr>
+          <w:p>
+            <w:pPr>
+              <w:spacing w:before="0" w:after="0" w:line="240" w:lineRule="auto"/>
+              <w:jc w:val="center"/>
+            </w:pPr>
+            <w:r/>
+            <w:r>
+              <w:rPr>
+                <w:rFonts w:ascii="Times New Roman" w:hAnsi="Times New Roman"/>
+                <w:b/>
+                <w:i w:val="0"/>
+                <w:color w:val="000000"/>
+                <w:sz w:val="24"/>
+                <w:rFonts w:ascii="Times New Roman" w:hAnsi="Times New Roman" w:cs="Times New Roman" w:eastAsia="Times New Roman"/>
+              </w:rPr>
+              <w:t>5</w:t>
+            </w:r>
+          </w:p>
+        </w:tc>
+      </w:tr>
+      <w:tr>
+        <w:tc>
+          <w:tcPr>
+            <w:tcW w:type="dxa" w:w="1615"/>
+            <w:vAlign w:val="center"/>
+            <w:tcMar>
+              <w:top w:w="100" w:type="dxa"/>
+              <w:bottom w:w="100" w:type="dxa"/>
+              <w:left w:w="120" w:type="dxa"/>
+              <w:right w:w="120" w:type="dxa"/>
+            </w:tcMar>
+            <w:shd w:val="clear" w:color="auto" w:fill="F2F2F2"/>
+          </w:tcPr>
+          <w:p>
+            <w:pPr>
+              <w:spacing w:before="0" w:after="0" w:line="240" w:lineRule="auto"/>
+              <w:jc w:val="center"/>
+            </w:pPr>
+            <w:r/>
+            <w:r>
+              <w:rPr>
+                <w:rFonts w:ascii="Times New Roman" w:hAnsi="Times New Roman"/>
+                <w:b/>
+                <w:i w:val="0"/>
+                <w:color w:val="000000"/>
+                <w:sz w:val="24"/>
+                <w:rFonts w:ascii="Times New Roman" w:hAnsi="Times New Roman" w:cs="Times New Roman" w:eastAsia="Times New Roman"/>
+              </w:rPr>
+              <w:t>Ответ</w:t>
+            </w:r>
+          </w:p>
+        </w:tc>
+        <w:tc>
+          <w:tcPr>
+            <w:tcW w:type="dxa" w:w="1615"/>
+            <w:vAlign w:val="center"/>
+            <w:tcMar>
+              <w:top w:w="100" w:type="dxa"/>
+              <w:bottom w:w="100" w:type="dxa"/>
+              <w:left w:w="120" w:type="dxa"/>
+              <w:right w:w="120" w:type="dxa"/>
+            </w:tcMar>
+          </w:tcPr>
+          <w:p>
+            <w:pPr>
+              <w:spacing w:before="0" w:after="0" w:line="240" w:lineRule="auto"/>
+              <w:jc w:val="center"/>
+            </w:pPr>
+            <w:r/>
+            <w:r>
+              <w:rPr>
+                <w:rFonts w:ascii="Times New Roman" w:hAnsi="Times New Roman"/>
+                <w:b w:val="0"/>
+                <w:i w:val="0"/>
+                <w:color w:val="000000"/>
+                <w:sz w:val="24"/>
+                <w:rFonts w:ascii="Times New Roman" w:hAnsi="Times New Roman" w:cs="Times New Roman" w:eastAsia="Times New Roman"/>
+              </w:rPr>
+              <w:t>1</w:t>
+            </w:r>
+          </w:p>
+        </w:tc>
+        <w:tc>
+          <w:tcPr>
+            <w:tcW w:type="dxa" w:w="1615"/>
+            <w:vAlign w:val="center"/>
+            <w:tcMar>
+              <w:top w:w="100" w:type="dxa"/>
+              <w:bottom w:w="100" w:type="dxa"/>
+              <w:left w:w="120" w:type="dxa"/>
+              <w:right w:w="120" w:type="dxa"/>
+            </w:tcMar>
+          </w:tcPr>
+          <w:p>
+            <w:pPr>
+              <w:spacing w:before="0" w:after="0" w:line="240" w:lineRule="auto"/>
+              <w:jc w:val="center"/>
+            </w:pPr>
+            <w:r/>
+            <w:r>
+              <w:rPr>
+                <w:rFonts w:ascii="Times New Roman" w:hAnsi="Times New Roman"/>
+                <w:b w:val="0"/>
+                <w:i w:val="0"/>
+                <w:color w:val="000000"/>
+                <w:sz w:val="24"/>
+                <w:rFonts w:ascii="Times New Roman" w:hAnsi="Times New Roman" w:cs="Times New Roman" w:eastAsia="Times New Roman"/>
+              </w:rPr>
+              <w:t>1</w:t>
+            </w:r>
+          </w:p>
+        </w:tc>
+        <w:tc>
+          <w:tcPr>
+            <w:tcW w:type="dxa" w:w="1615"/>
+            <w:vAlign w:val="center"/>
+            <w:tcMar>
+              <w:top w:w="100" w:type="dxa"/>
+              <w:bottom w:w="100" w:type="dxa"/>
+              <w:left w:w="120" w:type="dxa"/>
+              <w:right w:w="120" w:type="dxa"/>
+            </w:tcMar>
+          </w:tcPr>
+          <w:p>
+            <w:pPr>
+              <w:spacing w:before="0" w:after="0" w:line="240" w:lineRule="auto"/>
+              <w:jc w:val="center"/>
+            </w:pPr>
+            <w:r/>
+            <w:r>
+              <w:rPr>
+                <w:rFonts w:ascii="Times New Roman" w:hAnsi="Times New Roman"/>
+                <w:b w:val="0"/>
+                <w:i w:val="0"/>
+                <w:color w:val="000000"/>
+                <w:sz w:val="24"/>
+                <w:rFonts w:ascii="Times New Roman" w:hAnsi="Times New Roman" w:cs="Times New Roman" w:eastAsia="Times New Roman"/>
+              </w:rPr>
+              <w:t>1</w:t>
+            </w:r>
+          </w:p>
+        </w:tc>
+        <w:tc>
+          <w:tcPr>
+            <w:tcW w:type="dxa" w:w="1615"/>
+            <w:vAlign w:val="center"/>
+            <w:tcMar>
+              <w:top w:w="100" w:type="dxa"/>
+              <w:bottom w:w="100" w:type="dxa"/>
+              <w:left w:w="120" w:type="dxa"/>
+              <w:right w:w="120" w:type="dxa"/>
+            </w:tcMar>
+          </w:tcPr>
+          <w:p>
+            <w:pPr>
+              <w:spacing w:before="0" w:after="0" w:line="240" w:lineRule="auto"/>
+              <w:jc w:val="center"/>
+            </w:pPr>
+            <w:r/>
+            <w:r>
+              <w:rPr>
+                <w:rFonts w:ascii="Times New Roman" w:hAnsi="Times New Roman"/>
+                <w:b w:val="0"/>
+                <w:i w:val="0"/>
+                <w:color w:val="000000"/>
+                <w:sz w:val="24"/>
+                <w:rFonts w:ascii="Times New Roman" w:hAnsi="Times New Roman" w:cs="Times New Roman" w:eastAsia="Times New Roman"/>
+              </w:rPr>
+              <w:t>1</w:t>
+            </w:r>
+          </w:p>
+        </w:tc>
+        <w:tc>
+          <w:tcPr>
+            <w:tcW w:type="dxa" w:w="1615"/>
+            <w:vAlign w:val="center"/>
+            <w:tcMar>
+              <w:top w:w="100" w:type="dxa"/>
+              <w:bottom w:w="100" w:type="dxa"/>
+              <w:left w:w="120" w:type="dxa"/>
+              <w:right w:w="120" w:type="dxa"/>
+            </w:tcMar>
+          </w:tcPr>
+          <w:p>
+            <w:pPr>
+              <w:spacing w:before="0" w:after="0" w:line="240" w:lineRule="auto"/>
+              <w:jc w:val="center"/>
+            </w:pPr>
+            <w:r/>
+            <w:r>
+              <w:rPr>
+                <w:rFonts w:ascii="Times New Roman" w:hAnsi="Times New Roman"/>
+                <w:b w:val="0"/>
+                <w:i w:val="0"/>
+                <w:color w:val="000000"/>
+                <w:sz w:val="24"/>
+                <w:rFonts w:ascii="Times New Roman" w:hAnsi="Times New Roman" w:cs="Times New Roman" w:eastAsia="Times New Roman"/>
+              </w:rPr>
+              <w:t>1</w:t>
             </w:r>
           </w:p>
         </w:tc>
@@ -9860,11 +12360,13 @@
     <w:p>
       <w:pPr>
         <w:spacing w:before="360" w:after="120" w:line="240" w:lineRule="auto"/>
+        <w:jc w:val="both"/>
       </w:pPr>
     </w:p>
     <w:p>
       <w:pPr>
         <w:spacing w:before="0" w:after="240" w:line="240" w:lineRule="auto"/>
+        <w:jc w:val="both"/>
       </w:pPr>
       <w:r>
         <w:rPr>
@@ -9909,6 +12411,7 @@
                 <w:sz w:val="18"/>
                 <w:rFonts w:ascii="Times New Roman" w:hAnsi="Times New Roman" w:cs="Times New Roman" w:eastAsia="Times New Roman"/>
               </w:rPr>
+              <w:br/>
               <w:t>ФГБОУ ВО «Ижевский государственный технический университет имени М.Т. Калашникова»</w:t>
               <w:br/>
               <w:br/>
@@ -9949,7 +12452,7 @@
                 <w:sz w:val="22"/>
                 <w:rFonts w:ascii="Times New Roman" w:hAnsi="Times New Roman" w:cs="Times New Roman" w:eastAsia="Times New Roman"/>
               </w:rPr>
-              <w:t>1. Объясните ключевые понятия дисциплины «Технология программирования».</w:t>
+              <w:t>1. Каковы базовые понятия дисциплины «Технология программирования»?</w:t>
               <w:br/>
             </w:r>
             <w:r>
@@ -9961,7 +12464,7 @@
                 <w:sz w:val="22"/>
                 <w:rFonts w:ascii="Times New Roman" w:hAnsi="Times New Roman" w:cs="Times New Roman" w:eastAsia="Times New Roman"/>
               </w:rPr>
-              <w:t>2. Опишите структуру и цели изучаемых методов.</w:t>
+              <w:t>2. Опишите структуру и принципы работы базовых методов.</w:t>
               <w:br/>
             </w:r>
             <w:r>
@@ -9987,6 +12490,1604 @@
               </w:rPr>
               <w:br/>
               <w:t>Билет рассмотрен на заседании кафедры ПМиИТ от «____» _______________ 2026 г.</w:t>
+              <w:br/>
+            </w:r>
+          </w:p>
+        </w:tc>
+      </w:tr>
+    </w:tbl>
+    <w:p>
+      <w:pPr>
+        <w:spacing w:before="0" w:after="120" w:line="240" w:lineRule="auto"/>
+        <w:jc w:val="both"/>
+      </w:pPr>
+    </w:p>
+    <w:p>
+      <w:pPr>
+        <w:spacing w:before="360" w:after="120" w:line="240" w:lineRule="auto"/>
+        <w:jc w:val="both"/>
+      </w:pPr>
+    </w:p>
+    <w:p>
+      <w:pPr>
+        <w:spacing w:before="0" w:after="240" w:line="240" w:lineRule="auto"/>
+        <w:jc w:val="both"/>
+      </w:pPr>
+      <w:r>
+        <w:rPr>
+          <w:rFonts w:ascii="Times New Roman" w:hAnsi="Times New Roman"/>
+          <w:b/>
+          <w:i w:val="0"/>
+          <w:color w:val="000000"/>
+          <w:sz w:val="28"/>
+          <w:rFonts w:ascii="Times New Roman" w:hAnsi="Times New Roman" w:cs="Times New Roman" w:eastAsia="Times New Roman"/>
+        </w:rPr>
+        <w:t>2. Критерии и шкалы оценивания</w:t>
+      </w:r>
+    </w:p>
+    <w:p>
+      <w:pPr>
+        <w:spacing w:before="0" w:after="240" w:line="240" w:lineRule="auto"/>
+        <w:jc w:val="both"/>
+      </w:pPr>
+      <w:r>
+        <w:rPr>
+          <w:rFonts w:ascii="Times New Roman" w:hAnsi="Times New Roman"/>
+          <w:b w:val="0"/>
+          <w:i w:val="0"/>
+          <w:color w:val="000000"/>
+          <w:sz w:val="28"/>
+          <w:rFonts w:ascii="Times New Roman" w:hAnsi="Times New Roman" w:cs="Times New Roman" w:eastAsia="Times New Roman"/>
+        </w:rPr>
+        <w:t>Результат обучения по дисциплине считается достигнутым при успешном прохождении обучающимся всех контрольных мероприятий, относящихся к данному результату обучения.</w:t>
+      </w:r>
+    </w:p>
+    <w:tbl>
+      <w:tblPr>
+        <w:tblStyle w:val="TableGrid"/>
+        <w:tblW w:type="auto" w:w="0"/>
+        <w:jc w:val="center"/>
+        <w:tblLook w:firstColumn="1" w:firstRow="1" w:lastColumn="0" w:lastRow="0" w:noHBand="0" w:noVBand="1" w:val="04A0"/>
+      </w:tblPr>
+      <w:tblGrid>
+        <w:gridCol w:w="2422"/>
+        <w:gridCol w:w="2422"/>
+        <w:gridCol w:w="2422"/>
+        <w:gridCol w:w="2422"/>
+      </w:tblGrid>
+      <w:tr>
+        <w:tc>
+          <w:tcPr>
+            <w:tcW w:type="dxa" w:w="2422"/>
+            <w:vAlign w:val="center"/>
+            <w:tcMar>
+              <w:top w:w="100" w:type="dxa"/>
+              <w:bottom w:w="100" w:type="dxa"/>
+              <w:left w:w="120" w:type="dxa"/>
+              <w:right w:w="120" w:type="dxa"/>
+            </w:tcMar>
+            <w:shd w:val="clear" w:color="auto" w:fill="F2F2F2"/>
+          </w:tcPr>
+          <w:p>
+            <w:pPr>
+              <w:spacing w:before="0" w:after="0" w:line="240" w:lineRule="auto"/>
+              <w:jc w:val="center"/>
+            </w:pPr>
+            <w:r/>
+            <w:r>
+              <w:rPr>
+                <w:rFonts w:ascii="Times New Roman" w:hAnsi="Times New Roman"/>
+                <w:b/>
+                <w:i w:val="0"/>
+                <w:color w:val="000000"/>
+                <w:sz w:val="20"/>
+                <w:rFonts w:ascii="Times New Roman" w:hAnsi="Times New Roman" w:cs="Times New Roman" w:eastAsia="Times New Roman"/>
+              </w:rPr>
+              <w:t>Разделы дисциплины</w:t>
+            </w:r>
+          </w:p>
+        </w:tc>
+        <w:tc>
+          <w:tcPr>
+            <w:tcW w:type="dxa" w:w="2422"/>
+            <w:vAlign w:val="center"/>
+            <w:tcMar>
+              <w:top w:w="100" w:type="dxa"/>
+              <w:bottom w:w="100" w:type="dxa"/>
+              <w:left w:w="120" w:type="dxa"/>
+              <w:right w:w="120" w:type="dxa"/>
+            </w:tcMar>
+            <w:shd w:val="clear" w:color="auto" w:fill="F2F2F2"/>
+          </w:tcPr>
+          <w:p>
+            <w:pPr>
+              <w:spacing w:before="0" w:after="0" w:line="240" w:lineRule="auto"/>
+              <w:jc w:val="center"/>
+            </w:pPr>
+            <w:r/>
+            <w:r>
+              <w:rPr>
+                <w:rFonts w:ascii="Times New Roman" w:hAnsi="Times New Roman"/>
+                <w:b/>
+                <w:i w:val="0"/>
+                <w:color w:val="000000"/>
+                <w:sz w:val="20"/>
+                <w:rFonts w:ascii="Times New Roman" w:hAnsi="Times New Roman" w:cs="Times New Roman" w:eastAsia="Times New Roman"/>
+              </w:rPr>
+              <w:t>Форма контроля</w:t>
+            </w:r>
+          </w:p>
+        </w:tc>
+        <w:tc>
+          <w:tcPr>
+            <w:tcW w:type="dxa" w:w="2422"/>
+            <w:vAlign w:val="center"/>
+            <w:tcMar>
+              <w:top w:w="100" w:type="dxa"/>
+              <w:bottom w:w="100" w:type="dxa"/>
+              <w:left w:w="120" w:type="dxa"/>
+              <w:right w:w="120" w:type="dxa"/>
+            </w:tcMar>
+            <w:shd w:val="clear" w:color="auto" w:fill="F2F2F2"/>
+          </w:tcPr>
+          <w:p>
+            <w:pPr>
+              <w:spacing w:before="0" w:after="0" w:line="240" w:lineRule="auto"/>
+              <w:jc w:val="center"/>
+            </w:pPr>
+            <w:r/>
+            <w:r>
+              <w:rPr>
+                <w:rFonts w:ascii="Times New Roman" w:hAnsi="Times New Roman"/>
+                <w:b/>
+                <w:i w:val="0"/>
+                <w:color w:val="000000"/>
+                <w:sz w:val="20"/>
+                <w:rFonts w:ascii="Times New Roman" w:hAnsi="Times New Roman" w:cs="Times New Roman" w:eastAsia="Times New Roman"/>
+              </w:rPr>
+              <w:t>Количество баллов (min)</w:t>
+            </w:r>
+          </w:p>
+        </w:tc>
+        <w:tc>
+          <w:tcPr>
+            <w:tcW w:type="dxa" w:w="2422"/>
+            <w:vAlign w:val="center"/>
+            <w:tcMar>
+              <w:top w:w="100" w:type="dxa"/>
+              <w:bottom w:w="100" w:type="dxa"/>
+              <w:left w:w="120" w:type="dxa"/>
+              <w:right w:w="120" w:type="dxa"/>
+            </w:tcMar>
+            <w:shd w:val="clear" w:color="auto" w:fill="F2F2F2"/>
+          </w:tcPr>
+          <w:p>
+            <w:pPr>
+              <w:spacing w:before="0" w:after="0" w:line="240" w:lineRule="auto"/>
+              <w:jc w:val="center"/>
+            </w:pPr>
+            <w:r/>
+            <w:r>
+              <w:rPr>
+                <w:rFonts w:ascii="Times New Roman" w:hAnsi="Times New Roman"/>
+                <w:b/>
+                <w:i w:val="0"/>
+                <w:color w:val="000000"/>
+                <w:sz w:val="20"/>
+                <w:rFonts w:ascii="Times New Roman" w:hAnsi="Times New Roman" w:cs="Times New Roman" w:eastAsia="Times New Roman"/>
+              </w:rPr>
+              <w:t>Количество баллов (max)</w:t>
+            </w:r>
+          </w:p>
+        </w:tc>
+      </w:tr>
+      <w:tr>
+        <w:trPr>
+          <w:cantSplit/>
+        </w:trPr>
+        <w:tc>
+          <w:tcPr>
+            <w:tcW w:type="dxa" w:w="2422"/>
+            <w:vAlign w:val="center"/>
+            <w:tcMar>
+              <w:top w:w="100" w:type="dxa"/>
+              <w:bottom w:w="100" w:type="dxa"/>
+              <w:left w:w="120" w:type="dxa"/>
+              <w:right w:w="120" w:type="dxa"/>
+            </w:tcMar>
+          </w:tcPr>
+          <w:p>
+            <w:pPr>
+              <w:spacing w:before="0" w:after="0" w:line="240" w:lineRule="auto"/>
+              <w:jc w:val="center"/>
+            </w:pPr>
+            <w:r/>
+            <w:r>
+              <w:rPr>
+                <w:rFonts w:ascii="Times New Roman" w:hAnsi="Times New Roman"/>
+                <w:b w:val="0"/>
+                <w:i w:val="0"/>
+                <w:color w:val="000000"/>
+                <w:sz w:val="20"/>
+                <w:rFonts w:ascii="Times New Roman" w:hAnsi="Times New Roman" w:cs="Times New Roman" w:eastAsia="Times New Roman"/>
+              </w:rPr>
+              <w:t>1</w:t>
+            </w:r>
+          </w:p>
+        </w:tc>
+        <w:tc>
+          <w:tcPr>
+            <w:tcW w:type="dxa" w:w="2422"/>
+            <w:vAlign w:val="center"/>
+            <w:tcMar>
+              <w:top w:w="100" w:type="dxa"/>
+              <w:bottom w:w="100" w:type="dxa"/>
+              <w:left w:w="120" w:type="dxa"/>
+              <w:right w:w="120" w:type="dxa"/>
+            </w:tcMar>
+          </w:tcPr>
+          <w:p>
+            <w:pPr>
+              <w:spacing w:before="0" w:after="0" w:line="240" w:lineRule="auto"/>
+              <w:jc w:val="both"/>
+            </w:pPr>
+            <w:r/>
+            <w:r>
+              <w:rPr>
+                <w:rFonts w:ascii="Times New Roman" w:hAnsi="Times New Roman"/>
+                <w:b w:val="0"/>
+                <w:i w:val="0"/>
+                <w:color w:val="000000"/>
+                <w:sz w:val="20"/>
+                <w:rFonts w:ascii="Times New Roman" w:hAnsi="Times New Roman" w:cs="Times New Roman" w:eastAsia="Times New Roman"/>
+              </w:rPr>
+              <w:t>Защита лабораторной работы №1</w:t>
+            </w:r>
+          </w:p>
+        </w:tc>
+        <w:tc>
+          <w:tcPr>
+            <w:tcW w:type="dxa" w:w="2422"/>
+            <w:vAlign w:val="center"/>
+            <w:tcMar>
+              <w:top w:w="100" w:type="dxa"/>
+              <w:bottom w:w="100" w:type="dxa"/>
+              <w:left w:w="120" w:type="dxa"/>
+              <w:right w:w="120" w:type="dxa"/>
+            </w:tcMar>
+          </w:tcPr>
+          <w:p>
+            <w:pPr>
+              <w:spacing w:before="0" w:after="0" w:line="240" w:lineRule="auto"/>
+              <w:jc w:val="center"/>
+            </w:pPr>
+            <w:r/>
+            <w:r>
+              <w:rPr>
+                <w:rFonts w:ascii="Times New Roman" w:hAnsi="Times New Roman"/>
+                <w:b w:val="0"/>
+                <w:i w:val="0"/>
+                <w:color w:val="000000"/>
+                <w:sz w:val="20"/>
+                <w:rFonts w:ascii="Times New Roman" w:hAnsi="Times New Roman" w:cs="Times New Roman" w:eastAsia="Times New Roman"/>
+              </w:rPr>
+              <w:t>32</w:t>
+            </w:r>
+          </w:p>
+        </w:tc>
+        <w:tc>
+          <w:tcPr>
+            <w:tcW w:type="dxa" w:w="2422"/>
+            <w:vAlign w:val="center"/>
+            <w:tcMar>
+              <w:top w:w="100" w:type="dxa"/>
+              <w:bottom w:w="100" w:type="dxa"/>
+              <w:left w:w="120" w:type="dxa"/>
+              <w:right w:w="120" w:type="dxa"/>
+            </w:tcMar>
+          </w:tcPr>
+          <w:p>
+            <w:pPr>
+              <w:spacing w:before="0" w:after="0" w:line="240" w:lineRule="auto"/>
+              <w:jc w:val="center"/>
+            </w:pPr>
+            <w:r/>
+            <w:r>
+              <w:rPr>
+                <w:rFonts w:ascii="Times New Roman" w:hAnsi="Times New Roman"/>
+                <w:b w:val="0"/>
+                <w:i w:val="0"/>
+                <w:color w:val="000000"/>
+                <w:sz w:val="20"/>
+                <w:rFonts w:ascii="Times New Roman" w:hAnsi="Times New Roman" w:cs="Times New Roman" w:eastAsia="Times New Roman"/>
+              </w:rPr>
+              <w:t>40</w:t>
+            </w:r>
+          </w:p>
+        </w:tc>
+      </w:tr>
+      <w:tr>
+        <w:trPr>
+          <w:cantSplit/>
+        </w:trPr>
+        <w:tc>
+          <w:tcPr>
+            <w:tcW w:type="dxa" w:w="2422"/>
+            <w:vAlign w:val="center"/>
+            <w:tcMar>
+              <w:top w:w="100" w:type="dxa"/>
+              <w:bottom w:w="100" w:type="dxa"/>
+              <w:left w:w="120" w:type="dxa"/>
+              <w:right w:w="120" w:type="dxa"/>
+            </w:tcMar>
+          </w:tcPr>
+          <w:p>
+            <w:pPr>
+              <w:spacing w:before="0" w:after="0" w:line="240" w:lineRule="auto"/>
+              <w:jc w:val="center"/>
+            </w:pPr>
+            <w:r/>
+            <w:r>
+              <w:rPr>
+                <w:rFonts w:ascii="Times New Roman" w:hAnsi="Times New Roman"/>
+                <w:b w:val="0"/>
+                <w:i w:val="0"/>
+                <w:color w:val="000000"/>
+                <w:sz w:val="20"/>
+                <w:rFonts w:ascii="Times New Roman" w:hAnsi="Times New Roman" w:cs="Times New Roman" w:eastAsia="Times New Roman"/>
+              </w:rPr>
+              <w:t>2</w:t>
+            </w:r>
+          </w:p>
+        </w:tc>
+        <w:tc>
+          <w:tcPr>
+            <w:tcW w:type="dxa" w:w="2422"/>
+            <w:vAlign w:val="center"/>
+            <w:tcMar>
+              <w:top w:w="100" w:type="dxa"/>
+              <w:bottom w:w="100" w:type="dxa"/>
+              <w:left w:w="120" w:type="dxa"/>
+              <w:right w:w="120" w:type="dxa"/>
+            </w:tcMar>
+          </w:tcPr>
+          <w:p>
+            <w:pPr>
+              <w:spacing w:before="0" w:after="0" w:line="240" w:lineRule="auto"/>
+              <w:jc w:val="both"/>
+            </w:pPr>
+            <w:r/>
+            <w:r>
+              <w:rPr>
+                <w:rFonts w:ascii="Times New Roman" w:hAnsi="Times New Roman"/>
+                <w:b w:val="0"/>
+                <w:i w:val="0"/>
+                <w:color w:val="000000"/>
+                <w:sz w:val="20"/>
+                <w:rFonts w:ascii="Times New Roman" w:hAnsi="Times New Roman" w:cs="Times New Roman" w:eastAsia="Times New Roman"/>
+              </w:rPr>
+              <w:t>Защита лабораторной работы №2</w:t>
+            </w:r>
+          </w:p>
+        </w:tc>
+        <w:tc>
+          <w:tcPr>
+            <w:tcW w:type="dxa" w:w="2422"/>
+            <w:vAlign w:val="center"/>
+            <w:tcMar>
+              <w:top w:w="100" w:type="dxa"/>
+              <w:bottom w:w="100" w:type="dxa"/>
+              <w:left w:w="120" w:type="dxa"/>
+              <w:right w:w="120" w:type="dxa"/>
+            </w:tcMar>
+          </w:tcPr>
+          <w:p>
+            <w:pPr>
+              <w:spacing w:before="0" w:after="0" w:line="240" w:lineRule="auto"/>
+              <w:jc w:val="center"/>
+            </w:pPr>
+            <w:r/>
+            <w:r>
+              <w:rPr>
+                <w:rFonts w:ascii="Times New Roman" w:hAnsi="Times New Roman"/>
+                <w:b w:val="0"/>
+                <w:i w:val="0"/>
+                <w:color w:val="000000"/>
+                <w:sz w:val="20"/>
+                <w:rFonts w:ascii="Times New Roman" w:hAnsi="Times New Roman" w:cs="Times New Roman" w:eastAsia="Times New Roman"/>
+              </w:rPr>
+              <w:t>32</w:t>
+            </w:r>
+          </w:p>
+        </w:tc>
+        <w:tc>
+          <w:tcPr>
+            <w:tcW w:type="dxa" w:w="2422"/>
+            <w:vAlign w:val="center"/>
+            <w:tcMar>
+              <w:top w:w="100" w:type="dxa"/>
+              <w:bottom w:w="100" w:type="dxa"/>
+              <w:left w:w="120" w:type="dxa"/>
+              <w:right w:w="120" w:type="dxa"/>
+            </w:tcMar>
+          </w:tcPr>
+          <w:p>
+            <w:pPr>
+              <w:spacing w:before="0" w:after="0" w:line="240" w:lineRule="auto"/>
+              <w:jc w:val="center"/>
+            </w:pPr>
+            <w:r/>
+            <w:r>
+              <w:rPr>
+                <w:rFonts w:ascii="Times New Roman" w:hAnsi="Times New Roman"/>
+                <w:b w:val="0"/>
+                <w:i w:val="0"/>
+                <w:color w:val="000000"/>
+                <w:sz w:val="20"/>
+                <w:rFonts w:ascii="Times New Roman" w:hAnsi="Times New Roman" w:cs="Times New Roman" w:eastAsia="Times New Roman"/>
+              </w:rPr>
+              <w:t>40</w:t>
+            </w:r>
+          </w:p>
+        </w:tc>
+      </w:tr>
+      <w:tr>
+        <w:trPr>
+          <w:cantSplit/>
+        </w:trPr>
+        <w:tc>
+          <w:tcPr>
+            <w:tcW w:type="dxa" w:w="2422"/>
+            <w:vAlign w:val="center"/>
+            <w:tcMar>
+              <w:top w:w="100" w:type="dxa"/>
+              <w:bottom w:w="100" w:type="dxa"/>
+              <w:left w:w="120" w:type="dxa"/>
+              <w:right w:w="120" w:type="dxa"/>
+            </w:tcMar>
+          </w:tcPr>
+          <w:p>
+            <w:pPr>
+              <w:spacing w:before="0" w:after="0" w:line="240" w:lineRule="auto"/>
+              <w:jc w:val="center"/>
+            </w:pPr>
+            <w:r/>
+            <w:r>
+              <w:rPr>
+                <w:rFonts w:ascii="Times New Roman" w:hAnsi="Times New Roman"/>
+                <w:b w:val="0"/>
+                <w:i w:val="0"/>
+                <w:color w:val="000000"/>
+                <w:sz w:val="20"/>
+                <w:rFonts w:ascii="Times New Roman" w:hAnsi="Times New Roman" w:cs="Times New Roman" w:eastAsia="Times New Roman"/>
+              </w:rPr>
+              <w:t>1-2</w:t>
+            </w:r>
+          </w:p>
+        </w:tc>
+        <w:tc>
+          <w:tcPr>
+            <w:tcW w:type="dxa" w:w="2422"/>
+            <w:vAlign w:val="center"/>
+            <w:tcMar>
+              <w:top w:w="100" w:type="dxa"/>
+              <w:bottom w:w="100" w:type="dxa"/>
+              <w:left w:w="120" w:type="dxa"/>
+              <w:right w:w="120" w:type="dxa"/>
+            </w:tcMar>
+          </w:tcPr>
+          <w:p>
+            <w:pPr>
+              <w:spacing w:before="0" w:after="0" w:line="240" w:lineRule="auto"/>
+              <w:jc w:val="both"/>
+            </w:pPr>
+            <w:r/>
+            <w:r>
+              <w:rPr>
+                <w:rFonts w:ascii="Times New Roman" w:hAnsi="Times New Roman"/>
+                <w:b w:val="0"/>
+                <w:i w:val="0"/>
+                <w:color w:val="000000"/>
+                <w:sz w:val="20"/>
+                <w:rFonts w:ascii="Times New Roman" w:hAnsi="Times New Roman" w:cs="Times New Roman" w:eastAsia="Times New Roman"/>
+              </w:rPr>
+              <w:t>Проверочное тестирование</w:t>
+            </w:r>
+          </w:p>
+        </w:tc>
+        <w:tc>
+          <w:tcPr>
+            <w:tcW w:type="dxa" w:w="2422"/>
+            <w:vAlign w:val="center"/>
+            <w:tcMar>
+              <w:top w:w="100" w:type="dxa"/>
+              <w:bottom w:w="100" w:type="dxa"/>
+              <w:left w:w="120" w:type="dxa"/>
+              <w:right w:w="120" w:type="dxa"/>
+            </w:tcMar>
+          </w:tcPr>
+          <w:p>
+            <w:pPr>
+              <w:spacing w:before="0" w:after="0" w:line="240" w:lineRule="auto"/>
+              <w:jc w:val="center"/>
+            </w:pPr>
+            <w:r/>
+            <w:r>
+              <w:rPr>
+                <w:rFonts w:ascii="Times New Roman" w:hAnsi="Times New Roman"/>
+                <w:b w:val="0"/>
+                <w:i w:val="0"/>
+                <w:color w:val="000000"/>
+                <w:sz w:val="20"/>
+                <w:rFonts w:ascii="Times New Roman" w:hAnsi="Times New Roman" w:cs="Times New Roman" w:eastAsia="Times New Roman"/>
+              </w:rPr>
+              <w:t>16</w:t>
+            </w:r>
+          </w:p>
+        </w:tc>
+        <w:tc>
+          <w:tcPr>
+            <w:tcW w:type="dxa" w:w="2422"/>
+            <w:vAlign w:val="center"/>
+            <w:tcMar>
+              <w:top w:w="100" w:type="dxa"/>
+              <w:bottom w:w="100" w:type="dxa"/>
+              <w:left w:w="120" w:type="dxa"/>
+              <w:right w:w="120" w:type="dxa"/>
+            </w:tcMar>
+          </w:tcPr>
+          <w:p>
+            <w:pPr>
+              <w:spacing w:before="0" w:after="0" w:line="240" w:lineRule="auto"/>
+              <w:jc w:val="center"/>
+            </w:pPr>
+            <w:r/>
+            <w:r>
+              <w:rPr>
+                <w:rFonts w:ascii="Times New Roman" w:hAnsi="Times New Roman"/>
+                <w:b w:val="0"/>
+                <w:i w:val="0"/>
+                <w:color w:val="000000"/>
+                <w:sz w:val="20"/>
+                <w:rFonts w:ascii="Times New Roman" w:hAnsi="Times New Roman" w:cs="Times New Roman" w:eastAsia="Times New Roman"/>
+              </w:rPr>
+              <w:t>20</w:t>
+            </w:r>
+          </w:p>
+        </w:tc>
+      </w:tr>
+      <w:tr>
+        <w:trPr>
+          <w:cantSplit/>
+        </w:trPr>
+        <w:tc>
+          <w:tcPr>
+            <w:tcW w:type="dxa" w:w="2422"/>
+            <w:vAlign w:val="center"/>
+            <w:tcMar>
+              <w:top w:w="100" w:type="dxa"/>
+              <w:bottom w:w="100" w:type="dxa"/>
+              <w:left w:w="120" w:type="dxa"/>
+              <w:right w:w="120" w:type="dxa"/>
+            </w:tcMar>
+          </w:tcPr>
+          <w:p>
+            <w:pPr>
+              <w:spacing w:before="0" w:after="0" w:line="240" w:lineRule="auto"/>
+              <w:jc w:val="both"/>
+            </w:pPr>
+            <w:r/>
+          </w:p>
+        </w:tc>
+        <w:tc>
+          <w:tcPr>
+            <w:tcW w:type="dxa" w:w="2422"/>
+            <w:vAlign w:val="center"/>
+            <w:tcMar>
+              <w:top w:w="100" w:type="dxa"/>
+              <w:bottom w:w="100" w:type="dxa"/>
+              <w:left w:w="120" w:type="dxa"/>
+              <w:right w:w="120" w:type="dxa"/>
+            </w:tcMar>
+          </w:tcPr>
+          <w:p>
+            <w:pPr>
+              <w:spacing w:before="0" w:after="0" w:line="240" w:lineRule="auto"/>
+              <w:jc w:val="both"/>
+            </w:pPr>
+            <w:r/>
+            <w:r>
+              <w:rPr>
+                <w:rFonts w:ascii="Times New Roman" w:hAnsi="Times New Roman"/>
+                <w:b/>
+                <w:i w:val="0"/>
+                <w:color w:val="000000"/>
+                <w:sz w:val="20"/>
+                <w:rFonts w:ascii="Times New Roman" w:hAnsi="Times New Roman" w:cs="Times New Roman" w:eastAsia="Times New Roman"/>
+              </w:rPr>
+              <w:t>Итого</w:t>
+            </w:r>
+          </w:p>
+        </w:tc>
+        <w:tc>
+          <w:tcPr>
+            <w:tcW w:type="dxa" w:w="2422"/>
+            <w:vAlign w:val="center"/>
+            <w:tcMar>
+              <w:top w:w="100" w:type="dxa"/>
+              <w:bottom w:w="100" w:type="dxa"/>
+              <w:left w:w="120" w:type="dxa"/>
+              <w:right w:w="120" w:type="dxa"/>
+            </w:tcMar>
+          </w:tcPr>
+          <w:p>
+            <w:pPr>
+              <w:spacing w:before="0" w:after="0" w:line="240" w:lineRule="auto"/>
+              <w:jc w:val="center"/>
+            </w:pPr>
+            <w:r/>
+            <w:r>
+              <w:rPr>
+                <w:rFonts w:ascii="Times New Roman" w:hAnsi="Times New Roman"/>
+                <w:b/>
+                <w:i w:val="0"/>
+                <w:color w:val="000000"/>
+                <w:sz w:val="20"/>
+                <w:rFonts w:ascii="Times New Roman" w:hAnsi="Times New Roman" w:cs="Times New Roman" w:eastAsia="Times New Roman"/>
+              </w:rPr>
+              <w:t>80</w:t>
+            </w:r>
+          </w:p>
+        </w:tc>
+        <w:tc>
+          <w:tcPr>
+            <w:tcW w:type="dxa" w:w="2422"/>
+            <w:vAlign w:val="center"/>
+            <w:tcMar>
+              <w:top w:w="100" w:type="dxa"/>
+              <w:bottom w:w="100" w:type="dxa"/>
+              <w:left w:w="120" w:type="dxa"/>
+              <w:right w:w="120" w:type="dxa"/>
+            </w:tcMar>
+          </w:tcPr>
+          <w:p>
+            <w:pPr>
+              <w:spacing w:before="0" w:after="0" w:line="240" w:lineRule="auto"/>
+              <w:jc w:val="center"/>
+            </w:pPr>
+            <w:r/>
+            <w:r>
+              <w:rPr>
+                <w:rFonts w:ascii="Times New Roman" w:hAnsi="Times New Roman"/>
+                <w:b/>
+                <w:i w:val="0"/>
+                <w:color w:val="000000"/>
+                <w:sz w:val="20"/>
+                <w:rFonts w:ascii="Times New Roman" w:hAnsi="Times New Roman" w:cs="Times New Roman" w:eastAsia="Times New Roman"/>
+              </w:rPr>
+              <w:t>100</w:t>
+            </w:r>
+          </w:p>
+        </w:tc>
+      </w:tr>
+    </w:tbl>
+    <w:p>
+      <w:pPr>
+        <w:spacing w:before="240" w:after="120" w:line="240" w:lineRule="auto"/>
+        <w:jc w:val="both"/>
+      </w:pPr>
+    </w:p>
+    <w:p>
+      <w:pPr>
+        <w:spacing w:before="0" w:after="240" w:line="240" w:lineRule="auto"/>
+        <w:jc w:val="both"/>
+      </w:pPr>
+      <w:r>
+        <w:rPr>
+          <w:rFonts w:ascii="Times New Roman" w:hAnsi="Times New Roman"/>
+          <w:b w:val="0"/>
+          <w:i w:val="0"/>
+          <w:color w:val="000000"/>
+          <w:sz w:val="28"/>
+          <w:rFonts w:ascii="Times New Roman" w:hAnsi="Times New Roman" w:cs="Times New Roman" w:eastAsia="Times New Roman"/>
+        </w:rPr>
+        <w:t>При оценивании результатов обучения по дисциплине в ходе текущего контроля успеваемости используются следующие критерии. Минимальное количество баллов выставляется обучающемуся при выполнении всех показателей, допускаются несущественные неточности в изложении и оформлении материала.</w:t>
+      </w:r>
+    </w:p>
+    <w:tbl>
+      <w:tblPr>
+        <w:tblStyle w:val="TableGrid"/>
+        <w:tblW w:type="auto" w:w="0"/>
+        <w:jc w:val="center"/>
+        <w:tblLook w:firstColumn="1" w:firstRow="1" w:lastColumn="0" w:lastRow="0" w:noHBand="0" w:noVBand="1" w:val="04A0"/>
+      </w:tblPr>
+      <w:tblGrid>
+        <w:gridCol w:w="4844"/>
+        <w:gridCol w:w="4844"/>
+      </w:tblGrid>
+      <w:tr>
+        <w:tc>
+          <w:tcPr>
+            <w:tcW w:type="dxa" w:w="2268"/>
+            <w:vAlign w:val="center"/>
+            <w:tcMar>
+              <w:top w:w="100" w:type="dxa"/>
+              <w:bottom w:w="100" w:type="dxa"/>
+              <w:left w:w="120" w:type="dxa"/>
+              <w:right w:w="120" w:type="dxa"/>
+            </w:tcMar>
+            <w:shd w:val="clear" w:color="auto" w:fill="F2F2F2"/>
+          </w:tcPr>
+          <w:p>
+            <w:pPr>
+              <w:spacing w:before="0" w:after="0" w:line="240" w:lineRule="auto"/>
+              <w:jc w:val="center"/>
+            </w:pPr>
+            <w:r/>
+            <w:r>
+              <w:rPr>
+                <w:rFonts w:ascii="Times New Roman" w:hAnsi="Times New Roman"/>
+                <w:b/>
+                <w:i w:val="0"/>
+                <w:color w:val="000000"/>
+                <w:sz w:val="20"/>
+                <w:rFonts w:ascii="Times New Roman" w:hAnsi="Times New Roman" w:cs="Times New Roman" w:eastAsia="Times New Roman"/>
+              </w:rPr>
+              <w:t>Наименование, обозначение</w:t>
+            </w:r>
+          </w:p>
+        </w:tc>
+        <w:tc>
+          <w:tcPr>
+            <w:tcW w:type="dxa" w:w="6803"/>
+            <w:vAlign w:val="center"/>
+            <w:tcMar>
+              <w:top w:w="100" w:type="dxa"/>
+              <w:bottom w:w="100" w:type="dxa"/>
+              <w:left w:w="120" w:type="dxa"/>
+              <w:right w:w="120" w:type="dxa"/>
+            </w:tcMar>
+            <w:shd w:val="clear" w:color="auto" w:fill="F2F2F2"/>
+          </w:tcPr>
+          <w:p>
+            <w:pPr>
+              <w:spacing w:before="0" w:after="0" w:line="240" w:lineRule="auto"/>
+              <w:jc w:val="center"/>
+            </w:pPr>
+            <w:r/>
+            <w:r>
+              <w:rPr>
+                <w:rFonts w:ascii="Times New Roman" w:hAnsi="Times New Roman"/>
+                <w:b/>
+                <w:i w:val="0"/>
+                <w:color w:val="000000"/>
+                <w:sz w:val="20"/>
+                <w:rFonts w:ascii="Times New Roman" w:hAnsi="Times New Roman" w:cs="Times New Roman" w:eastAsia="Times New Roman"/>
+              </w:rPr>
+              <w:t>Показатели выставления минимального количества баллов</w:t>
+            </w:r>
+          </w:p>
+        </w:tc>
+      </w:tr>
+      <w:tr>
+        <w:trPr>
+          <w:cantSplit/>
+        </w:trPr>
+        <w:tc>
+          <w:tcPr>
+            <w:tcW w:type="dxa" w:w="2268"/>
+            <w:vAlign w:val="center"/>
+            <w:tcMar>
+              <w:top w:w="100" w:type="dxa"/>
+              <w:bottom w:w="100" w:type="dxa"/>
+              <w:left w:w="120" w:type="dxa"/>
+              <w:right w:w="120" w:type="dxa"/>
+            </w:tcMar>
+          </w:tcPr>
+          <w:p>
+            <w:pPr>
+              <w:spacing w:before="0" w:after="0" w:line="240" w:lineRule="auto"/>
+              <w:jc w:val="both"/>
+            </w:pPr>
+            <w:r/>
+            <w:r>
+              <w:rPr>
+                <w:rFonts w:ascii="Times New Roman" w:hAnsi="Times New Roman"/>
+                <w:b/>
+                <w:i w:val="0"/>
+                <w:color w:val="000000"/>
+                <w:sz w:val="20"/>
+                <w:rFonts w:ascii="Times New Roman" w:hAnsi="Times New Roman" w:cs="Times New Roman" w:eastAsia="Times New Roman"/>
+              </w:rPr>
+              <w:t>Лабораторная работа</w:t>
+            </w:r>
+          </w:p>
+        </w:tc>
+        <w:tc>
+          <w:tcPr>
+            <w:tcW w:type="dxa" w:w="6803"/>
+            <w:vAlign w:val="center"/>
+            <w:tcMar>
+              <w:top w:w="100" w:type="dxa"/>
+              <w:bottom w:w="100" w:type="dxa"/>
+              <w:left w:w="120" w:type="dxa"/>
+              <w:right w:w="120" w:type="dxa"/>
+            </w:tcMar>
+          </w:tcPr>
+          <w:p>
+            <w:pPr>
+              <w:spacing w:before="0" w:after="0" w:line="240" w:lineRule="auto"/>
+              <w:jc w:val="both"/>
+            </w:pPr>
+            <w:r/>
+            <w:r>
+              <w:rPr>
+                <w:rFonts w:ascii="Times New Roman" w:hAnsi="Times New Roman"/>
+                <w:b w:val="0"/>
+                <w:i w:val="0"/>
+                <w:color w:val="000000"/>
+                <w:sz w:val="20"/>
+                <w:rFonts w:ascii="Times New Roman" w:hAnsi="Times New Roman" w:cs="Times New Roman" w:eastAsia="Times New Roman"/>
+              </w:rPr>
+              <w:t>Лабораторная работа выполнена в полном объеме;</w:t>
+              <w:br/>
+              <w:t>Представлен отчет, содержащий необходимые расчеты, выводы, оформленный в соответствии с установленными требованиями;</w:t>
+              <w:br/>
+              <w:t>Продемонстрирован удовлетворительный уровень владения материалом при защите лабораторной работы, даны правильные ответы не менее чем на 50% заданных вопросов.</w:t>
+            </w:r>
+          </w:p>
+        </w:tc>
+      </w:tr>
+    </w:tbl>
+    <w:p>
+      <w:pPr>
+        <w:spacing w:before="240" w:after="120" w:line="240" w:lineRule="auto"/>
+        <w:jc w:val="both"/>
+      </w:pPr>
+    </w:p>
+    <w:p>
+      <w:pPr>
+        <w:spacing w:before="0" w:after="120" w:line="240" w:lineRule="auto"/>
+        <w:jc w:val="both"/>
+      </w:pPr>
+      <w:r>
+        <w:rPr>
+          <w:rFonts w:ascii="Times New Roman" w:hAnsi="Times New Roman"/>
+          <w:b w:val="0"/>
+          <w:i w:val="0"/>
+          <w:color w:val="000000"/>
+          <w:sz w:val="28"/>
+          <w:rFonts w:ascii="Times New Roman" w:hAnsi="Times New Roman" w:cs="Times New Roman" w:eastAsia="Times New Roman"/>
+        </w:rPr>
+        <w:t>Промежуточная аттестация по дисциплине проводится в форме экзамена (6 семестр).</w:t>
+        <w:br/>
+        <w:t>Итоговая оценка по дисциплине может быть выставлена на основе результатов текущего контроля с использованием следующей шкалы:</w:t>
+      </w:r>
+    </w:p>
+    <w:tbl>
+      <w:tblPr>
+        <w:tblStyle w:val="TableGrid"/>
+        <w:tblW w:type="auto" w:w="0"/>
+        <w:jc w:val="center"/>
+        <w:tblLook w:firstColumn="1" w:firstRow="1" w:lastColumn="0" w:lastRow="0" w:noHBand="0" w:noVBand="1" w:val="04A0"/>
+      </w:tblPr>
+      <w:tblGrid>
+        <w:gridCol w:w="4844"/>
+        <w:gridCol w:w="4844"/>
+      </w:tblGrid>
+      <w:tr>
+        <w:tc>
+          <w:tcPr>
+            <w:tcW w:type="dxa" w:w="4844"/>
+            <w:vAlign w:val="center"/>
+            <w:tcMar>
+              <w:top w:w="100" w:type="dxa"/>
+              <w:bottom w:w="100" w:type="dxa"/>
+              <w:left w:w="120" w:type="dxa"/>
+              <w:right w:w="120" w:type="dxa"/>
+            </w:tcMar>
+            <w:shd w:val="clear" w:color="auto" w:fill="F2F2F2"/>
+          </w:tcPr>
+          <w:p>
+            <w:pPr>
+              <w:spacing w:before="0" w:after="0" w:line="240" w:lineRule="auto"/>
+              <w:jc w:val="center"/>
+            </w:pPr>
+            <w:r/>
+            <w:r>
+              <w:rPr>
+                <w:rFonts w:ascii="Times New Roman" w:hAnsi="Times New Roman"/>
+                <w:b/>
+                <w:i w:val="0"/>
+                <w:color w:val="000000"/>
+                <w:sz w:val="20"/>
+                <w:rFonts w:ascii="Times New Roman" w:hAnsi="Times New Roman" w:cs="Times New Roman" w:eastAsia="Times New Roman"/>
+              </w:rPr>
+              <w:t>Оценка</w:t>
+            </w:r>
+          </w:p>
+        </w:tc>
+        <w:tc>
+          <w:tcPr>
+            <w:tcW w:type="dxa" w:w="4844"/>
+            <w:vAlign w:val="center"/>
+            <w:tcMar>
+              <w:top w:w="100" w:type="dxa"/>
+              <w:bottom w:w="100" w:type="dxa"/>
+              <w:left w:w="120" w:type="dxa"/>
+              <w:right w:w="120" w:type="dxa"/>
+            </w:tcMar>
+            <w:shd w:val="clear" w:color="auto" w:fill="F2F2F2"/>
+          </w:tcPr>
+          <w:p>
+            <w:pPr>
+              <w:spacing w:before="0" w:after="0" w:line="240" w:lineRule="auto"/>
+              <w:jc w:val="center"/>
+            </w:pPr>
+            <w:r/>
+            <w:r>
+              <w:rPr>
+                <w:rFonts w:ascii="Times New Roman" w:hAnsi="Times New Roman"/>
+                <w:b/>
+                <w:i w:val="0"/>
+                <w:color w:val="000000"/>
+                <w:sz w:val="20"/>
+                <w:rFonts w:ascii="Times New Roman" w:hAnsi="Times New Roman" w:cs="Times New Roman" w:eastAsia="Times New Roman"/>
+              </w:rPr>
+              <w:t>Набрано баллов</w:t>
+            </w:r>
+          </w:p>
+        </w:tc>
+      </w:tr>
+      <w:tr>
+        <w:trPr>
+          <w:cantSplit/>
+        </w:trPr>
+        <w:tc>
+          <w:tcPr>
+            <w:tcW w:type="dxa" w:w="4844"/>
+            <w:vAlign w:val="center"/>
+            <w:tcMar>
+              <w:top w:w="100" w:type="dxa"/>
+              <w:bottom w:w="100" w:type="dxa"/>
+              <w:left w:w="120" w:type="dxa"/>
+              <w:right w:w="120" w:type="dxa"/>
+            </w:tcMar>
+          </w:tcPr>
+          <w:p>
+            <w:pPr>
+              <w:spacing w:before="0" w:after="0" w:line="240" w:lineRule="auto"/>
+              <w:jc w:val="center"/>
+            </w:pPr>
+            <w:r/>
+            <w:r>
+              <w:rPr>
+                <w:rFonts w:ascii="Times New Roman" w:hAnsi="Times New Roman"/>
+                <w:b w:val="0"/>
+                <w:i w:val="0"/>
+                <w:color w:val="000000"/>
+                <w:sz w:val="20"/>
+                <w:rFonts w:ascii="Times New Roman" w:hAnsi="Times New Roman" w:cs="Times New Roman" w:eastAsia="Times New Roman"/>
+              </w:rPr>
+              <w:t>«отлично»</w:t>
+            </w:r>
+          </w:p>
+        </w:tc>
+        <w:tc>
+          <w:tcPr>
+            <w:tcW w:type="dxa" w:w="4844"/>
+            <w:vAlign w:val="center"/>
+            <w:tcMar>
+              <w:top w:w="100" w:type="dxa"/>
+              <w:bottom w:w="100" w:type="dxa"/>
+              <w:left w:w="120" w:type="dxa"/>
+              <w:right w:w="120" w:type="dxa"/>
+            </w:tcMar>
+          </w:tcPr>
+          <w:p>
+            <w:pPr>
+              <w:spacing w:before="0" w:after="0" w:line="240" w:lineRule="auto"/>
+              <w:jc w:val="center"/>
+            </w:pPr>
+            <w:r/>
+            <w:r>
+              <w:rPr>
+                <w:rFonts w:ascii="Times New Roman" w:hAnsi="Times New Roman"/>
+                <w:b w:val="0"/>
+                <w:i w:val="0"/>
+                <w:color w:val="000000"/>
+                <w:sz w:val="20"/>
+                <w:rFonts w:ascii="Times New Roman" w:hAnsi="Times New Roman" w:cs="Times New Roman" w:eastAsia="Times New Roman"/>
+              </w:rPr>
+              <w:t>90-100</w:t>
+            </w:r>
+          </w:p>
+        </w:tc>
+      </w:tr>
+      <w:tr>
+        <w:trPr>
+          <w:cantSplit/>
+        </w:trPr>
+        <w:tc>
+          <w:tcPr>
+            <w:tcW w:type="dxa" w:w="4844"/>
+            <w:vAlign w:val="center"/>
+            <w:tcMar>
+              <w:top w:w="100" w:type="dxa"/>
+              <w:bottom w:w="100" w:type="dxa"/>
+              <w:left w:w="120" w:type="dxa"/>
+              <w:right w:w="120" w:type="dxa"/>
+            </w:tcMar>
+          </w:tcPr>
+          <w:p>
+            <w:pPr>
+              <w:spacing w:before="0" w:after="0" w:line="240" w:lineRule="auto"/>
+              <w:jc w:val="center"/>
+            </w:pPr>
+            <w:r/>
+            <w:r>
+              <w:rPr>
+                <w:rFonts w:ascii="Times New Roman" w:hAnsi="Times New Roman"/>
+                <w:b w:val="0"/>
+                <w:i w:val="0"/>
+                <w:color w:val="000000"/>
+                <w:sz w:val="20"/>
+                <w:rFonts w:ascii="Times New Roman" w:hAnsi="Times New Roman" w:cs="Times New Roman" w:eastAsia="Times New Roman"/>
+              </w:rPr>
+              <w:t>«хорошо»</w:t>
+            </w:r>
+          </w:p>
+        </w:tc>
+        <w:tc>
+          <w:tcPr>
+            <w:tcW w:type="dxa" w:w="4844"/>
+            <w:vAlign w:val="center"/>
+            <w:tcMar>
+              <w:top w:w="100" w:type="dxa"/>
+              <w:bottom w:w="100" w:type="dxa"/>
+              <w:left w:w="120" w:type="dxa"/>
+              <w:right w:w="120" w:type="dxa"/>
+            </w:tcMar>
+          </w:tcPr>
+          <w:p>
+            <w:pPr>
+              <w:spacing w:before="0" w:after="0" w:line="240" w:lineRule="auto"/>
+              <w:jc w:val="center"/>
+            </w:pPr>
+            <w:r/>
+            <w:r>
+              <w:rPr>
+                <w:rFonts w:ascii="Times New Roman" w:hAnsi="Times New Roman"/>
+                <w:b w:val="0"/>
+                <w:i w:val="0"/>
+                <w:color w:val="000000"/>
+                <w:sz w:val="20"/>
+                <w:rFonts w:ascii="Times New Roman" w:hAnsi="Times New Roman" w:cs="Times New Roman" w:eastAsia="Times New Roman"/>
+              </w:rPr>
+              <w:t>75-89</w:t>
+            </w:r>
+          </w:p>
+        </w:tc>
+      </w:tr>
+      <w:tr>
+        <w:trPr>
+          <w:cantSplit/>
+        </w:trPr>
+        <w:tc>
+          <w:tcPr>
+            <w:tcW w:type="dxa" w:w="4844"/>
+            <w:vAlign w:val="center"/>
+            <w:tcMar>
+              <w:top w:w="100" w:type="dxa"/>
+              <w:bottom w:w="100" w:type="dxa"/>
+              <w:left w:w="120" w:type="dxa"/>
+              <w:right w:w="120" w:type="dxa"/>
+            </w:tcMar>
+          </w:tcPr>
+          <w:p>
+            <w:pPr>
+              <w:spacing w:before="0" w:after="0" w:line="240" w:lineRule="auto"/>
+              <w:jc w:val="center"/>
+            </w:pPr>
+            <w:r/>
+            <w:r>
+              <w:rPr>
+                <w:rFonts w:ascii="Times New Roman" w:hAnsi="Times New Roman"/>
+                <w:b w:val="0"/>
+                <w:i w:val="0"/>
+                <w:color w:val="000000"/>
+                <w:sz w:val="20"/>
+                <w:rFonts w:ascii="Times New Roman" w:hAnsi="Times New Roman" w:cs="Times New Roman" w:eastAsia="Times New Roman"/>
+              </w:rPr>
+              <w:t>«удовлетворительно»</w:t>
+            </w:r>
+          </w:p>
+        </w:tc>
+        <w:tc>
+          <w:tcPr>
+            <w:tcW w:type="dxa" w:w="4844"/>
+            <w:vAlign w:val="center"/>
+            <w:tcMar>
+              <w:top w:w="100" w:type="dxa"/>
+              <w:bottom w:w="100" w:type="dxa"/>
+              <w:left w:w="120" w:type="dxa"/>
+              <w:right w:w="120" w:type="dxa"/>
+            </w:tcMar>
+          </w:tcPr>
+          <w:p>
+            <w:pPr>
+              <w:spacing w:before="0" w:after="0" w:line="240" w:lineRule="auto"/>
+              <w:jc w:val="center"/>
+            </w:pPr>
+            <w:r/>
+            <w:r>
+              <w:rPr>
+                <w:rFonts w:ascii="Times New Roman" w:hAnsi="Times New Roman"/>
+                <w:b w:val="0"/>
+                <w:i w:val="0"/>
+                <w:color w:val="000000"/>
+                <w:sz w:val="20"/>
+                <w:rFonts w:ascii="Times New Roman" w:hAnsi="Times New Roman" w:cs="Times New Roman" w:eastAsia="Times New Roman"/>
+              </w:rPr>
+              <w:t>50-74</w:t>
+            </w:r>
+          </w:p>
+        </w:tc>
+      </w:tr>
+      <w:tr>
+        <w:trPr>
+          <w:cantSplit/>
+        </w:trPr>
+        <w:tc>
+          <w:tcPr>
+            <w:tcW w:type="dxa" w:w="4844"/>
+            <w:vAlign w:val="center"/>
+            <w:tcMar>
+              <w:top w:w="100" w:type="dxa"/>
+              <w:bottom w:w="100" w:type="dxa"/>
+              <w:left w:w="120" w:type="dxa"/>
+              <w:right w:w="120" w:type="dxa"/>
+            </w:tcMar>
+          </w:tcPr>
+          <w:p>
+            <w:pPr>
+              <w:spacing w:before="0" w:after="0" w:line="240" w:lineRule="auto"/>
+              <w:jc w:val="center"/>
+            </w:pPr>
+            <w:r/>
+            <w:r>
+              <w:rPr>
+                <w:rFonts w:ascii="Times New Roman" w:hAnsi="Times New Roman"/>
+                <w:b w:val="0"/>
+                <w:i w:val="0"/>
+                <w:color w:val="000000"/>
+                <w:sz w:val="20"/>
+                <w:rFonts w:ascii="Times New Roman" w:hAnsi="Times New Roman" w:cs="Times New Roman" w:eastAsia="Times New Roman"/>
+              </w:rPr>
+              <w:t>«неудовлетворительно»</w:t>
+            </w:r>
+          </w:p>
+        </w:tc>
+        <w:tc>
+          <w:tcPr>
+            <w:tcW w:type="dxa" w:w="4844"/>
+            <w:vAlign w:val="center"/>
+            <w:tcMar>
+              <w:top w:w="100" w:type="dxa"/>
+              <w:bottom w:w="100" w:type="dxa"/>
+              <w:left w:w="120" w:type="dxa"/>
+              <w:right w:w="120" w:type="dxa"/>
+            </w:tcMar>
+          </w:tcPr>
+          <w:p>
+            <w:pPr>
+              <w:spacing w:before="0" w:after="0" w:line="240" w:lineRule="auto"/>
+              <w:jc w:val="center"/>
+            </w:pPr>
+            <w:r/>
+            <w:r>
+              <w:rPr>
+                <w:rFonts w:ascii="Times New Roman" w:hAnsi="Times New Roman"/>
+                <w:b w:val="0"/>
+                <w:i w:val="0"/>
+                <w:color w:val="000000"/>
+                <w:sz w:val="20"/>
+                <w:rFonts w:ascii="Times New Roman" w:hAnsi="Times New Roman" w:cs="Times New Roman" w:eastAsia="Times New Roman"/>
+              </w:rPr>
+              <w:t>0-49</w:t>
+            </w:r>
+          </w:p>
+        </w:tc>
+      </w:tr>
+    </w:tbl>
+    <w:p>
+      <w:pPr>
+        <w:spacing w:before="240" w:after="120" w:line="240" w:lineRule="auto"/>
+        <w:jc w:val="both"/>
+      </w:pPr>
+    </w:p>
+    <w:p>
+      <w:pPr>
+        <w:spacing w:before="0" w:after="120" w:line="240" w:lineRule="auto"/>
+        <w:jc w:val="both"/>
+      </w:pPr>
+      <w:r>
+        <w:rPr>
+          <w:rFonts w:ascii="Times New Roman" w:hAnsi="Times New Roman"/>
+          <w:b w:val="0"/>
+          <w:i w:val="0"/>
+          <w:color w:val="000000"/>
+          <w:sz w:val="28"/>
+          <w:rFonts w:ascii="Times New Roman" w:hAnsi="Times New Roman" w:cs="Times New Roman" w:eastAsia="Times New Roman"/>
+        </w:rPr>
+        <w:t>Если сумма набранных баллов менее 50 – обучающийся не допускается до промежуточной аттестации.</w:t>
+      </w:r>
+    </w:p>
+    <w:p>
+      <w:pPr>
+        <w:spacing w:before="0" w:after="120" w:line="240" w:lineRule="auto"/>
+        <w:jc w:val="both"/>
+      </w:pPr>
+      <w:r>
+        <w:rPr>
+          <w:rFonts w:ascii="Times New Roman" w:hAnsi="Times New Roman"/>
+          <w:b w:val="0"/>
+          <w:i w:val="0"/>
+          <w:color w:val="000000"/>
+          <w:sz w:val="28"/>
+          <w:rFonts w:ascii="Times New Roman" w:hAnsi="Times New Roman" w:cs="Times New Roman" w:eastAsia="Times New Roman"/>
+        </w:rPr>
+        <w:t>Если сумма баллов составляет от 50 до 100 баллов, обучающийся допускается до промежуточной аттестации.</w:t>
+      </w:r>
+    </w:p>
+    <w:p>
+      <w:pPr>
+        <w:spacing w:before="0" w:after="120" w:line="240" w:lineRule="auto"/>
+        <w:jc w:val="both"/>
+      </w:pPr>
+      <w:r>
+        <w:rPr>
+          <w:rFonts w:ascii="Times New Roman" w:hAnsi="Times New Roman"/>
+          <w:b w:val="0"/>
+          <w:i w:val="0"/>
+          <w:color w:val="000000"/>
+          <w:sz w:val="28"/>
+          <w:rFonts w:ascii="Times New Roman" w:hAnsi="Times New Roman" w:cs="Times New Roman" w:eastAsia="Times New Roman"/>
+        </w:rPr>
+        <w:t>Билет к экзамену включает 1 теоретический и 2 практических задания. Промежуточная аттестация проводится в письменной форме. Время на подготовку: 60-90 минут. При оценивании результатов обучения по дисциплине в ходе промежуточной аттестации используются следующие критерии и шкала оценки:</w:t>
+      </w:r>
+    </w:p>
+    <w:tbl>
+      <w:tblPr>
+        <w:tblStyle w:val="TableGrid"/>
+        <w:tblW w:type="auto" w:w="0"/>
+        <w:jc w:val="center"/>
+        <w:tblLook w:firstColumn="1" w:firstRow="1" w:lastColumn="0" w:lastRow="0" w:noHBand="0" w:noVBand="1" w:val="04A0"/>
+      </w:tblPr>
+      <w:tblGrid>
+        <w:gridCol w:w="4844"/>
+        <w:gridCol w:w="4844"/>
+      </w:tblGrid>
+      <w:tr>
+        <w:tc>
+          <w:tcPr>
+            <w:tcW w:type="dxa" w:w="2268"/>
+            <w:vAlign w:val="center"/>
+            <w:tcMar>
+              <w:top w:w="100" w:type="dxa"/>
+              <w:bottom w:w="100" w:type="dxa"/>
+              <w:left w:w="120" w:type="dxa"/>
+              <w:right w:w="120" w:type="dxa"/>
+            </w:tcMar>
+            <w:shd w:val="clear" w:color="auto" w:fill="F2F2F2"/>
+          </w:tcPr>
+          <w:p>
+            <w:pPr>
+              <w:spacing w:before="0" w:after="0" w:line="240" w:lineRule="auto"/>
+              <w:jc w:val="center"/>
+            </w:pPr>
+            <w:r/>
+            <w:r>
+              <w:rPr>
+                <w:rFonts w:ascii="Times New Roman" w:hAnsi="Times New Roman"/>
+                <w:b/>
+                <w:i w:val="0"/>
+                <w:color w:val="000000"/>
+                <w:sz w:val="20"/>
+                <w:rFonts w:ascii="Times New Roman" w:hAnsi="Times New Roman" w:cs="Times New Roman" w:eastAsia="Times New Roman"/>
+              </w:rPr>
+              <w:t>Оценка</w:t>
+            </w:r>
+          </w:p>
+        </w:tc>
+        <w:tc>
+          <w:tcPr>
+            <w:tcW w:type="dxa" w:w="6803"/>
+            <w:vAlign w:val="center"/>
+            <w:tcMar>
+              <w:top w:w="100" w:type="dxa"/>
+              <w:bottom w:w="100" w:type="dxa"/>
+              <w:left w:w="120" w:type="dxa"/>
+              <w:right w:w="120" w:type="dxa"/>
+            </w:tcMar>
+            <w:shd w:val="clear" w:color="auto" w:fill="F2F2F2"/>
+          </w:tcPr>
+          <w:p>
+            <w:pPr>
+              <w:spacing w:before="0" w:after="0" w:line="240" w:lineRule="auto"/>
+              <w:jc w:val="center"/>
+            </w:pPr>
+            <w:r/>
+            <w:r>
+              <w:rPr>
+                <w:rFonts w:ascii="Times New Roman" w:hAnsi="Times New Roman"/>
+                <w:b/>
+                <w:i w:val="0"/>
+                <w:color w:val="000000"/>
+                <w:sz w:val="20"/>
+                <w:rFonts w:ascii="Times New Roman" w:hAnsi="Times New Roman" w:cs="Times New Roman" w:eastAsia="Times New Roman"/>
+              </w:rPr>
+              <w:t>Критерии оценки</w:t>
+            </w:r>
+          </w:p>
+        </w:tc>
+      </w:tr>
+      <w:tr>
+        <w:trPr>
+          <w:cantSplit/>
+        </w:trPr>
+        <w:tc>
+          <w:tcPr>
+            <w:tcW w:type="dxa" w:w="2268"/>
+            <w:vAlign w:val="center"/>
+            <w:tcMar>
+              <w:top w:w="100" w:type="dxa"/>
+              <w:bottom w:w="100" w:type="dxa"/>
+              <w:left w:w="120" w:type="dxa"/>
+              <w:right w:w="120" w:type="dxa"/>
+            </w:tcMar>
+          </w:tcPr>
+          <w:p>
+            <w:pPr>
+              <w:spacing w:before="0" w:after="0" w:line="240" w:lineRule="auto"/>
+              <w:jc w:val="center"/>
+            </w:pPr>
+            <w:r/>
+            <w:r>
+              <w:rPr>
+                <w:rFonts w:ascii="Times New Roman" w:hAnsi="Times New Roman"/>
+                <w:b w:val="0"/>
+                <w:i w:val="0"/>
+                <w:color w:val="000000"/>
+                <w:sz w:val="20"/>
+                <w:rFonts w:ascii="Times New Roman" w:hAnsi="Times New Roman" w:cs="Times New Roman" w:eastAsia="Times New Roman"/>
+              </w:rPr>
+              <w:t>«отлично»</w:t>
+            </w:r>
+          </w:p>
+        </w:tc>
+        <w:tc>
+          <w:tcPr>
+            <w:tcW w:type="dxa" w:w="6803"/>
+            <w:vAlign w:val="center"/>
+            <w:tcMar>
+              <w:top w:w="100" w:type="dxa"/>
+              <w:bottom w:w="100" w:type="dxa"/>
+              <w:left w:w="120" w:type="dxa"/>
+              <w:right w:w="120" w:type="dxa"/>
+            </w:tcMar>
+          </w:tcPr>
+          <w:p>
+            <w:pPr>
+              <w:spacing w:before="0" w:after="0" w:line="240" w:lineRule="auto"/>
+              <w:jc w:val="both"/>
+            </w:pPr>
+            <w:r/>
+            <w:r>
+              <w:rPr>
+                <w:rFonts w:ascii="Times New Roman" w:hAnsi="Times New Roman"/>
+                <w:b w:val="0"/>
+                <w:i w:val="0"/>
+                <w:color w:val="000000"/>
+                <w:sz w:val="20"/>
+                <w:rFonts w:ascii="Times New Roman" w:hAnsi="Times New Roman" w:cs="Times New Roman" w:eastAsia="Times New Roman"/>
+              </w:rPr>
+              <w:t>Обучающийся показал всестороннее, систематическое и глубокое знание учебного материала, предусмотренного программой, умение уверенно применять на их практике при решении задач (выполнении заданий), способность полно, правильно и аргументировано отвечать на вопросы и делать необходимые выводы. Свободно использует основную литературу и знаком с дополнительной литературой, рекомендованной программой.</w:t>
+            </w:r>
+          </w:p>
+        </w:tc>
+      </w:tr>
+      <w:tr>
+        <w:trPr>
+          <w:cantSplit/>
+        </w:trPr>
+        <w:tc>
+          <w:tcPr>
+            <w:tcW w:type="dxa" w:w="2268"/>
+            <w:vAlign w:val="center"/>
+            <w:tcMar>
+              <w:top w:w="100" w:type="dxa"/>
+              <w:bottom w:w="100" w:type="dxa"/>
+              <w:left w:w="120" w:type="dxa"/>
+              <w:right w:w="120" w:type="dxa"/>
+            </w:tcMar>
+          </w:tcPr>
+          <w:p>
+            <w:pPr>
+              <w:spacing w:before="0" w:after="0" w:line="240" w:lineRule="auto"/>
+              <w:jc w:val="center"/>
+            </w:pPr>
+            <w:r/>
+            <w:r>
+              <w:rPr>
+                <w:rFonts w:ascii="Times New Roman" w:hAnsi="Times New Roman"/>
+                <w:b w:val="0"/>
+                <w:i w:val="0"/>
+                <w:color w:val="000000"/>
+                <w:sz w:val="20"/>
+                <w:rFonts w:ascii="Times New Roman" w:hAnsi="Times New Roman" w:cs="Times New Roman" w:eastAsia="Times New Roman"/>
+              </w:rPr>
+              <w:t>«хорошо»</w:t>
+            </w:r>
+          </w:p>
+        </w:tc>
+        <w:tc>
+          <w:tcPr>
+            <w:tcW w:type="dxa" w:w="6803"/>
+            <w:vAlign w:val="center"/>
+            <w:tcMar>
+              <w:top w:w="100" w:type="dxa"/>
+              <w:bottom w:w="100" w:type="dxa"/>
+              <w:left w:w="120" w:type="dxa"/>
+              <w:right w:w="120" w:type="dxa"/>
+            </w:tcMar>
+          </w:tcPr>
+          <w:p>
+            <w:pPr>
+              <w:spacing w:before="0" w:after="0" w:line="240" w:lineRule="auto"/>
+              <w:jc w:val="both"/>
+            </w:pPr>
+            <w:r/>
+            <w:r>
+              <w:rPr>
+                <w:rFonts w:ascii="Times New Roman" w:hAnsi="Times New Roman"/>
+                <w:b w:val="0"/>
+                <w:i w:val="0"/>
+                <w:color w:val="000000"/>
+                <w:sz w:val="20"/>
+                <w:rFonts w:ascii="Times New Roman" w:hAnsi="Times New Roman" w:cs="Times New Roman" w:eastAsia="Times New Roman"/>
+              </w:rPr>
+              <w:t>Обучающийся показал полное знание теоретического материала, владение основной литературой, рекомендованной в программе, умение самостоятельно решать задачи (выполнять задания), способность аргументировано отвечать на вопросы и делать необходимые выводы, допускает единичные ошибки, исправляемые после замечания преподавателя. Способен к самостоятельному пополнению и обновлению знаний в ходе дальнейшей учебной работы и профессиональной деятельности.</w:t>
+            </w:r>
+          </w:p>
+        </w:tc>
+      </w:tr>
+      <w:tr>
+        <w:trPr>
+          <w:cantSplit/>
+        </w:trPr>
+        <w:tc>
+          <w:tcPr>
+            <w:tcW w:type="dxa" w:w="2268"/>
+            <w:vAlign w:val="center"/>
+            <w:tcMar>
+              <w:top w:w="100" w:type="dxa"/>
+              <w:bottom w:w="100" w:type="dxa"/>
+              <w:left w:w="120" w:type="dxa"/>
+              <w:right w:w="120" w:type="dxa"/>
+            </w:tcMar>
+          </w:tcPr>
+          <w:p>
+            <w:pPr>
+              <w:spacing w:before="0" w:after="0" w:line="240" w:lineRule="auto"/>
+              <w:jc w:val="center"/>
+            </w:pPr>
+            <w:r/>
+            <w:r>
+              <w:rPr>
+                <w:rFonts w:ascii="Times New Roman" w:hAnsi="Times New Roman"/>
+                <w:b w:val="0"/>
+                <w:i w:val="0"/>
+                <w:color w:val="000000"/>
+                <w:sz w:val="20"/>
+                <w:rFonts w:ascii="Times New Roman" w:hAnsi="Times New Roman" w:cs="Times New Roman" w:eastAsia="Times New Roman"/>
+              </w:rPr>
+              <w:t>«удовлетворительно»</w:t>
+            </w:r>
+          </w:p>
+        </w:tc>
+        <w:tc>
+          <w:tcPr>
+            <w:tcW w:type="dxa" w:w="6803"/>
+            <w:vAlign w:val="center"/>
+            <w:tcMar>
+              <w:top w:w="100" w:type="dxa"/>
+              <w:bottom w:w="100" w:type="dxa"/>
+              <w:left w:w="120" w:type="dxa"/>
+              <w:right w:w="120" w:type="dxa"/>
+            </w:tcMar>
+          </w:tcPr>
+          <w:p>
+            <w:pPr>
+              <w:spacing w:before="0" w:after="0" w:line="240" w:lineRule="auto"/>
+              <w:jc w:val="both"/>
+            </w:pPr>
+            <w:r/>
+            <w:r>
+              <w:rPr>
+                <w:rFonts w:ascii="Times New Roman" w:hAnsi="Times New Roman"/>
+                <w:b w:val="0"/>
+                <w:i w:val="0"/>
+                <w:color w:val="000000"/>
+                <w:sz w:val="20"/>
+                <w:rFonts w:ascii="Times New Roman" w:hAnsi="Times New Roman" w:cs="Times New Roman" w:eastAsia="Times New Roman"/>
+              </w:rPr>
+              <w:t>Обучающийся демонстрирует неполное или фрагментарное знание основного учебного материала, допускает существенные ошибки в его изложении, испытывает затруднения и допускает ошибки при выполнении заданий (решении задач), выполняет задание при подсказке преподавателя, затрудняется в формулировке выводов. Владеет знанием основных разделов, необходимых для дальнейшего обучения, знаком с основной и дополнительной литературой, рекомендованной программой.</w:t>
+            </w:r>
+          </w:p>
+        </w:tc>
+      </w:tr>
+      <w:tr>
+        <w:trPr>
+          <w:cantSplit/>
+        </w:trPr>
+        <w:tc>
+          <w:tcPr>
+            <w:tcW w:type="dxa" w:w="2268"/>
+            <w:vAlign w:val="center"/>
+            <w:tcMar>
+              <w:top w:w="100" w:type="dxa"/>
+              <w:bottom w:w="100" w:type="dxa"/>
+              <w:left w:w="120" w:type="dxa"/>
+              <w:right w:w="120" w:type="dxa"/>
+            </w:tcMar>
+          </w:tcPr>
+          <w:p>
+            <w:pPr>
+              <w:spacing w:before="0" w:after="0" w:line="240" w:lineRule="auto"/>
+              <w:jc w:val="center"/>
+            </w:pPr>
+            <w:r/>
+            <w:r>
+              <w:rPr>
+                <w:rFonts w:ascii="Times New Roman" w:hAnsi="Times New Roman"/>
+                <w:b w:val="0"/>
+                <w:i w:val="0"/>
+                <w:color w:val="000000"/>
+                <w:sz w:val="20"/>
+                <w:rFonts w:ascii="Times New Roman" w:hAnsi="Times New Roman" w:cs="Times New Roman" w:eastAsia="Times New Roman"/>
+              </w:rPr>
+              <w:t>«неудовлетворительно»</w:t>
+            </w:r>
+          </w:p>
+        </w:tc>
+        <w:tc>
+          <w:tcPr>
+            <w:tcW w:type="dxa" w:w="6803"/>
+            <w:vAlign w:val="center"/>
+            <w:tcMar>
+              <w:top w:w="100" w:type="dxa"/>
+              <w:bottom w:w="100" w:type="dxa"/>
+              <w:left w:w="120" w:type="dxa"/>
+              <w:right w:w="120" w:type="dxa"/>
+            </w:tcMar>
+          </w:tcPr>
+          <w:p>
+            <w:pPr>
+              <w:spacing w:before="0" w:after="0" w:line="240" w:lineRule="auto"/>
+              <w:jc w:val="both"/>
+            </w:pPr>
+            <w:r/>
+            <w:r>
+              <w:rPr>
+                <w:rFonts w:ascii="Times New Roman" w:hAnsi="Times New Roman"/>
+                <w:b w:val="0"/>
+                <w:i w:val="0"/>
+                <w:color w:val="000000"/>
+                <w:sz w:val="20"/>
+                <w:rFonts w:ascii="Times New Roman" w:hAnsi="Times New Roman" w:cs="Times New Roman" w:eastAsia="Times New Roman"/>
+              </w:rPr>
+              <w:t>Обучающийся при ответе демонстрирует существенные пробелы в знаниях основного учебного материала, допускает грубые ошибки в формулировании основных понятий и при решении типовых задач (при выполнении типовых заданий), не способен ответить на наводящие вопросы преподавателя. Оценка ставится обучающимся, которые не могут продолжить обучение или приступить к профессиональной деятельности по окончании образовательного учреждения без дополнительных занятий по рассматриваемой дисциплине.</w:t>
             </w:r>
           </w:p>
         </w:tc>
